--- a/ai/benchmarks/grpc_triton_faiss/Commands_restructured.docx
+++ b/ai/benchmarks/grpc_triton_faiss/Commands_restructured.docx
@@ -6,198 +6,777 @@
       <w:pPr>
         <w:pStyle w:val="Title"/>
         <w:jc w:val="center"/>
+        <w:rPr>
+          <w:rFonts w:ascii="Times New Roman" w:hAnsi="Times New Roman" w:cs="Times New Roman"/>
+        </w:rPr>
       </w:pPr>
       <w:r>
+        <w:rPr>
+          <w:rFonts w:ascii="Times New Roman" w:hAnsi="Times New Roman" w:cs="Times New Roman"/>
+        </w:rPr>
         <w:t>FAISS + Triton Benchmark Commands</w:t>
       </w:r>
     </w:p>
     <w:p>
-      <w:r>
+      <w:pPr>
+        <w:jc w:val="both"/>
+        <w:rPr>
+          <w:rFonts w:ascii="Times New Roman" w:hAnsi="Times New Roman" w:cs="Times New Roman"/>
+          <w:i/>
+          <w:iCs/>
+        </w:rPr>
+      </w:pPr>
+      <w:r>
+        <w:rPr>
+          <w:rFonts w:ascii="Times New Roman" w:hAnsi="Times New Roman" w:cs="Times New Roman"/>
+          <w:i/>
+          <w:iCs/>
+        </w:rPr>
+        <w:t xml:space="preserve">This runbook records the exact shell commands used to reproduce the FAISS </w:t>
+      </w:r>
+      <w:proofErr w:type="spellStart"/>
+      <w:r>
+        <w:rPr>
+          <w:rFonts w:ascii="Times New Roman" w:hAnsi="Times New Roman" w:cs="Times New Roman"/>
+          <w:i/>
+          <w:iCs/>
+        </w:rPr>
+        <w:t>gRPC</w:t>
+      </w:r>
+      <w:proofErr w:type="spellEnd"/>
+      <w:r>
+        <w:rPr>
+          <w:rFonts w:ascii="Times New Roman" w:hAnsi="Times New Roman" w:cs="Times New Roman"/>
+          <w:i/>
+          <w:iCs/>
+        </w:rPr>
+        <w:t>, Triton inference, and distributed benchmarking experiments reported for the prototype. The commands are grouped by operational purpose: environment preparation, service start-up, benchmark execution, and validation. It is not a single linear script; several sections are intended to be run in separate terminals or reused independently during debugging and performance replication.</w:t>
+      </w:r>
+    </w:p>
+    <w:p>
+      <w:pPr>
+        <w:rPr>
+          <w:rFonts w:ascii="Times New Roman" w:hAnsi="Times New Roman" w:cs="Times New Roman"/>
+        </w:rPr>
+      </w:pPr>
+      <w:r>
+        <w:rPr>
+          <w:rFonts w:ascii="Times New Roman" w:hAnsi="Times New Roman" w:cs="Times New Roman"/>
+        </w:rPr>
         <w:t>This document restructures the provided Commands.docx for readability. All shell commands are preserved verbatim; only headings and layout were improved.</w:t>
       </w:r>
     </w:p>
     <w:p>
       <w:pPr>
         <w:pStyle w:val="Heading1"/>
+        <w:rPr>
+          <w:rFonts w:ascii="Times New Roman" w:hAnsi="Times New Roman" w:cs="Times New Roman"/>
+        </w:rPr>
       </w:pPr>
       <w:r>
+        <w:rPr>
+          <w:rFonts w:ascii="Times New Roman" w:hAnsi="Times New Roman" w:cs="Times New Roman"/>
+        </w:rPr>
         <w:t>A100 Single Runs</w:t>
       </w:r>
     </w:p>
     <w:p>
       <w:pPr>
         <w:pStyle w:val="Heading2"/>
+        <w:rPr>
+          <w:rFonts w:ascii="Times New Roman" w:hAnsi="Times New Roman" w:cs="Times New Roman"/>
+        </w:rPr>
       </w:pPr>
       <w:r>
+        <w:rPr>
+          <w:rFonts w:ascii="Times New Roman" w:hAnsi="Times New Roman" w:cs="Times New Roman"/>
+        </w:rPr>
         <w:t>Assumptions and OS limits</w:t>
+      </w:r>
+    </w:p>
+    <w:p>
+      <w:pPr>
+        <w:jc w:val="both"/>
+        <w:rPr>
+          <w:rFonts w:ascii="Times New Roman" w:hAnsi="Times New Roman" w:cs="Times New Roman"/>
+          <w:i/>
+          <w:iCs/>
+        </w:rPr>
+      </w:pPr>
+      <w:r>
+        <w:rPr>
+          <w:rFonts w:ascii="Times New Roman" w:hAnsi="Times New Roman" w:cs="Times New Roman"/>
+          <w:i/>
+          <w:iCs/>
+        </w:rPr>
+        <w:t xml:space="preserve">This block states the baseline hardware and runtime assumptions under which the reported benchmark figures were produced. These commands do not modify the benchmark logic itself; they establish the process and file-descriptor limits needed to keep long-running GPU and </w:t>
+      </w:r>
+      <w:proofErr w:type="spellStart"/>
+      <w:r>
+        <w:rPr>
+          <w:rFonts w:ascii="Times New Roman" w:hAnsi="Times New Roman" w:cs="Times New Roman"/>
+          <w:i/>
+          <w:iCs/>
+        </w:rPr>
+        <w:t>gRPC</w:t>
+      </w:r>
+      <w:proofErr w:type="spellEnd"/>
+      <w:r>
+        <w:rPr>
+          <w:rFonts w:ascii="Times New Roman" w:hAnsi="Times New Roman" w:cs="Times New Roman"/>
+          <w:i/>
+          <w:iCs/>
+        </w:rPr>
+        <w:t xml:space="preserve"> tests stable under high concurrency.</w:t>
       </w:r>
     </w:p>
     <w:p>
       <w:pPr>
         <w:pStyle w:val="CodeBlock"/>
         <w:shd w:val="clear" w:color="auto" w:fill="F2F2F2"/>
+        <w:rPr>
+          <w:rFonts w:ascii="Times New Roman" w:hAnsi="Times New Roman" w:cs="Times New Roman"/>
+        </w:rPr>
       </w:pPr>
       <w:r>
+        <w:rPr>
+          <w:rFonts w:ascii="Times New Roman" w:hAnsi="Times New Roman" w:cs="Times New Roman"/>
+        </w:rPr>
         <w:t>###############################################################################</w:t>
       </w:r>
       <w:r>
-        <w:br/>
-      </w:r>
-      <w:r>
+        <w:rPr>
+          <w:rFonts w:ascii="Times New Roman" w:hAnsi="Times New Roman" w:cs="Times New Roman"/>
+        </w:rPr>
+        <w:br/>
+      </w:r>
+      <w:r>
+        <w:rPr>
+          <w:rFonts w:ascii="Times New Roman" w:hAnsi="Times New Roman" w:cs="Times New Roman"/>
+        </w:rPr>
         <w:br/>
         <w:t># Assumptions (as used for Table VII in B):</w:t>
       </w:r>
       <w:r>
-        <w:br/>
-      </w:r>
-      <w:r>
+        <w:rPr>
+          <w:rFonts w:ascii="Times New Roman" w:hAnsi="Times New Roman" w:cs="Times New Roman"/>
+        </w:rPr>
+        <w:br/>
+      </w:r>
+      <w:r>
+        <w:rPr>
+          <w:rFonts w:ascii="Times New Roman" w:hAnsi="Times New Roman" w:cs="Times New Roman"/>
+        </w:rPr>
         <w:br/>
         <w:t># - 1× A100 (80GB), 16 vCPU, 96GB RAM (B: System used for testing, p.3)</w:t>
       </w:r>
       <w:r>
-        <w:br/>
-      </w:r>
-      <w:r>
-        <w:br/>
-        <w:t># - Triton server is already running with model=bufallo_l, output tensor=683</w:t>
-      </w:r>
-      <w:r>
-        <w:br/>
-      </w:r>
-      <w:r>
+        <w:rPr>
+          <w:rFonts w:ascii="Times New Roman" w:hAnsi="Times New Roman" w:cs="Times New Roman"/>
+        </w:rPr>
+        <w:br/>
+      </w:r>
+      <w:r>
+        <w:rPr>
+          <w:rFonts w:ascii="Times New Roman" w:hAnsi="Times New Roman" w:cs="Times New Roman"/>
+        </w:rPr>
+        <w:br/>
+        <w:t># - Triton server is already running with model=</w:t>
+      </w:r>
+      <w:proofErr w:type="spellStart"/>
+      <w:r>
+        <w:rPr>
+          <w:rFonts w:ascii="Times New Roman" w:hAnsi="Times New Roman" w:cs="Times New Roman"/>
+        </w:rPr>
+        <w:t>bufallo_l</w:t>
+      </w:r>
+      <w:proofErr w:type="spellEnd"/>
+      <w:r>
+        <w:rPr>
+          <w:rFonts w:ascii="Times New Roman" w:hAnsi="Times New Roman" w:cs="Times New Roman"/>
+        </w:rPr>
+        <w:t>, output tensor=683</w:t>
+      </w:r>
+      <w:r>
+        <w:rPr>
+          <w:rFonts w:ascii="Times New Roman" w:hAnsi="Times New Roman" w:cs="Times New Roman"/>
+        </w:rPr>
+        <w:br/>
+      </w:r>
+      <w:r>
+        <w:rPr>
+          <w:rFonts w:ascii="Times New Roman" w:hAnsi="Times New Roman" w:cs="Times New Roman"/>
+        </w:rPr>
         <w:br/>
         <w:t># - You have a folder of face images for Triton benchmarking (IMAGE_FOLDER)</w:t>
       </w:r>
       <w:r>
-        <w:br/>
-      </w:r>
-      <w:r>
+        <w:rPr>
+          <w:rFonts w:ascii="Times New Roman" w:hAnsi="Times New Roman" w:cs="Times New Roman"/>
+        </w:rPr>
+        <w:br/>
+      </w:r>
+      <w:r>
+        <w:rPr>
+          <w:rFonts w:ascii="Times New Roman" w:hAnsi="Times New Roman" w:cs="Times New Roman"/>
+        </w:rPr>
         <w:br/>
         <w:t>###############################################################################</w:t>
       </w:r>
       <w:r>
-        <w:br/>
-      </w:r>
-      <w:r>
-        <w:br/>
-      </w:r>
-      <w:r>
-        <w:br/>
-      </w:r>
-      <w:r>
+        <w:rPr>
+          <w:rFonts w:ascii="Times New Roman" w:hAnsi="Times New Roman" w:cs="Times New Roman"/>
+        </w:rPr>
+        <w:br/>
+      </w:r>
+      <w:r>
+        <w:rPr>
+          <w:rFonts w:ascii="Times New Roman" w:hAnsi="Times New Roman" w:cs="Times New Roman"/>
+        </w:rPr>
+        <w:br/>
+      </w:r>
+      <w:r>
+        <w:rPr>
+          <w:rFonts w:ascii="Times New Roman" w:hAnsi="Times New Roman" w:cs="Times New Roman"/>
+        </w:rPr>
+        <w:br/>
+      </w:r>
+      <w:r>
+        <w:rPr>
+          <w:rFonts w:ascii="Times New Roman" w:hAnsi="Times New Roman" w:cs="Times New Roman"/>
+        </w:rPr>
         <w:br/>
         <w:t>############################</w:t>
       </w:r>
       <w:r>
-        <w:br/>
-      </w:r>
-      <w:r>
+        <w:rPr>
+          <w:rFonts w:ascii="Times New Roman" w:hAnsi="Times New Roman" w:cs="Times New Roman"/>
+        </w:rPr>
+        <w:br/>
+      </w:r>
+      <w:r>
+        <w:rPr>
+          <w:rFonts w:ascii="Times New Roman" w:hAnsi="Times New Roman" w:cs="Times New Roman"/>
+        </w:rPr>
         <w:br/>
         <w:t># 0) OS limits (all shells)</w:t>
       </w:r>
       <w:r>
-        <w:br/>
-      </w:r>
-      <w:r>
+        <w:rPr>
+          <w:rFonts w:ascii="Times New Roman" w:hAnsi="Times New Roman" w:cs="Times New Roman"/>
+        </w:rPr>
+        <w:br/>
+      </w:r>
+      <w:r>
+        <w:rPr>
+          <w:rFonts w:ascii="Times New Roman" w:hAnsi="Times New Roman" w:cs="Times New Roman"/>
+        </w:rPr>
         <w:br/>
         <w:t>############################</w:t>
       </w:r>
       <w:r>
-        <w:br/>
-      </w:r>
-      <w:r>
-        <w:br/>
-        <w:t>ulimit -n 200000</w:t>
+        <w:rPr>
+          <w:rFonts w:ascii="Times New Roman" w:hAnsi="Times New Roman" w:cs="Times New Roman"/>
+        </w:rPr>
+        <w:br/>
+      </w:r>
+      <w:r>
+        <w:rPr>
+          <w:rFonts w:ascii="Times New Roman" w:hAnsi="Times New Roman" w:cs="Times New Roman"/>
+        </w:rPr>
+        <w:br/>
+      </w:r>
+      <w:proofErr w:type="spellStart"/>
+      <w:r>
+        <w:rPr>
+          <w:rFonts w:ascii="Times New Roman" w:hAnsi="Times New Roman" w:cs="Times New Roman"/>
+        </w:rPr>
+        <w:t>ulimit</w:t>
+      </w:r>
+      <w:proofErr w:type="spellEnd"/>
+      <w:r>
+        <w:rPr>
+          <w:rFonts w:ascii="Times New Roman" w:hAnsi="Times New Roman" w:cs="Times New Roman"/>
+        </w:rPr>
+        <w:t xml:space="preserve"> -n 200000</w:t>
       </w:r>
     </w:p>
     <w:p>
       <w:pPr>
         <w:pStyle w:val="Heading2"/>
+        <w:numPr>
+          <w:ilvl w:val="0"/>
+          <w:numId w:val="10"/>
+        </w:numPr>
+        <w:rPr>
+          <w:rFonts w:ascii="Times New Roman" w:hAnsi="Times New Roman" w:cs="Times New Roman"/>
+          <w:lang w:val="de-DE"/>
+        </w:rPr>
       </w:pPr>
       <w:r>
-        <w:t>A) Protobuf stubs (dedup.proto → gen/*)</w:t>
+        <w:rPr>
+          <w:rFonts w:ascii="Times New Roman" w:hAnsi="Times New Roman" w:cs="Times New Roman"/>
+          <w:lang w:val="de-DE"/>
+        </w:rPr>
+        <w:t>Protobuf stubs (dedup.proto → gen/*)</w:t>
+      </w:r>
+    </w:p>
+    <w:p>
+      <w:pPr>
+        <w:jc w:val="both"/>
+        <w:rPr>
+          <w:rFonts w:ascii="Times New Roman" w:hAnsi="Times New Roman" w:cs="Times New Roman"/>
+          <w:i/>
+          <w:iCs/>
+          <w:lang w:val="en-IN"/>
+        </w:rPr>
+      </w:pPr>
+      <w:r>
+        <w:rPr>
+          <w:rFonts w:ascii="Times New Roman" w:hAnsi="Times New Roman" w:cs="Times New Roman"/>
+          <w:i/>
+          <w:iCs/>
+          <w:lang w:val="en-IN"/>
+        </w:rPr>
+        <w:t xml:space="preserve">This block prepares the Python environment and generates the </w:t>
+      </w:r>
+      <w:proofErr w:type="spellStart"/>
+      <w:r>
+        <w:rPr>
+          <w:rFonts w:ascii="Times New Roman" w:hAnsi="Times New Roman" w:cs="Times New Roman"/>
+          <w:i/>
+          <w:iCs/>
+          <w:lang w:val="en-IN"/>
+        </w:rPr>
+        <w:t>protobuf</w:t>
+      </w:r>
+      <w:proofErr w:type="spellEnd"/>
+      <w:r>
+        <w:rPr>
+          <w:rFonts w:ascii="Times New Roman" w:hAnsi="Times New Roman" w:cs="Times New Roman"/>
+          <w:i/>
+          <w:iCs/>
+          <w:lang w:val="en-IN"/>
+        </w:rPr>
+        <w:t xml:space="preserve"> client and server stubs required by the FAISS </w:t>
+      </w:r>
+      <w:proofErr w:type="spellStart"/>
+      <w:r>
+        <w:rPr>
+          <w:rFonts w:ascii="Times New Roman" w:hAnsi="Times New Roman" w:cs="Times New Roman"/>
+          <w:i/>
+          <w:iCs/>
+          <w:lang w:val="en-IN"/>
+        </w:rPr>
+        <w:t>gRPC</w:t>
+      </w:r>
+      <w:proofErr w:type="spellEnd"/>
+      <w:r>
+        <w:rPr>
+          <w:rFonts w:ascii="Times New Roman" w:hAnsi="Times New Roman" w:cs="Times New Roman"/>
+          <w:i/>
+          <w:iCs/>
+          <w:lang w:val="en-IN"/>
+        </w:rPr>
+        <w:t xml:space="preserve"> services. It should be run once per clean environment or whenever </w:t>
+      </w:r>
+      <w:proofErr w:type="spellStart"/>
+      <w:proofErr w:type="gramStart"/>
+      <w:r>
+        <w:rPr>
+          <w:rFonts w:ascii="Times New Roman" w:hAnsi="Times New Roman" w:cs="Times New Roman"/>
+          <w:i/>
+          <w:iCs/>
+          <w:lang w:val="en-IN"/>
+        </w:rPr>
+        <w:t>dedup.proto</w:t>
+      </w:r>
+      <w:proofErr w:type="spellEnd"/>
+      <w:proofErr w:type="gramEnd"/>
+      <w:r>
+        <w:rPr>
+          <w:rFonts w:ascii="Times New Roman" w:hAnsi="Times New Roman" w:cs="Times New Roman"/>
+          <w:i/>
+          <w:iCs/>
+          <w:lang w:val="en-IN"/>
+        </w:rPr>
+        <w:t xml:space="preserve"> changes, because the generated bindings must remain consistent with the server implementation and the benchmark client.</w:t>
       </w:r>
     </w:p>
     <w:p>
       <w:pPr>
         <w:pStyle w:val="CodeBlock"/>
         <w:shd w:val="clear" w:color="auto" w:fill="F2F2F2"/>
+        <w:rPr>
+          <w:rFonts w:ascii="Times New Roman" w:hAnsi="Times New Roman" w:cs="Times New Roman"/>
+        </w:rPr>
       </w:pPr>
       <w:r>
+        <w:rPr>
+          <w:rFonts w:ascii="Times New Roman" w:hAnsi="Times New Roman" w:cs="Times New Roman"/>
+        </w:rPr>
         <w:t>###############################################################################</w:t>
       </w:r>
       <w:r>
-        <w:br/>
-      </w:r>
-      <w:r>
-        <w:br/>
-        <w:t># A) Protobuf stubs (dedup.proto → gen/*)   (B: Commands for FAISS, p.8)</w:t>
-      </w:r>
-      <w:r>
-        <w:br/>
-      </w:r>
-      <w:r>
+        <w:rPr>
+          <w:rFonts w:ascii="Times New Roman" w:hAnsi="Times New Roman" w:cs="Times New Roman"/>
+        </w:rPr>
+        <w:br/>
+      </w:r>
+      <w:r>
+        <w:rPr>
+          <w:rFonts w:ascii="Times New Roman" w:hAnsi="Times New Roman" w:cs="Times New Roman"/>
+        </w:rPr>
+        <w:br/>
+      </w:r>
+      <w:r>
+        <w:rPr>
+          <w:rFonts w:ascii="Times New Roman" w:hAnsi="Times New Roman" w:cs="Times New Roman"/>
+        </w:rPr>
+        <w:lastRenderedPageBreak/>
+        <w:t xml:space="preserve"># A) </w:t>
+      </w:r>
+      <w:proofErr w:type="spellStart"/>
+      <w:r>
+        <w:rPr>
+          <w:rFonts w:ascii="Times New Roman" w:hAnsi="Times New Roman" w:cs="Times New Roman"/>
+        </w:rPr>
+        <w:t>Protobuf</w:t>
+      </w:r>
+      <w:proofErr w:type="spellEnd"/>
+      <w:r>
+        <w:rPr>
+          <w:rFonts w:ascii="Times New Roman" w:hAnsi="Times New Roman" w:cs="Times New Roman"/>
+        </w:rPr>
+        <w:t xml:space="preserve"> stubs (</w:t>
+      </w:r>
+      <w:proofErr w:type="spellStart"/>
+      <w:r>
+        <w:rPr>
+          <w:rFonts w:ascii="Times New Roman" w:hAnsi="Times New Roman" w:cs="Times New Roman"/>
+        </w:rPr>
+        <w:t>dedup.proto</w:t>
+      </w:r>
+      <w:proofErr w:type="spellEnd"/>
+      <w:r>
+        <w:rPr>
+          <w:rFonts w:ascii="Times New Roman" w:hAnsi="Times New Roman" w:cs="Times New Roman"/>
+        </w:rPr>
+        <w:t xml:space="preserve"> → gen/*)   (B: Commands for FAISS, p.8)</w:t>
+      </w:r>
+      <w:r>
+        <w:rPr>
+          <w:rFonts w:ascii="Times New Roman" w:hAnsi="Times New Roman" w:cs="Times New Roman"/>
+        </w:rPr>
+        <w:br/>
+      </w:r>
+      <w:r>
+        <w:rPr>
+          <w:rFonts w:ascii="Times New Roman" w:hAnsi="Times New Roman" w:cs="Times New Roman"/>
+        </w:rPr>
         <w:br/>
         <w:t>###############################################################################</w:t>
       </w:r>
       <w:r>
-        <w:br/>
-      </w:r>
-      <w:r>
-        <w:br/>
-        <w:t>cd ~/faiss_stack/faiss_grpc_server_bundle</w:t>
-      </w:r>
-      <w:r>
-        <w:br/>
-      </w:r>
-      <w:r>
-        <w:br/>
-        <w:t>python3 -m venv .venv_faiss</w:t>
-      </w:r>
-      <w:r>
-        <w:br/>
-      </w:r>
-      <w:r>
-        <w:br/>
-        <w:t>source .venv_faiss/bin/activate</w:t>
-      </w:r>
-      <w:r>
-        <w:br/>
-      </w:r>
-      <w:r>
-        <w:br/>
-        <w:t>pip install -U pip wheel setuptools</w:t>
-      </w:r>
-      <w:r>
-        <w:br/>
-      </w:r>
-      <w:r>
+        <w:rPr>
+          <w:rFonts w:ascii="Times New Roman" w:hAnsi="Times New Roman" w:cs="Times New Roman"/>
+        </w:rPr>
+        <w:br/>
+      </w:r>
+      <w:r>
+        <w:rPr>
+          <w:rFonts w:ascii="Times New Roman" w:hAnsi="Times New Roman" w:cs="Times New Roman"/>
+        </w:rPr>
+        <w:br/>
+        <w:t>cd ~/</w:t>
+      </w:r>
+      <w:proofErr w:type="spellStart"/>
+      <w:r>
+        <w:rPr>
+          <w:rFonts w:ascii="Times New Roman" w:hAnsi="Times New Roman" w:cs="Times New Roman"/>
+        </w:rPr>
+        <w:t>faiss_stack</w:t>
+      </w:r>
+      <w:proofErr w:type="spellEnd"/>
+      <w:r>
+        <w:rPr>
+          <w:rFonts w:ascii="Times New Roman" w:hAnsi="Times New Roman" w:cs="Times New Roman"/>
+        </w:rPr>
+        <w:t>/</w:t>
+      </w:r>
+      <w:proofErr w:type="spellStart"/>
+      <w:r>
+        <w:rPr>
+          <w:rFonts w:ascii="Times New Roman" w:hAnsi="Times New Roman" w:cs="Times New Roman"/>
+        </w:rPr>
+        <w:t>faiss_grpc_server_bundle</w:t>
+      </w:r>
+      <w:proofErr w:type="spellEnd"/>
+      <w:r>
+        <w:rPr>
+          <w:rFonts w:ascii="Times New Roman" w:hAnsi="Times New Roman" w:cs="Times New Roman"/>
+        </w:rPr>
+        <w:br/>
+      </w:r>
+      <w:r>
+        <w:rPr>
+          <w:rFonts w:ascii="Times New Roman" w:hAnsi="Times New Roman" w:cs="Times New Roman"/>
+        </w:rPr>
+        <w:br/>
+        <w:t xml:space="preserve">python3 -m </w:t>
+      </w:r>
+      <w:proofErr w:type="spellStart"/>
+      <w:r>
+        <w:rPr>
+          <w:rFonts w:ascii="Times New Roman" w:hAnsi="Times New Roman" w:cs="Times New Roman"/>
+        </w:rPr>
+        <w:t>venv</w:t>
+      </w:r>
+      <w:proofErr w:type="spellEnd"/>
+      <w:r>
+        <w:rPr>
+          <w:rFonts w:ascii="Times New Roman" w:hAnsi="Times New Roman" w:cs="Times New Roman"/>
+        </w:rPr>
+        <w:t xml:space="preserve"> .</w:t>
+      </w:r>
+      <w:proofErr w:type="spellStart"/>
+      <w:r>
+        <w:rPr>
+          <w:rFonts w:ascii="Times New Roman" w:hAnsi="Times New Roman" w:cs="Times New Roman"/>
+        </w:rPr>
+        <w:t>venv_faiss</w:t>
+      </w:r>
+      <w:proofErr w:type="spellEnd"/>
+      <w:r>
+        <w:rPr>
+          <w:rFonts w:ascii="Times New Roman" w:hAnsi="Times New Roman" w:cs="Times New Roman"/>
+        </w:rPr>
+        <w:br/>
+      </w:r>
+      <w:r>
+        <w:rPr>
+          <w:rFonts w:ascii="Times New Roman" w:hAnsi="Times New Roman" w:cs="Times New Roman"/>
+        </w:rPr>
+        <w:br/>
+        <w:t>source .</w:t>
+      </w:r>
+      <w:proofErr w:type="spellStart"/>
+      <w:r>
+        <w:rPr>
+          <w:rFonts w:ascii="Times New Roman" w:hAnsi="Times New Roman" w:cs="Times New Roman"/>
+        </w:rPr>
+        <w:t>venv_faiss</w:t>
+      </w:r>
+      <w:proofErr w:type="spellEnd"/>
+      <w:r>
+        <w:rPr>
+          <w:rFonts w:ascii="Times New Roman" w:hAnsi="Times New Roman" w:cs="Times New Roman"/>
+        </w:rPr>
+        <w:t>/bin/activate</w:t>
+      </w:r>
+      <w:r>
+        <w:rPr>
+          <w:rFonts w:ascii="Times New Roman" w:hAnsi="Times New Roman" w:cs="Times New Roman"/>
+        </w:rPr>
+        <w:br/>
+      </w:r>
+      <w:r>
+        <w:rPr>
+          <w:rFonts w:ascii="Times New Roman" w:hAnsi="Times New Roman" w:cs="Times New Roman"/>
+        </w:rPr>
+        <w:br/>
+        <w:t xml:space="preserve">pip install -U pip wheel </w:t>
+      </w:r>
+      <w:proofErr w:type="spellStart"/>
+      <w:r>
+        <w:rPr>
+          <w:rFonts w:ascii="Times New Roman" w:hAnsi="Times New Roman" w:cs="Times New Roman"/>
+        </w:rPr>
+        <w:t>setuptools</w:t>
+      </w:r>
+      <w:proofErr w:type="spellEnd"/>
+      <w:r>
+        <w:rPr>
+          <w:rFonts w:ascii="Times New Roman" w:hAnsi="Times New Roman" w:cs="Times New Roman"/>
+        </w:rPr>
+        <w:br/>
+      </w:r>
+      <w:r>
+        <w:rPr>
+          <w:rFonts w:ascii="Times New Roman" w:hAnsi="Times New Roman" w:cs="Times New Roman"/>
+        </w:rPr>
         <w:br/>
         <w:t>pip install -r requirements.txt</w:t>
       </w:r>
       <w:r>
-        <w:br/>
-      </w:r>
-      <w:r>
+        <w:rPr>
+          <w:rFonts w:ascii="Times New Roman" w:hAnsi="Times New Roman" w:cs="Times New Roman"/>
+        </w:rPr>
+        <w:br/>
+      </w:r>
+      <w:r>
+        <w:rPr>
+          <w:rFonts w:ascii="Times New Roman" w:hAnsi="Times New Roman" w:cs="Times New Roman"/>
+        </w:rPr>
         <w:br/>
       </w:r>
       <w:bookmarkStart w:id="0" w:name="_Hlk223198919"/>
       <w:r>
-        <w:t>pip install 'faiss-gpu-cu12[fix-cuda]'</w:t>
+        <w:rPr>
+          <w:rFonts w:ascii="Times New Roman" w:hAnsi="Times New Roman" w:cs="Times New Roman"/>
+        </w:rPr>
+        <w:t>pip install 'faiss-gpu-cu12[fix-</w:t>
+      </w:r>
+      <w:proofErr w:type="spellStart"/>
+      <w:r>
+        <w:rPr>
+          <w:rFonts w:ascii="Times New Roman" w:hAnsi="Times New Roman" w:cs="Times New Roman"/>
+        </w:rPr>
+        <w:t>cuda</w:t>
+      </w:r>
+      <w:proofErr w:type="spellEnd"/>
+      <w:r>
+        <w:rPr>
+          <w:rFonts w:ascii="Times New Roman" w:hAnsi="Times New Roman" w:cs="Times New Roman"/>
+        </w:rPr>
+        <w:t>]'</w:t>
       </w:r>
       <w:bookmarkEnd w:id="0"/>
       <w:r>
-        <w:br/>
-      </w:r>
-      <w:r>
-        <w:lastRenderedPageBreak/>
-        <w:br/>
-        <w:t>python -c "import numpy, faiss, grpc; print('numpy', numpy.__version__); print('faiss ok'); print('grpc', grpc.__version__)"</w:t>
-      </w:r>
-      <w:r>
-        <w:br/>
-      </w:r>
-      <w:r>
+        <w:rPr>
+          <w:rFonts w:ascii="Times New Roman" w:hAnsi="Times New Roman" w:cs="Times New Roman"/>
+        </w:rPr>
+        <w:br/>
+      </w:r>
+      <w:r>
+        <w:rPr>
+          <w:rFonts w:ascii="Times New Roman" w:hAnsi="Times New Roman" w:cs="Times New Roman"/>
+        </w:rPr>
+        <w:br/>
+        <w:t xml:space="preserve">python -c "import </w:t>
+      </w:r>
+      <w:proofErr w:type="spellStart"/>
+      <w:r>
+        <w:rPr>
+          <w:rFonts w:ascii="Times New Roman" w:hAnsi="Times New Roman" w:cs="Times New Roman"/>
+        </w:rPr>
+        <w:t>numpy</w:t>
+      </w:r>
+      <w:proofErr w:type="spellEnd"/>
+      <w:r>
+        <w:rPr>
+          <w:rFonts w:ascii="Times New Roman" w:hAnsi="Times New Roman" w:cs="Times New Roman"/>
+        </w:rPr>
+        <w:t xml:space="preserve">, </w:t>
+      </w:r>
+      <w:proofErr w:type="spellStart"/>
+      <w:r>
+        <w:rPr>
+          <w:rFonts w:ascii="Times New Roman" w:hAnsi="Times New Roman" w:cs="Times New Roman"/>
+        </w:rPr>
+        <w:t>faiss</w:t>
+      </w:r>
+      <w:proofErr w:type="spellEnd"/>
+      <w:r>
+        <w:rPr>
+          <w:rFonts w:ascii="Times New Roman" w:hAnsi="Times New Roman" w:cs="Times New Roman"/>
+        </w:rPr>
+        <w:t xml:space="preserve">, </w:t>
+      </w:r>
+      <w:proofErr w:type="spellStart"/>
+      <w:r>
+        <w:rPr>
+          <w:rFonts w:ascii="Times New Roman" w:hAnsi="Times New Roman" w:cs="Times New Roman"/>
+        </w:rPr>
+        <w:t>grpc</w:t>
+      </w:r>
+      <w:proofErr w:type="spellEnd"/>
+      <w:r>
+        <w:rPr>
+          <w:rFonts w:ascii="Times New Roman" w:hAnsi="Times New Roman" w:cs="Times New Roman"/>
+        </w:rPr>
+        <w:t>; print('</w:t>
+      </w:r>
+      <w:proofErr w:type="spellStart"/>
+      <w:r>
+        <w:rPr>
+          <w:rFonts w:ascii="Times New Roman" w:hAnsi="Times New Roman" w:cs="Times New Roman"/>
+        </w:rPr>
+        <w:t>numpy</w:t>
+      </w:r>
+      <w:proofErr w:type="spellEnd"/>
+      <w:r>
+        <w:rPr>
+          <w:rFonts w:ascii="Times New Roman" w:hAnsi="Times New Roman" w:cs="Times New Roman"/>
+        </w:rPr>
+        <w:t xml:space="preserve">', </w:t>
+      </w:r>
+      <w:proofErr w:type="spellStart"/>
+      <w:r>
+        <w:rPr>
+          <w:rFonts w:ascii="Times New Roman" w:hAnsi="Times New Roman" w:cs="Times New Roman"/>
+        </w:rPr>
+        <w:t>numpy</w:t>
+      </w:r>
+      <w:proofErr w:type="spellEnd"/>
+      <w:r>
+        <w:rPr>
+          <w:rFonts w:ascii="Times New Roman" w:hAnsi="Times New Roman" w:cs="Times New Roman"/>
+        </w:rPr>
+        <w:t>.__version__); print('</w:t>
+      </w:r>
+      <w:proofErr w:type="spellStart"/>
+      <w:r>
+        <w:rPr>
+          <w:rFonts w:ascii="Times New Roman" w:hAnsi="Times New Roman" w:cs="Times New Roman"/>
+        </w:rPr>
+        <w:t>faiss</w:t>
+      </w:r>
+      <w:proofErr w:type="spellEnd"/>
+      <w:r>
+        <w:rPr>
+          <w:rFonts w:ascii="Times New Roman" w:hAnsi="Times New Roman" w:cs="Times New Roman"/>
+        </w:rPr>
+        <w:t xml:space="preserve"> ok'); print('</w:t>
+      </w:r>
+      <w:proofErr w:type="spellStart"/>
+      <w:r>
+        <w:rPr>
+          <w:rFonts w:ascii="Times New Roman" w:hAnsi="Times New Roman" w:cs="Times New Roman"/>
+        </w:rPr>
+        <w:t>grpc</w:t>
+      </w:r>
+      <w:proofErr w:type="spellEnd"/>
+      <w:r>
+        <w:rPr>
+          <w:rFonts w:ascii="Times New Roman" w:hAnsi="Times New Roman" w:cs="Times New Roman"/>
+        </w:rPr>
+        <w:t xml:space="preserve">', </w:t>
+      </w:r>
+      <w:proofErr w:type="spellStart"/>
+      <w:r>
+        <w:rPr>
+          <w:rFonts w:ascii="Times New Roman" w:hAnsi="Times New Roman" w:cs="Times New Roman"/>
+        </w:rPr>
+        <w:t>grpc</w:t>
+      </w:r>
+      <w:proofErr w:type="spellEnd"/>
+      <w:r>
+        <w:rPr>
+          <w:rFonts w:ascii="Times New Roman" w:hAnsi="Times New Roman" w:cs="Times New Roman"/>
+        </w:rPr>
+        <w:t>.__version__)"</w:t>
+      </w:r>
+      <w:r>
+        <w:rPr>
+          <w:rFonts w:ascii="Times New Roman" w:hAnsi="Times New Roman" w:cs="Times New Roman"/>
+        </w:rPr>
+        <w:br/>
+      </w:r>
+      <w:r>
+        <w:rPr>
+          <w:rFonts w:ascii="Times New Roman" w:hAnsi="Times New Roman" w:cs="Times New Roman"/>
+        </w:rPr>
         <w:br/>
         <w:t>./gen_proto.sh</w:t>
       </w:r>
@@ -205,186 +784,525 @@
     <w:p>
       <w:pPr>
         <w:pStyle w:val="Heading2"/>
+        <w:rPr>
+          <w:rFonts w:ascii="Times New Roman" w:hAnsi="Times New Roman" w:cs="Times New Roman"/>
+        </w:rPr>
       </w:pPr>
       <w:r>
-        <w:t>B) Start FAISS gRPC server (Terminal 1)</w:t>
+        <w:rPr>
+          <w:rFonts w:ascii="Times New Roman" w:hAnsi="Times New Roman" w:cs="Times New Roman"/>
+        </w:rPr>
+        <w:t xml:space="preserve">B) Start FAISS </w:t>
+      </w:r>
+      <w:proofErr w:type="spellStart"/>
+      <w:r>
+        <w:rPr>
+          <w:rFonts w:ascii="Times New Roman" w:hAnsi="Times New Roman" w:cs="Times New Roman"/>
+        </w:rPr>
+        <w:t>gRPC</w:t>
+      </w:r>
+      <w:proofErr w:type="spellEnd"/>
+      <w:r>
+        <w:rPr>
+          <w:rFonts w:ascii="Times New Roman" w:hAnsi="Times New Roman" w:cs="Times New Roman"/>
+        </w:rPr>
+        <w:t xml:space="preserve"> server (Terminal 1)</w:t>
+      </w:r>
+    </w:p>
+    <w:p>
+      <w:pPr>
+        <w:jc w:val="both"/>
+        <w:rPr>
+          <w:rFonts w:ascii="Times New Roman" w:hAnsi="Times New Roman" w:cs="Times New Roman"/>
+          <w:i/>
+          <w:iCs/>
+        </w:rPr>
+      </w:pPr>
+      <w:r>
+        <w:rPr>
+          <w:rFonts w:ascii="Times New Roman" w:hAnsi="Times New Roman" w:cs="Times New Roman"/>
+          <w:i/>
+          <w:iCs/>
+        </w:rPr>
+        <w:t xml:space="preserve">This block launches the primary FAISS </w:t>
+      </w:r>
+      <w:proofErr w:type="spellStart"/>
+      <w:r>
+        <w:rPr>
+          <w:rFonts w:ascii="Times New Roman" w:hAnsi="Times New Roman" w:cs="Times New Roman"/>
+          <w:i/>
+          <w:iCs/>
+        </w:rPr>
+        <w:t>gRPC</w:t>
+      </w:r>
+      <w:proofErr w:type="spellEnd"/>
+      <w:r>
+        <w:rPr>
+          <w:rFonts w:ascii="Times New Roman" w:hAnsi="Times New Roman" w:cs="Times New Roman"/>
+          <w:i/>
+          <w:iCs/>
+        </w:rPr>
+        <w:t xml:space="preserve"> server used for the direct-search benchmark path. The exported variables define index type, bootstrap mode, GPU execution mode, update </w:t>
+      </w:r>
+      <w:proofErr w:type="spellStart"/>
+      <w:r>
+        <w:rPr>
+          <w:rFonts w:ascii="Times New Roman" w:hAnsi="Times New Roman" w:cs="Times New Roman"/>
+          <w:i/>
+          <w:iCs/>
+        </w:rPr>
+        <w:t>behaviour</w:t>
+      </w:r>
+      <w:proofErr w:type="spellEnd"/>
+      <w:r>
+        <w:rPr>
+          <w:rFonts w:ascii="Times New Roman" w:hAnsi="Times New Roman" w:cs="Times New Roman"/>
+          <w:i/>
+          <w:iCs/>
+        </w:rPr>
+        <w:t xml:space="preserve">, and conservative concurrency controls intended to keep GPU search </w:t>
+      </w:r>
+      <w:proofErr w:type="spellStart"/>
+      <w:r>
+        <w:rPr>
+          <w:rFonts w:ascii="Times New Roman" w:hAnsi="Times New Roman" w:cs="Times New Roman"/>
+          <w:i/>
+          <w:iCs/>
+        </w:rPr>
+        <w:t>behaviour</w:t>
+      </w:r>
+      <w:proofErr w:type="spellEnd"/>
+      <w:r>
+        <w:rPr>
+          <w:rFonts w:ascii="Times New Roman" w:hAnsi="Times New Roman" w:cs="Times New Roman"/>
+          <w:i/>
+          <w:iCs/>
+        </w:rPr>
+        <w:t xml:space="preserve"> stable during measurement.</w:t>
       </w:r>
     </w:p>
     <w:p>
       <w:pPr>
         <w:pStyle w:val="CodeBlock"/>
         <w:shd w:val="clear" w:color="auto" w:fill="F2F2F2"/>
+        <w:rPr>
+          <w:rFonts w:ascii="Times New Roman" w:hAnsi="Times New Roman" w:cs="Times New Roman"/>
+        </w:rPr>
       </w:pPr>
       <w:r>
+        <w:rPr>
+          <w:rFonts w:ascii="Times New Roman" w:hAnsi="Times New Roman" w:cs="Times New Roman"/>
+        </w:rPr>
         <w:t>###############################################################################</w:t>
       </w:r>
       <w:r>
-        <w:br/>
-      </w:r>
-      <w:r>
-        <w:br/>
-        <w:t># B) Start FAISS gRPC server (Terminal 1)   (B: Commands for FAISS, pp.8–9)</w:t>
-      </w:r>
-      <w:r>
-        <w:br/>
-      </w:r>
-      <w:r>
+        <w:rPr>
+          <w:rFonts w:ascii="Times New Roman" w:hAnsi="Times New Roman" w:cs="Times New Roman"/>
+        </w:rPr>
+        <w:br/>
+      </w:r>
+      <w:r>
+        <w:rPr>
+          <w:rFonts w:ascii="Times New Roman" w:hAnsi="Times New Roman" w:cs="Times New Roman"/>
+        </w:rPr>
+        <w:br/>
+        <w:t xml:space="preserve"># B) Start FAISS </w:t>
+      </w:r>
+      <w:proofErr w:type="spellStart"/>
+      <w:r>
+        <w:rPr>
+          <w:rFonts w:ascii="Times New Roman" w:hAnsi="Times New Roman" w:cs="Times New Roman"/>
+        </w:rPr>
+        <w:t>gRPC</w:t>
+      </w:r>
+      <w:proofErr w:type="spellEnd"/>
+      <w:r>
+        <w:rPr>
+          <w:rFonts w:ascii="Times New Roman" w:hAnsi="Times New Roman" w:cs="Times New Roman"/>
+        </w:rPr>
+        <w:t xml:space="preserve"> server (Terminal 1)   (B: Commands for FAISS, pp.8–9)</w:t>
+      </w:r>
+      <w:r>
+        <w:rPr>
+          <w:rFonts w:ascii="Times New Roman" w:hAnsi="Times New Roman" w:cs="Times New Roman"/>
+        </w:rPr>
+        <w:br/>
+      </w:r>
+      <w:r>
+        <w:rPr>
+          <w:rFonts w:ascii="Times New Roman" w:hAnsi="Times New Roman" w:cs="Times New Roman"/>
+        </w:rPr>
         <w:br/>
         <w:t>###############################################################################</w:t>
       </w:r>
       <w:r>
-        <w:br/>
-      </w:r>
-      <w:r>
-        <w:br/>
-        <w:t>source ~/faiss_stack/faiss_grpc_server_bundle/.venv_faiss/bin/activate</w:t>
-      </w:r>
-      <w:r>
-        <w:br/>
-      </w:r>
-      <w:r>
-        <w:br/>
-        <w:t>cd ~/faiss_stack/faiss_grpc_server_bundle</w:t>
-      </w:r>
-      <w:r>
-        <w:br/>
-      </w:r>
-      <w:r>
-        <w:br/>
-      </w:r>
-      <w:r>
-        <w:br/>
-      </w:r>
-      <w:r>
-        <w:br/>
-        <w:t>export INTERNAL_AUTH_TOKEN=devtoken</w:t>
-      </w:r>
-      <w:r>
-        <w:br/>
-      </w:r>
-      <w:r>
-        <w:br/>
-      </w:r>
-      <w:r>
-        <w:br/>
-      </w:r>
-      <w:r>
+        <w:rPr>
+          <w:rFonts w:ascii="Times New Roman" w:hAnsi="Times New Roman" w:cs="Times New Roman"/>
+        </w:rPr>
+        <w:br/>
+      </w:r>
+      <w:r>
+        <w:rPr>
+          <w:rFonts w:ascii="Times New Roman" w:hAnsi="Times New Roman" w:cs="Times New Roman"/>
+        </w:rPr>
+        <w:br/>
+        <w:t>source ~/</w:t>
+      </w:r>
+      <w:proofErr w:type="spellStart"/>
+      <w:r>
+        <w:rPr>
+          <w:rFonts w:ascii="Times New Roman" w:hAnsi="Times New Roman" w:cs="Times New Roman"/>
+        </w:rPr>
+        <w:t>faiss_stack</w:t>
+      </w:r>
+      <w:proofErr w:type="spellEnd"/>
+      <w:r>
+        <w:rPr>
+          <w:rFonts w:ascii="Times New Roman" w:hAnsi="Times New Roman" w:cs="Times New Roman"/>
+        </w:rPr>
+        <w:t>/</w:t>
+      </w:r>
+      <w:proofErr w:type="spellStart"/>
+      <w:r>
+        <w:rPr>
+          <w:rFonts w:ascii="Times New Roman" w:hAnsi="Times New Roman" w:cs="Times New Roman"/>
+        </w:rPr>
+        <w:t>faiss_grpc_server_bundle</w:t>
+      </w:r>
+      <w:proofErr w:type="spellEnd"/>
+      <w:r>
+        <w:rPr>
+          <w:rFonts w:ascii="Times New Roman" w:hAnsi="Times New Roman" w:cs="Times New Roman"/>
+        </w:rPr>
+        <w:t>/.</w:t>
+      </w:r>
+      <w:proofErr w:type="spellStart"/>
+      <w:r>
+        <w:rPr>
+          <w:rFonts w:ascii="Times New Roman" w:hAnsi="Times New Roman" w:cs="Times New Roman"/>
+        </w:rPr>
+        <w:t>venv_faiss</w:t>
+      </w:r>
+      <w:proofErr w:type="spellEnd"/>
+      <w:r>
+        <w:rPr>
+          <w:rFonts w:ascii="Times New Roman" w:hAnsi="Times New Roman" w:cs="Times New Roman"/>
+        </w:rPr>
+        <w:t>/bin/activate</w:t>
+      </w:r>
+      <w:r>
+        <w:rPr>
+          <w:rFonts w:ascii="Times New Roman" w:hAnsi="Times New Roman" w:cs="Times New Roman"/>
+        </w:rPr>
+        <w:br/>
+      </w:r>
+      <w:r>
+        <w:rPr>
+          <w:rFonts w:ascii="Times New Roman" w:hAnsi="Times New Roman" w:cs="Times New Roman"/>
+        </w:rPr>
+        <w:br/>
+        <w:t>cd ~/</w:t>
+      </w:r>
+      <w:proofErr w:type="spellStart"/>
+      <w:r>
+        <w:rPr>
+          <w:rFonts w:ascii="Times New Roman" w:hAnsi="Times New Roman" w:cs="Times New Roman"/>
+        </w:rPr>
+        <w:t>faiss_stack</w:t>
+      </w:r>
+      <w:proofErr w:type="spellEnd"/>
+      <w:r>
+        <w:rPr>
+          <w:rFonts w:ascii="Times New Roman" w:hAnsi="Times New Roman" w:cs="Times New Roman"/>
+        </w:rPr>
+        <w:t>/</w:t>
+      </w:r>
+      <w:proofErr w:type="spellStart"/>
+      <w:r>
+        <w:rPr>
+          <w:rFonts w:ascii="Times New Roman" w:hAnsi="Times New Roman" w:cs="Times New Roman"/>
+        </w:rPr>
+        <w:t>faiss_grpc_server_bundle</w:t>
+      </w:r>
+      <w:proofErr w:type="spellEnd"/>
+      <w:r>
+        <w:rPr>
+          <w:rFonts w:ascii="Times New Roman" w:hAnsi="Times New Roman" w:cs="Times New Roman"/>
+        </w:rPr>
+        <w:br/>
+      </w:r>
+      <w:r>
+        <w:rPr>
+          <w:rFonts w:ascii="Times New Roman" w:hAnsi="Times New Roman" w:cs="Times New Roman"/>
+        </w:rPr>
+        <w:br/>
+      </w:r>
+      <w:r>
+        <w:rPr>
+          <w:rFonts w:ascii="Times New Roman" w:hAnsi="Times New Roman" w:cs="Times New Roman"/>
+        </w:rPr>
+        <w:br/>
+      </w:r>
+      <w:r>
+        <w:rPr>
+          <w:rFonts w:ascii="Times New Roman" w:hAnsi="Times New Roman" w:cs="Times New Roman"/>
+        </w:rPr>
+        <w:br/>
+        <w:t>export INTERNAL_AUTH_TOKEN=</w:t>
+      </w:r>
+      <w:proofErr w:type="spellStart"/>
+      <w:r>
+        <w:rPr>
+          <w:rFonts w:ascii="Times New Roman" w:hAnsi="Times New Roman" w:cs="Times New Roman"/>
+        </w:rPr>
+        <w:t>devtoken</w:t>
+      </w:r>
+      <w:proofErr w:type="spellEnd"/>
+      <w:r>
+        <w:rPr>
+          <w:rFonts w:ascii="Times New Roman" w:hAnsi="Times New Roman" w:cs="Times New Roman"/>
+        </w:rPr>
+        <w:br/>
+      </w:r>
+      <w:r>
+        <w:rPr>
+          <w:rFonts w:ascii="Times New Roman" w:hAnsi="Times New Roman" w:cs="Times New Roman"/>
+        </w:rPr>
+        <w:br/>
+      </w:r>
+      <w:r>
+        <w:rPr>
+          <w:rFonts w:ascii="Times New Roman" w:hAnsi="Times New Roman" w:cs="Times New Roman"/>
+        </w:rPr>
+        <w:br/>
+      </w:r>
+      <w:r>
+        <w:rPr>
+          <w:rFonts w:ascii="Times New Roman" w:hAnsi="Times New Roman" w:cs="Times New Roman"/>
+        </w:rPr>
         <w:br/>
         <w:t># Synthetic preload for benchmarking (1,000,000 vectors)</w:t>
       </w:r>
       <w:r>
-        <w:br/>
-      </w:r>
-      <w:r>
+        <w:rPr>
+          <w:rFonts w:ascii="Times New Roman" w:hAnsi="Times New Roman" w:cs="Times New Roman"/>
+        </w:rPr>
+        <w:br/>
+      </w:r>
+      <w:r>
+        <w:rPr>
+          <w:rFonts w:ascii="Times New Roman" w:hAnsi="Times New Roman" w:cs="Times New Roman"/>
+        </w:rPr>
         <w:br/>
         <w:t>export BOOTSTRAP_MODE=random</w:t>
       </w:r>
       <w:r>
-        <w:br/>
-      </w:r>
-      <w:r>
+        <w:rPr>
+          <w:rFonts w:ascii="Times New Roman" w:hAnsi="Times New Roman" w:cs="Times New Roman"/>
+        </w:rPr>
+        <w:br/>
+      </w:r>
+      <w:r>
+        <w:rPr>
+          <w:rFonts w:ascii="Times New Roman" w:hAnsi="Times New Roman" w:cs="Times New Roman"/>
+        </w:rPr>
         <w:br/>
         <w:t>export RANDOM_N=1000000</w:t>
       </w:r>
       <w:r>
-        <w:br/>
-      </w:r>
-      <w:r>
+        <w:rPr>
+          <w:rFonts w:ascii="Times New Roman" w:hAnsi="Times New Roman" w:cs="Times New Roman"/>
+        </w:rPr>
+        <w:br/>
+      </w:r>
+      <w:r>
+        <w:rPr>
+          <w:rFonts w:ascii="Times New Roman" w:hAnsi="Times New Roman" w:cs="Times New Roman"/>
+        </w:rPr>
         <w:br/>
         <w:t>export RANDOM_CHUNK=100000</w:t>
       </w:r>
       <w:r>
-        <w:br/>
-      </w:r>
-      <w:r>
-        <w:br/>
-      </w:r>
-      <w:r>
-        <w:br/>
-      </w:r>
-      <w:r>
+        <w:rPr>
+          <w:rFonts w:ascii="Times New Roman" w:hAnsi="Times New Roman" w:cs="Times New Roman"/>
+        </w:rPr>
+        <w:br/>
+      </w:r>
+      <w:r>
+        <w:rPr>
+          <w:rFonts w:ascii="Times New Roman" w:hAnsi="Times New Roman" w:cs="Times New Roman"/>
+        </w:rPr>
+        <w:br/>
+      </w:r>
+      <w:r>
+        <w:rPr>
+          <w:rFonts w:ascii="Times New Roman" w:hAnsi="Times New Roman" w:cs="Times New Roman"/>
+        </w:rPr>
+        <w:br/>
+      </w:r>
+      <w:r>
+        <w:rPr>
+          <w:rFonts w:ascii="Times New Roman" w:hAnsi="Times New Roman" w:cs="Times New Roman"/>
+        </w:rPr>
         <w:br/>
         <w:t># GPU mode</w:t>
       </w:r>
       <w:r>
-        <w:br/>
-      </w:r>
-      <w:r>
+        <w:rPr>
+          <w:rFonts w:ascii="Times New Roman" w:hAnsi="Times New Roman" w:cs="Times New Roman"/>
+        </w:rPr>
+        <w:br/>
+      </w:r>
+      <w:r>
+        <w:rPr>
+          <w:rFonts w:ascii="Times New Roman" w:hAnsi="Times New Roman" w:cs="Times New Roman"/>
+        </w:rPr>
         <w:br/>
         <w:t>export USE_GPU=1</w:t>
       </w:r>
       <w:r>
-        <w:br/>
-      </w:r>
-      <w:r>
-        <w:br/>
+        <w:rPr>
+          <w:rFonts w:ascii="Times New Roman" w:hAnsi="Times New Roman" w:cs="Times New Roman"/>
+        </w:rPr>
+        <w:br/>
+      </w:r>
+      <w:r>
+        <w:rPr>
+          <w:rFonts w:ascii="Times New Roman" w:hAnsi="Times New Roman" w:cs="Times New Roman"/>
+        </w:rPr>
+        <w:br/>
+      </w:r>
+      <w:r>
+        <w:rPr>
+          <w:rFonts w:ascii="Times New Roman" w:hAnsi="Times New Roman" w:cs="Times New Roman"/>
+        </w:rPr>
+        <w:lastRenderedPageBreak/>
         <w:t>export GPU_ID=0</w:t>
       </w:r>
       <w:r>
-        <w:br/>
-      </w:r>
-      <w:r>
+        <w:rPr>
+          <w:rFonts w:ascii="Times New Roman" w:hAnsi="Times New Roman" w:cs="Times New Roman"/>
+        </w:rPr>
+        <w:br/>
+      </w:r>
+      <w:r>
+        <w:rPr>
+          <w:rFonts w:ascii="Times New Roman" w:hAnsi="Times New Roman" w:cs="Times New Roman"/>
+        </w:rPr>
         <w:br/>
         <w:t>export INDEX_TYPE=flat</w:t>
       </w:r>
       <w:r>
-        <w:br/>
-      </w:r>
-      <w:r>
-        <w:br/>
-      </w:r>
-      <w:r>
-        <w:br/>
-      </w:r>
-      <w:r>
+        <w:rPr>
+          <w:rFonts w:ascii="Times New Roman" w:hAnsi="Times New Roman" w:cs="Times New Roman"/>
+        </w:rPr>
+        <w:br/>
+      </w:r>
+      <w:r>
+        <w:rPr>
+          <w:rFonts w:ascii="Times New Roman" w:hAnsi="Times New Roman" w:cs="Times New Roman"/>
+        </w:rPr>
+        <w:br/>
+      </w:r>
+      <w:r>
+        <w:rPr>
+          <w:rFonts w:ascii="Times New Roman" w:hAnsi="Times New Roman" w:cs="Times New Roman"/>
+        </w:rPr>
+        <w:br/>
+      </w:r>
+      <w:r>
+        <w:rPr>
+          <w:rFonts w:ascii="Times New Roman" w:hAnsi="Times New Roman" w:cs="Times New Roman"/>
+        </w:rPr>
         <w:br/>
         <w:t># Stability settings (do not parallelize GPU search unless validated)</w:t>
       </w:r>
       <w:r>
-        <w:br/>
-      </w:r>
-      <w:r>
+        <w:rPr>
+          <w:rFonts w:ascii="Times New Roman" w:hAnsi="Times New Roman" w:cs="Times New Roman"/>
+        </w:rPr>
+        <w:br/>
+      </w:r>
+      <w:r>
+        <w:rPr>
+          <w:rFonts w:ascii="Times New Roman" w:hAnsi="Times New Roman" w:cs="Times New Roman"/>
+        </w:rPr>
         <w:br/>
         <w:t>export FAISS_EXECUTOR_WORKERS=1</w:t>
       </w:r>
       <w:r>
-        <w:br/>
-      </w:r>
-      <w:r>
+        <w:rPr>
+          <w:rFonts w:ascii="Times New Roman" w:hAnsi="Times New Roman" w:cs="Times New Roman"/>
+        </w:rPr>
+        <w:br/>
+      </w:r>
+      <w:r>
+        <w:rPr>
+          <w:rFonts w:ascii="Times New Roman" w:hAnsi="Times New Roman" w:cs="Times New Roman"/>
+        </w:rPr>
         <w:br/>
         <w:t>export FAISS_GPU_TEMP_BYTES=$((512*1024*1024))   # 512MB temp memory</w:t>
       </w:r>
       <w:r>
-        <w:br/>
-      </w:r>
-      <w:r>
-        <w:br/>
-      </w:r>
-      <w:r>
-        <w:br/>
-      </w:r>
-      <w:r>
+        <w:rPr>
+          <w:rFonts w:ascii="Times New Roman" w:hAnsi="Times New Roman" w:cs="Times New Roman"/>
+        </w:rPr>
+        <w:br/>
+      </w:r>
+      <w:r>
+        <w:rPr>
+          <w:rFonts w:ascii="Times New Roman" w:hAnsi="Times New Roman" w:cs="Times New Roman"/>
+        </w:rPr>
+        <w:br/>
+      </w:r>
+      <w:r>
+        <w:rPr>
+          <w:rFonts w:ascii="Times New Roman" w:hAnsi="Times New Roman" w:cs="Times New Roman"/>
+        </w:rPr>
+        <w:br/>
+      </w:r>
+      <w:r>
+        <w:rPr>
+          <w:rFonts w:ascii="Times New Roman" w:hAnsi="Times New Roman" w:cs="Times New Roman"/>
+        </w:rPr>
         <w:br/>
         <w:t># Updates enabled (not timed in Table VII, but kept consistent with B)</w:t>
       </w:r>
       <w:r>
-        <w:br/>
-      </w:r>
-      <w:r>
+        <w:rPr>
+          <w:rFonts w:ascii="Times New Roman" w:hAnsi="Times New Roman" w:cs="Times New Roman"/>
+        </w:rPr>
+        <w:br/>
+      </w:r>
+      <w:r>
+        <w:rPr>
+          <w:rFonts w:ascii="Times New Roman" w:hAnsi="Times New Roman" w:cs="Times New Roman"/>
+        </w:rPr>
         <w:br/>
         <w:t>export ENABLE_UPDATES=1</w:t>
       </w:r>
       <w:r>
-        <w:br/>
-      </w:r>
-      <w:r>
-        <w:br/>
-      </w:r>
-      <w:r>
-        <w:br/>
-      </w:r>
-      <w:r>
-        <w:lastRenderedPageBreak/>
+        <w:rPr>
+          <w:rFonts w:ascii="Times New Roman" w:hAnsi="Times New Roman" w:cs="Times New Roman"/>
+        </w:rPr>
+        <w:br/>
+      </w:r>
+      <w:r>
+        <w:rPr>
+          <w:rFonts w:ascii="Times New Roman" w:hAnsi="Times New Roman" w:cs="Times New Roman"/>
+        </w:rPr>
+        <w:br/>
+      </w:r>
+      <w:r>
+        <w:rPr>
+          <w:rFonts w:ascii="Times New Roman" w:hAnsi="Times New Roman" w:cs="Times New Roman"/>
+        </w:rPr>
+        <w:br/>
+      </w:r>
+      <w:r>
+        <w:rPr>
+          <w:rFonts w:ascii="Times New Roman" w:hAnsi="Times New Roman" w:cs="Times New Roman"/>
+        </w:rPr>
         <w:br/>
         <w:t>python faiss_grpc_server.py --listen 0.0.0.0:50051</w:t>
       </w:r>
@@ -392,395 +1310,1402 @@
     <w:p>
       <w:pPr>
         <w:pStyle w:val="Heading2"/>
+        <w:rPr>
+          <w:rFonts w:ascii="Times New Roman" w:hAnsi="Times New Roman" w:cs="Times New Roman"/>
+        </w:rPr>
       </w:pPr>
       <w:r>
-        <w:t>C) Optional: Start Aggregator gRPC (Terminal 2)</w:t>
+        <w:rPr>
+          <w:rFonts w:ascii="Times New Roman" w:hAnsi="Times New Roman" w:cs="Times New Roman"/>
+        </w:rPr>
+        <w:t xml:space="preserve">C) Optional: Start Aggregator </w:t>
+      </w:r>
+      <w:proofErr w:type="spellStart"/>
+      <w:r>
+        <w:rPr>
+          <w:rFonts w:ascii="Times New Roman" w:hAnsi="Times New Roman" w:cs="Times New Roman"/>
+        </w:rPr>
+        <w:t>gRPC</w:t>
+      </w:r>
+      <w:proofErr w:type="spellEnd"/>
+      <w:r>
+        <w:rPr>
+          <w:rFonts w:ascii="Times New Roman" w:hAnsi="Times New Roman" w:cs="Times New Roman"/>
+        </w:rPr>
+        <w:t xml:space="preserve"> (Terminal 2)</w:t>
+      </w:r>
+    </w:p>
+    <w:p>
+      <w:pPr>
+        <w:jc w:val="both"/>
+        <w:rPr>
+          <w:rFonts w:ascii="Times New Roman" w:hAnsi="Times New Roman" w:cs="Times New Roman"/>
+          <w:i/>
+          <w:iCs/>
+        </w:rPr>
+      </w:pPr>
+      <w:r>
+        <w:rPr>
+          <w:rFonts w:ascii="Times New Roman" w:hAnsi="Times New Roman" w:cs="Times New Roman"/>
+          <w:i/>
+          <w:iCs/>
+        </w:rPr>
+        <w:t>This block starts the optional aggregation layer that micro-batches client requests before forwarding them to the FAISS server. It is used only for the distributed or aggregator-mode experiments and should be omitted when reproducing the direct-batch baseline.</w:t>
       </w:r>
     </w:p>
     <w:p>
       <w:pPr>
         <w:pStyle w:val="CodeBlock"/>
         <w:shd w:val="clear" w:color="auto" w:fill="F2F2F2"/>
+        <w:rPr>
+          <w:rFonts w:ascii="Times New Roman" w:hAnsi="Times New Roman" w:cs="Times New Roman"/>
+        </w:rPr>
       </w:pPr>
       <w:r>
+        <w:rPr>
+          <w:rFonts w:ascii="Times New Roman" w:hAnsi="Times New Roman" w:cs="Times New Roman"/>
+        </w:rPr>
         <w:t>###############################################################################</w:t>
       </w:r>
       <w:r>
-        <w:br/>
-      </w:r>
-      <w:r>
-        <w:br/>
-        <w:t># C) (Optional) Start Aggregator gRPC (Terminal 2)   (B: Commands for FAISS, p.9)</w:t>
-      </w:r>
-      <w:r>
-        <w:br/>
-      </w:r>
-      <w:r>
+        <w:rPr>
+          <w:rFonts w:ascii="Times New Roman" w:hAnsi="Times New Roman" w:cs="Times New Roman"/>
+        </w:rPr>
+        <w:br/>
+      </w:r>
+      <w:r>
+        <w:rPr>
+          <w:rFonts w:ascii="Times New Roman" w:hAnsi="Times New Roman" w:cs="Times New Roman"/>
+        </w:rPr>
+        <w:br/>
+        <w:t xml:space="preserve"># C) (Optional) Start Aggregator </w:t>
+      </w:r>
+      <w:proofErr w:type="spellStart"/>
+      <w:r>
+        <w:rPr>
+          <w:rFonts w:ascii="Times New Roman" w:hAnsi="Times New Roman" w:cs="Times New Roman"/>
+        </w:rPr>
+        <w:t>gRPC</w:t>
+      </w:r>
+      <w:proofErr w:type="spellEnd"/>
+      <w:r>
+        <w:rPr>
+          <w:rFonts w:ascii="Times New Roman" w:hAnsi="Times New Roman" w:cs="Times New Roman"/>
+        </w:rPr>
+        <w:t xml:space="preserve"> (Terminal 2)   (B: Commands for FAISS, p.9)</w:t>
+      </w:r>
+      <w:r>
+        <w:rPr>
+          <w:rFonts w:ascii="Times New Roman" w:hAnsi="Times New Roman" w:cs="Times New Roman"/>
+        </w:rPr>
+        <w:br/>
+      </w:r>
+      <w:r>
+        <w:rPr>
+          <w:rFonts w:ascii="Times New Roman" w:hAnsi="Times New Roman" w:cs="Times New Roman"/>
+        </w:rPr>
         <w:br/>
         <w:t>###############################################################################</w:t>
       </w:r>
       <w:r>
-        <w:br/>
-      </w:r>
-      <w:r>
-        <w:br/>
-        <w:t>source ~/faiss_stack/faiss_grpc_server_bundle/.venv_faiss/bin/activate</w:t>
-      </w:r>
-      <w:r>
-        <w:br/>
-      </w:r>
-      <w:r>
-        <w:br/>
-        <w:t>cd ~/faiss_stack/faiss_grpc_server_bundle</w:t>
-      </w:r>
-      <w:r>
-        <w:br/>
-      </w:r>
-      <w:r>
-        <w:br/>
-      </w:r>
-      <w:r>
-        <w:br/>
-      </w:r>
-      <w:r>
-        <w:br/>
-        <w:t>export INTERNAL_AUTH_TOKEN=devtoken</w:t>
-      </w:r>
-      <w:r>
-        <w:br/>
-      </w:r>
-      <w:r>
+        <w:rPr>
+          <w:rFonts w:ascii="Times New Roman" w:hAnsi="Times New Roman" w:cs="Times New Roman"/>
+        </w:rPr>
+        <w:br/>
+      </w:r>
+      <w:r>
+        <w:rPr>
+          <w:rFonts w:ascii="Times New Roman" w:hAnsi="Times New Roman" w:cs="Times New Roman"/>
+        </w:rPr>
+        <w:br/>
+        <w:t>source ~/</w:t>
+      </w:r>
+      <w:proofErr w:type="spellStart"/>
+      <w:r>
+        <w:rPr>
+          <w:rFonts w:ascii="Times New Roman" w:hAnsi="Times New Roman" w:cs="Times New Roman"/>
+        </w:rPr>
+        <w:t>faiss_stack</w:t>
+      </w:r>
+      <w:proofErr w:type="spellEnd"/>
+      <w:r>
+        <w:rPr>
+          <w:rFonts w:ascii="Times New Roman" w:hAnsi="Times New Roman" w:cs="Times New Roman"/>
+        </w:rPr>
+        <w:t>/</w:t>
+      </w:r>
+      <w:proofErr w:type="spellStart"/>
+      <w:r>
+        <w:rPr>
+          <w:rFonts w:ascii="Times New Roman" w:hAnsi="Times New Roman" w:cs="Times New Roman"/>
+        </w:rPr>
+        <w:t>faiss_grpc_server_bundle</w:t>
+      </w:r>
+      <w:proofErr w:type="spellEnd"/>
+      <w:r>
+        <w:rPr>
+          <w:rFonts w:ascii="Times New Roman" w:hAnsi="Times New Roman" w:cs="Times New Roman"/>
+        </w:rPr>
+        <w:t>/.</w:t>
+      </w:r>
+      <w:proofErr w:type="spellStart"/>
+      <w:r>
+        <w:rPr>
+          <w:rFonts w:ascii="Times New Roman" w:hAnsi="Times New Roman" w:cs="Times New Roman"/>
+        </w:rPr>
+        <w:t>venv_faiss</w:t>
+      </w:r>
+      <w:proofErr w:type="spellEnd"/>
+      <w:r>
+        <w:rPr>
+          <w:rFonts w:ascii="Times New Roman" w:hAnsi="Times New Roman" w:cs="Times New Roman"/>
+        </w:rPr>
+        <w:t>/bin/activate</w:t>
+      </w:r>
+      <w:r>
+        <w:rPr>
+          <w:rFonts w:ascii="Times New Roman" w:hAnsi="Times New Roman" w:cs="Times New Roman"/>
+        </w:rPr>
+        <w:br/>
+      </w:r>
+      <w:r>
+        <w:rPr>
+          <w:rFonts w:ascii="Times New Roman" w:hAnsi="Times New Roman" w:cs="Times New Roman"/>
+        </w:rPr>
+        <w:br/>
+        <w:t>cd ~/</w:t>
+      </w:r>
+      <w:proofErr w:type="spellStart"/>
+      <w:r>
+        <w:rPr>
+          <w:rFonts w:ascii="Times New Roman" w:hAnsi="Times New Roman" w:cs="Times New Roman"/>
+        </w:rPr>
+        <w:t>faiss_stack</w:t>
+      </w:r>
+      <w:proofErr w:type="spellEnd"/>
+      <w:r>
+        <w:rPr>
+          <w:rFonts w:ascii="Times New Roman" w:hAnsi="Times New Roman" w:cs="Times New Roman"/>
+        </w:rPr>
+        <w:t>/</w:t>
+      </w:r>
+      <w:proofErr w:type="spellStart"/>
+      <w:r>
+        <w:rPr>
+          <w:rFonts w:ascii="Times New Roman" w:hAnsi="Times New Roman" w:cs="Times New Roman"/>
+        </w:rPr>
+        <w:t>faiss_grpc_server_bundle</w:t>
+      </w:r>
+      <w:proofErr w:type="spellEnd"/>
+      <w:r>
+        <w:rPr>
+          <w:rFonts w:ascii="Times New Roman" w:hAnsi="Times New Roman" w:cs="Times New Roman"/>
+        </w:rPr>
+        <w:br/>
+      </w:r>
+      <w:r>
+        <w:rPr>
+          <w:rFonts w:ascii="Times New Roman" w:hAnsi="Times New Roman" w:cs="Times New Roman"/>
+        </w:rPr>
+        <w:br/>
+      </w:r>
+      <w:r>
+        <w:rPr>
+          <w:rFonts w:ascii="Times New Roman" w:hAnsi="Times New Roman" w:cs="Times New Roman"/>
+        </w:rPr>
+        <w:br/>
+      </w:r>
+      <w:r>
+        <w:rPr>
+          <w:rFonts w:ascii="Times New Roman" w:hAnsi="Times New Roman" w:cs="Times New Roman"/>
+        </w:rPr>
+        <w:br/>
+        <w:t>export INTERNAL_AUTH_TOKEN=</w:t>
+      </w:r>
+      <w:proofErr w:type="spellStart"/>
+      <w:r>
+        <w:rPr>
+          <w:rFonts w:ascii="Times New Roman" w:hAnsi="Times New Roman" w:cs="Times New Roman"/>
+        </w:rPr>
+        <w:t>devtoken</w:t>
+      </w:r>
+      <w:proofErr w:type="spellEnd"/>
+      <w:r>
+        <w:rPr>
+          <w:rFonts w:ascii="Times New Roman" w:hAnsi="Times New Roman" w:cs="Times New Roman"/>
+        </w:rPr>
+        <w:br/>
+      </w:r>
+      <w:r>
+        <w:rPr>
+          <w:rFonts w:ascii="Times New Roman" w:hAnsi="Times New Roman" w:cs="Times New Roman"/>
+        </w:rPr>
         <w:br/>
         <w:t>export AGG_MICROBATCH_MS=5</w:t>
       </w:r>
       <w:r>
-        <w:br/>
-      </w:r>
-      <w:r>
+        <w:rPr>
+          <w:rFonts w:ascii="Times New Roman" w:hAnsi="Times New Roman" w:cs="Times New Roman"/>
+        </w:rPr>
+        <w:br/>
+      </w:r>
+      <w:r>
+        <w:rPr>
+          <w:rFonts w:ascii="Times New Roman" w:hAnsi="Times New Roman" w:cs="Times New Roman"/>
+        </w:rPr>
         <w:br/>
         <w:t>export AGG_MICROBATCH_MAX=1024</w:t>
       </w:r>
       <w:r>
-        <w:br/>
-      </w:r>
-      <w:r>
+        <w:rPr>
+          <w:rFonts w:ascii="Times New Roman" w:hAnsi="Times New Roman" w:cs="Times New Roman"/>
+        </w:rPr>
+        <w:br/>
+      </w:r>
+      <w:r>
+        <w:rPr>
+          <w:rFonts w:ascii="Times New Roman" w:hAnsi="Times New Roman" w:cs="Times New Roman"/>
+        </w:rPr>
         <w:br/>
         <w:t>export AGG_MAX_INFLIGHT=20000</w:t>
       </w:r>
       <w:r>
-        <w:br/>
-      </w:r>
-      <w:r>
+        <w:rPr>
+          <w:rFonts w:ascii="Times New Roman" w:hAnsi="Times New Roman" w:cs="Times New Roman"/>
+        </w:rPr>
+        <w:br/>
+      </w:r>
+      <w:r>
+        <w:rPr>
+          <w:rFonts w:ascii="Times New Roman" w:hAnsi="Times New Roman" w:cs="Times New Roman"/>
+        </w:rPr>
         <w:br/>
         <w:t>export AGG_MAX_DOWNSTREAM_INFLIGHT=10</w:t>
       </w:r>
       <w:r>
-        <w:br/>
-      </w:r>
-      <w:r>
+        <w:rPr>
+          <w:rFonts w:ascii="Times New Roman" w:hAnsi="Times New Roman" w:cs="Times New Roman"/>
+        </w:rPr>
+        <w:br/>
+      </w:r>
+      <w:r>
+        <w:rPr>
+          <w:rFonts w:ascii="Times New Roman" w:hAnsi="Times New Roman" w:cs="Times New Roman"/>
+        </w:rPr>
         <w:br/>
         <w:t>export AGG_DOWNSTREAM_TIMEOUT_S=5</w:t>
       </w:r>
       <w:r>
-        <w:br/>
-      </w:r>
-      <w:r>
-        <w:br/>
-      </w:r>
-      <w:r>
-        <w:br/>
-      </w:r>
-      <w:r>
-        <w:br/>
-        <w:t>python faiss_aggregator_grpc.py --listen 0.0.0.0:50052 --faiss 127.0.0.1:50051</w:t>
+        <w:rPr>
+          <w:rFonts w:ascii="Times New Roman" w:hAnsi="Times New Roman" w:cs="Times New Roman"/>
+        </w:rPr>
+        <w:br/>
+      </w:r>
+      <w:r>
+        <w:rPr>
+          <w:rFonts w:ascii="Times New Roman" w:hAnsi="Times New Roman" w:cs="Times New Roman"/>
+        </w:rPr>
+        <w:br/>
+      </w:r>
+      <w:r>
+        <w:rPr>
+          <w:rFonts w:ascii="Times New Roman" w:hAnsi="Times New Roman" w:cs="Times New Roman"/>
+        </w:rPr>
+        <w:br/>
+      </w:r>
+      <w:r>
+        <w:rPr>
+          <w:rFonts w:ascii="Times New Roman" w:hAnsi="Times New Roman" w:cs="Times New Roman"/>
+        </w:rPr>
+        <w:br/>
+        <w:t>python faiss_aggregator_grpc.py --listen 0.0.0.0:50052 --</w:t>
+      </w:r>
+      <w:proofErr w:type="spellStart"/>
+      <w:r>
+        <w:rPr>
+          <w:rFonts w:ascii="Times New Roman" w:hAnsi="Times New Roman" w:cs="Times New Roman"/>
+        </w:rPr>
+        <w:t>faiss</w:t>
+      </w:r>
+      <w:proofErr w:type="spellEnd"/>
+      <w:r>
+        <w:rPr>
+          <w:rFonts w:ascii="Times New Roman" w:hAnsi="Times New Roman" w:cs="Times New Roman"/>
+        </w:rPr>
+        <w:t xml:space="preserve"> 127.0.0.1:50051</w:t>
       </w:r>
     </w:p>
     <w:p>
       <w:pPr>
         <w:pStyle w:val="Heading2"/>
+        <w:rPr>
+          <w:rFonts w:ascii="Times New Roman" w:hAnsi="Times New Roman" w:cs="Times New Roman"/>
+        </w:rPr>
       </w:pPr>
       <w:r>
+        <w:rPr>
+          <w:rFonts w:ascii="Times New Roman" w:hAnsi="Times New Roman" w:cs="Times New Roman"/>
+        </w:rPr>
+        <w:lastRenderedPageBreak/>
         <w:t>D) FAISS benchmarks (Terminal 3)</w:t>
+      </w:r>
+    </w:p>
+    <w:p>
+      <w:pPr>
+        <w:jc w:val="both"/>
+        <w:rPr>
+          <w:rFonts w:ascii="Times New Roman" w:hAnsi="Times New Roman" w:cs="Times New Roman"/>
+          <w:i/>
+          <w:iCs/>
+        </w:rPr>
+      </w:pPr>
+      <w:r>
+        <w:rPr>
+          <w:rFonts w:ascii="Times New Roman" w:hAnsi="Times New Roman" w:cs="Times New Roman"/>
+          <w:i/>
+          <w:iCs/>
+        </w:rPr>
+        <w:t xml:space="preserve">This block runs the FAISS benchmark client against either the direct server endpoint or the aggregation endpoint. The sequence is </w:t>
+      </w:r>
+      <w:proofErr w:type="spellStart"/>
+      <w:r>
+        <w:rPr>
+          <w:rFonts w:ascii="Times New Roman" w:hAnsi="Times New Roman" w:cs="Times New Roman"/>
+          <w:i/>
+          <w:iCs/>
+        </w:rPr>
+        <w:t>organised</w:t>
+      </w:r>
+      <w:proofErr w:type="spellEnd"/>
+      <w:r>
+        <w:rPr>
+          <w:rFonts w:ascii="Times New Roman" w:hAnsi="Times New Roman" w:cs="Times New Roman"/>
+          <w:i/>
+          <w:iCs/>
+        </w:rPr>
+        <w:t xml:space="preserve"> as a controlled sweep: first stable operating points, then overload probes. Results from this block should be interpreted together with the selected batch size, target request rate, and effective concurrency.</w:t>
       </w:r>
     </w:p>
     <w:p>
       <w:pPr>
         <w:pStyle w:val="CodeBlock"/>
         <w:shd w:val="clear" w:color="auto" w:fill="F2F2F2"/>
+        <w:rPr>
+          <w:rFonts w:ascii="Times New Roman" w:hAnsi="Times New Roman" w:cs="Times New Roman"/>
+        </w:rPr>
       </w:pPr>
       <w:r>
+        <w:rPr>
+          <w:rFonts w:ascii="Times New Roman" w:hAnsi="Times New Roman" w:cs="Times New Roman"/>
+        </w:rPr>
         <w:t>###############################################################################</w:t>
       </w:r>
       <w:r>
-        <w:br/>
-      </w:r>
-      <w:r>
+        <w:rPr>
+          <w:rFonts w:ascii="Times New Roman" w:hAnsi="Times New Roman" w:cs="Times New Roman"/>
+        </w:rPr>
+        <w:br/>
+      </w:r>
+      <w:r>
+        <w:rPr>
+          <w:rFonts w:ascii="Times New Roman" w:hAnsi="Times New Roman" w:cs="Times New Roman"/>
+        </w:rPr>
         <w:br/>
         <w:t># D) FAISS benchmarks (Terminal 3)   (B: FAISS RESULTS, pp.10–14)</w:t>
       </w:r>
       <w:r>
-        <w:br/>
-      </w:r>
-      <w:r>
+        <w:rPr>
+          <w:rFonts w:ascii="Times New Roman" w:hAnsi="Times New Roman" w:cs="Times New Roman"/>
+        </w:rPr>
+        <w:br/>
+      </w:r>
+      <w:r>
+        <w:rPr>
+          <w:rFonts w:ascii="Times New Roman" w:hAnsi="Times New Roman" w:cs="Times New Roman"/>
+        </w:rPr>
         <w:br/>
         <w:t>###############################################################################</w:t>
       </w:r>
       <w:r>
-        <w:br/>
-      </w:r>
-      <w:r>
-        <w:br/>
-        <w:t>source ~/faiss_stack/faiss_grpc_server_bundle/.venv_faiss/bin/activate</w:t>
-      </w:r>
-      <w:r>
-        <w:br/>
-      </w:r>
-      <w:r>
-        <w:br/>
-        <w:t>cd ~/faiss_stack/faiss_bench</w:t>
-      </w:r>
-      <w:r>
-        <w:br/>
-      </w:r>
-      <w:r>
-        <w:br/>
-        <w:t>export INTERNAL_AUTH_TOKEN=devtoken</w:t>
-      </w:r>
-      <w:r>
-        <w:br/>
-      </w:r>
-      <w:r>
-        <w:br/>
-      </w:r>
-      <w:r>
-        <w:br/>
-      </w:r>
-      <w:r>
+        <w:rPr>
+          <w:rFonts w:ascii="Times New Roman" w:hAnsi="Times New Roman" w:cs="Times New Roman"/>
+        </w:rPr>
+        <w:br/>
+      </w:r>
+      <w:r>
+        <w:rPr>
+          <w:rFonts w:ascii="Times New Roman" w:hAnsi="Times New Roman" w:cs="Times New Roman"/>
+        </w:rPr>
+        <w:br/>
+        <w:t>source ~/</w:t>
+      </w:r>
+      <w:proofErr w:type="spellStart"/>
+      <w:r>
+        <w:rPr>
+          <w:rFonts w:ascii="Times New Roman" w:hAnsi="Times New Roman" w:cs="Times New Roman"/>
+        </w:rPr>
+        <w:t>faiss_stack</w:t>
+      </w:r>
+      <w:proofErr w:type="spellEnd"/>
+      <w:r>
+        <w:rPr>
+          <w:rFonts w:ascii="Times New Roman" w:hAnsi="Times New Roman" w:cs="Times New Roman"/>
+        </w:rPr>
+        <w:t>/</w:t>
+      </w:r>
+      <w:proofErr w:type="spellStart"/>
+      <w:r>
+        <w:rPr>
+          <w:rFonts w:ascii="Times New Roman" w:hAnsi="Times New Roman" w:cs="Times New Roman"/>
+        </w:rPr>
+        <w:t>faiss_grpc_server_bundle</w:t>
+      </w:r>
+      <w:proofErr w:type="spellEnd"/>
+      <w:r>
+        <w:rPr>
+          <w:rFonts w:ascii="Times New Roman" w:hAnsi="Times New Roman" w:cs="Times New Roman"/>
+        </w:rPr>
+        <w:t>/.</w:t>
+      </w:r>
+      <w:proofErr w:type="spellStart"/>
+      <w:r>
+        <w:rPr>
+          <w:rFonts w:ascii="Times New Roman" w:hAnsi="Times New Roman" w:cs="Times New Roman"/>
+        </w:rPr>
+        <w:t>venv_faiss</w:t>
+      </w:r>
+      <w:proofErr w:type="spellEnd"/>
+      <w:r>
+        <w:rPr>
+          <w:rFonts w:ascii="Times New Roman" w:hAnsi="Times New Roman" w:cs="Times New Roman"/>
+        </w:rPr>
+        <w:t>/bin/activate</w:t>
+      </w:r>
+      <w:r>
+        <w:rPr>
+          <w:rFonts w:ascii="Times New Roman" w:hAnsi="Times New Roman" w:cs="Times New Roman"/>
+        </w:rPr>
+        <w:br/>
+      </w:r>
+      <w:r>
+        <w:rPr>
+          <w:rFonts w:ascii="Times New Roman" w:hAnsi="Times New Roman" w:cs="Times New Roman"/>
+        </w:rPr>
+        <w:br/>
+        <w:t>cd ~/</w:t>
+      </w:r>
+      <w:proofErr w:type="spellStart"/>
+      <w:r>
+        <w:rPr>
+          <w:rFonts w:ascii="Times New Roman" w:hAnsi="Times New Roman" w:cs="Times New Roman"/>
+        </w:rPr>
+        <w:t>faiss_stack</w:t>
+      </w:r>
+      <w:proofErr w:type="spellEnd"/>
+      <w:r>
+        <w:rPr>
+          <w:rFonts w:ascii="Times New Roman" w:hAnsi="Times New Roman" w:cs="Times New Roman"/>
+        </w:rPr>
+        <w:t>/</w:t>
+      </w:r>
+      <w:proofErr w:type="spellStart"/>
+      <w:r>
+        <w:rPr>
+          <w:rFonts w:ascii="Times New Roman" w:hAnsi="Times New Roman" w:cs="Times New Roman"/>
+        </w:rPr>
+        <w:t>faiss_bench</w:t>
+      </w:r>
+      <w:proofErr w:type="spellEnd"/>
+      <w:r>
+        <w:rPr>
+          <w:rFonts w:ascii="Times New Roman" w:hAnsi="Times New Roman" w:cs="Times New Roman"/>
+        </w:rPr>
+        <w:br/>
+      </w:r>
+      <w:r>
+        <w:rPr>
+          <w:rFonts w:ascii="Times New Roman" w:hAnsi="Times New Roman" w:cs="Times New Roman"/>
+        </w:rPr>
+        <w:br/>
+        <w:t>export INTERNAL_AUTH_TOKEN=</w:t>
+      </w:r>
+      <w:proofErr w:type="spellStart"/>
+      <w:r>
+        <w:rPr>
+          <w:rFonts w:ascii="Times New Roman" w:hAnsi="Times New Roman" w:cs="Times New Roman"/>
+        </w:rPr>
+        <w:t>devtoken</w:t>
+      </w:r>
+      <w:proofErr w:type="spellEnd"/>
+      <w:r>
+        <w:rPr>
+          <w:rFonts w:ascii="Times New Roman" w:hAnsi="Times New Roman" w:cs="Times New Roman"/>
+        </w:rPr>
+        <w:br/>
+      </w:r>
+      <w:r>
+        <w:rPr>
+          <w:rFonts w:ascii="Times New Roman" w:hAnsi="Times New Roman" w:cs="Times New Roman"/>
+        </w:rPr>
+        <w:br/>
+      </w:r>
+      <w:r>
+        <w:rPr>
+          <w:rFonts w:ascii="Times New Roman" w:hAnsi="Times New Roman" w:cs="Times New Roman"/>
+        </w:rPr>
+        <w:br/>
+      </w:r>
+      <w:r>
+        <w:rPr>
+          <w:rFonts w:ascii="Times New Roman" w:hAnsi="Times New Roman" w:cs="Times New Roman"/>
+        </w:rPr>
         <w:br/>
         <w:t># Stable sweep (batch=256)</w:t>
       </w:r>
       <w:r>
-        <w:br/>
-      </w:r>
-      <w:r>
-        <w:br/>
-        <w:t>python faiss_grpc_bench.py --mode direct-batch --faiss 127.0.0.1:50051 --rps 5000  --duration 120 --concurrency 200 --batch-size 256</w:t>
-      </w:r>
-      <w:r>
-        <w:br/>
-      </w:r>
-      <w:r>
-        <w:br/>
-      </w:r>
-      <w:r>
-        <w:lastRenderedPageBreak/>
-        <w:t>python faiss_grpc_bench.py --mode direct-batch --faiss 127.0.0.1:50051 --rps 6000  --duration 120 --concurrency 200 --batch-size 256</w:t>
-      </w:r>
-      <w:r>
-        <w:br/>
-      </w:r>
-      <w:r>
-        <w:br/>
-        <w:t>python faiss_grpc_bench.py --mode direct-batch --faiss 127.0.0.1:50051 --rps 7000  --duration 120 --concurrency 200 --batch-size 256</w:t>
-      </w:r>
-      <w:r>
-        <w:br/>
-      </w:r>
-      <w:r>
-        <w:br/>
-        <w:t>python faiss_grpc_bench.py --mode direct-batch --faiss 127.0.0.1:50051 --rps 8000  --duration 120 --concurrency 200 --batch-size 256</w:t>
-      </w:r>
-      <w:r>
-        <w:br/>
-      </w:r>
-      <w:r>
-        <w:br/>
-        <w:t>python faiss_grpc_bench.py --mode direct-batch --faiss 127.0.0.1:50051 --rps 9000  --duration 120 --concurrency 200 --batch-size 256</w:t>
-      </w:r>
-      <w:r>
-        <w:br/>
-      </w:r>
-      <w:r>
-        <w:br/>
-      </w:r>
-      <w:r>
-        <w:br/>
-      </w:r>
-      <w:r>
+        <w:rPr>
+          <w:rFonts w:ascii="Times New Roman" w:hAnsi="Times New Roman" w:cs="Times New Roman"/>
+        </w:rPr>
+        <w:br/>
+      </w:r>
+      <w:r>
+        <w:rPr>
+          <w:rFonts w:ascii="Times New Roman" w:hAnsi="Times New Roman" w:cs="Times New Roman"/>
+        </w:rPr>
+        <w:br/>
+        <w:t>python faiss_grpc_bench.py --mode direct-batch --</w:t>
+      </w:r>
+      <w:proofErr w:type="spellStart"/>
+      <w:r>
+        <w:rPr>
+          <w:rFonts w:ascii="Times New Roman" w:hAnsi="Times New Roman" w:cs="Times New Roman"/>
+        </w:rPr>
+        <w:t>faiss</w:t>
+      </w:r>
+      <w:proofErr w:type="spellEnd"/>
+      <w:r>
+        <w:rPr>
+          <w:rFonts w:ascii="Times New Roman" w:hAnsi="Times New Roman" w:cs="Times New Roman"/>
+        </w:rPr>
+        <w:t xml:space="preserve"> 127.0.0.1:50051 --</w:t>
+      </w:r>
+      <w:proofErr w:type="spellStart"/>
+      <w:r>
+        <w:rPr>
+          <w:rFonts w:ascii="Times New Roman" w:hAnsi="Times New Roman" w:cs="Times New Roman"/>
+        </w:rPr>
+        <w:t>rps</w:t>
+      </w:r>
+      <w:proofErr w:type="spellEnd"/>
+      <w:r>
+        <w:rPr>
+          <w:rFonts w:ascii="Times New Roman" w:hAnsi="Times New Roman" w:cs="Times New Roman"/>
+        </w:rPr>
+        <w:t xml:space="preserve"> 5000  --duration 120 --concurrency 200 --batch-size 256</w:t>
+      </w:r>
+      <w:r>
+        <w:rPr>
+          <w:rFonts w:ascii="Times New Roman" w:hAnsi="Times New Roman" w:cs="Times New Roman"/>
+        </w:rPr>
+        <w:br/>
+      </w:r>
+      <w:r>
+        <w:rPr>
+          <w:rFonts w:ascii="Times New Roman" w:hAnsi="Times New Roman" w:cs="Times New Roman"/>
+        </w:rPr>
+        <w:br/>
+        <w:t>python faiss_grpc_bench.py --mode direct-batch --</w:t>
+      </w:r>
+      <w:proofErr w:type="spellStart"/>
+      <w:r>
+        <w:rPr>
+          <w:rFonts w:ascii="Times New Roman" w:hAnsi="Times New Roman" w:cs="Times New Roman"/>
+        </w:rPr>
+        <w:t>faiss</w:t>
+      </w:r>
+      <w:proofErr w:type="spellEnd"/>
+      <w:r>
+        <w:rPr>
+          <w:rFonts w:ascii="Times New Roman" w:hAnsi="Times New Roman" w:cs="Times New Roman"/>
+        </w:rPr>
+        <w:t xml:space="preserve"> 127.0.0.1:50051 --</w:t>
+      </w:r>
+      <w:proofErr w:type="spellStart"/>
+      <w:r>
+        <w:rPr>
+          <w:rFonts w:ascii="Times New Roman" w:hAnsi="Times New Roman" w:cs="Times New Roman"/>
+        </w:rPr>
+        <w:t>rps</w:t>
+      </w:r>
+      <w:proofErr w:type="spellEnd"/>
+      <w:r>
+        <w:rPr>
+          <w:rFonts w:ascii="Times New Roman" w:hAnsi="Times New Roman" w:cs="Times New Roman"/>
+        </w:rPr>
+        <w:t xml:space="preserve"> 6000  --duration 120 --concurrency 200 --batch-size 256</w:t>
+      </w:r>
+      <w:r>
+        <w:rPr>
+          <w:rFonts w:ascii="Times New Roman" w:hAnsi="Times New Roman" w:cs="Times New Roman"/>
+        </w:rPr>
+        <w:br/>
+      </w:r>
+      <w:r>
+        <w:rPr>
+          <w:rFonts w:ascii="Times New Roman" w:hAnsi="Times New Roman" w:cs="Times New Roman"/>
+        </w:rPr>
+        <w:br/>
+        <w:t>python faiss_grpc_bench.py --mode direct-batch --</w:t>
+      </w:r>
+      <w:proofErr w:type="spellStart"/>
+      <w:r>
+        <w:rPr>
+          <w:rFonts w:ascii="Times New Roman" w:hAnsi="Times New Roman" w:cs="Times New Roman"/>
+        </w:rPr>
+        <w:t>faiss</w:t>
+      </w:r>
+      <w:proofErr w:type="spellEnd"/>
+      <w:r>
+        <w:rPr>
+          <w:rFonts w:ascii="Times New Roman" w:hAnsi="Times New Roman" w:cs="Times New Roman"/>
+        </w:rPr>
+        <w:t xml:space="preserve"> 127.0.0.1:50051 --</w:t>
+      </w:r>
+      <w:proofErr w:type="spellStart"/>
+      <w:r>
+        <w:rPr>
+          <w:rFonts w:ascii="Times New Roman" w:hAnsi="Times New Roman" w:cs="Times New Roman"/>
+        </w:rPr>
+        <w:t>rps</w:t>
+      </w:r>
+      <w:proofErr w:type="spellEnd"/>
+      <w:r>
+        <w:rPr>
+          <w:rFonts w:ascii="Times New Roman" w:hAnsi="Times New Roman" w:cs="Times New Roman"/>
+        </w:rPr>
+        <w:t xml:space="preserve"> 7000  --duration 120 --concurrency 200 --batch-size 256</w:t>
+      </w:r>
+      <w:r>
+        <w:rPr>
+          <w:rFonts w:ascii="Times New Roman" w:hAnsi="Times New Roman" w:cs="Times New Roman"/>
+        </w:rPr>
+        <w:br/>
+      </w:r>
+      <w:r>
+        <w:rPr>
+          <w:rFonts w:ascii="Times New Roman" w:hAnsi="Times New Roman" w:cs="Times New Roman"/>
+        </w:rPr>
+        <w:br/>
+        <w:t>python faiss_grpc_bench.py --mode direct-batch --</w:t>
+      </w:r>
+      <w:proofErr w:type="spellStart"/>
+      <w:r>
+        <w:rPr>
+          <w:rFonts w:ascii="Times New Roman" w:hAnsi="Times New Roman" w:cs="Times New Roman"/>
+        </w:rPr>
+        <w:t>faiss</w:t>
+      </w:r>
+      <w:proofErr w:type="spellEnd"/>
+      <w:r>
+        <w:rPr>
+          <w:rFonts w:ascii="Times New Roman" w:hAnsi="Times New Roman" w:cs="Times New Roman"/>
+        </w:rPr>
+        <w:t xml:space="preserve"> 127.0.0.1:50051 --</w:t>
+      </w:r>
+      <w:proofErr w:type="spellStart"/>
+      <w:r>
+        <w:rPr>
+          <w:rFonts w:ascii="Times New Roman" w:hAnsi="Times New Roman" w:cs="Times New Roman"/>
+        </w:rPr>
+        <w:t>rps</w:t>
+      </w:r>
+      <w:proofErr w:type="spellEnd"/>
+      <w:r>
+        <w:rPr>
+          <w:rFonts w:ascii="Times New Roman" w:hAnsi="Times New Roman" w:cs="Times New Roman"/>
+        </w:rPr>
+        <w:t xml:space="preserve"> 8000  --duration 120 --concurrency 200 --batch-size 256</w:t>
+      </w:r>
+      <w:r>
+        <w:rPr>
+          <w:rFonts w:ascii="Times New Roman" w:hAnsi="Times New Roman" w:cs="Times New Roman"/>
+        </w:rPr>
+        <w:br/>
+      </w:r>
+      <w:r>
+        <w:rPr>
+          <w:rFonts w:ascii="Times New Roman" w:hAnsi="Times New Roman" w:cs="Times New Roman"/>
+        </w:rPr>
+        <w:br/>
+        <w:t>python faiss_grpc_bench.py --mode direct-batch --</w:t>
+      </w:r>
+      <w:proofErr w:type="spellStart"/>
+      <w:r>
+        <w:rPr>
+          <w:rFonts w:ascii="Times New Roman" w:hAnsi="Times New Roman" w:cs="Times New Roman"/>
+        </w:rPr>
+        <w:t>faiss</w:t>
+      </w:r>
+      <w:proofErr w:type="spellEnd"/>
+      <w:r>
+        <w:rPr>
+          <w:rFonts w:ascii="Times New Roman" w:hAnsi="Times New Roman" w:cs="Times New Roman"/>
+        </w:rPr>
+        <w:t xml:space="preserve"> 127.0.0.1:50051 --</w:t>
+      </w:r>
+      <w:proofErr w:type="spellStart"/>
+      <w:r>
+        <w:rPr>
+          <w:rFonts w:ascii="Times New Roman" w:hAnsi="Times New Roman" w:cs="Times New Roman"/>
+        </w:rPr>
+        <w:t>rps</w:t>
+      </w:r>
+      <w:proofErr w:type="spellEnd"/>
+      <w:r>
+        <w:rPr>
+          <w:rFonts w:ascii="Times New Roman" w:hAnsi="Times New Roman" w:cs="Times New Roman"/>
+        </w:rPr>
+        <w:t xml:space="preserve"> 9000  --duration 120 --concurrency 200 --batch-size 256</w:t>
+      </w:r>
+      <w:r>
+        <w:rPr>
+          <w:rFonts w:ascii="Times New Roman" w:hAnsi="Times New Roman" w:cs="Times New Roman"/>
+        </w:rPr>
+        <w:br/>
+      </w:r>
+      <w:r>
+        <w:rPr>
+          <w:rFonts w:ascii="Times New Roman" w:hAnsi="Times New Roman" w:cs="Times New Roman"/>
+        </w:rPr>
+        <w:br/>
+      </w:r>
+      <w:r>
+        <w:rPr>
+          <w:rFonts w:ascii="Times New Roman" w:hAnsi="Times New Roman" w:cs="Times New Roman"/>
+        </w:rPr>
+        <w:br/>
+      </w:r>
+      <w:r>
+        <w:rPr>
+          <w:rFonts w:ascii="Times New Roman" w:hAnsi="Times New Roman" w:cs="Times New Roman"/>
+        </w:rPr>
         <w:br/>
         <w:t># Overload point (batch=256 and batch=512)</w:t>
       </w:r>
       <w:r>
-        <w:br/>
-      </w:r>
-      <w:r>
-        <w:br/>
-        <w:t>python faiss_grpc_bench.py --mode direct-batch --faiss 127.0.0.1:50051 --rps 10000 --duration 120 --concurrency 200 --batch-size 256</w:t>
-      </w:r>
-      <w:r>
-        <w:br/>
-      </w:r>
-      <w:r>
-        <w:br/>
-        <w:t>python faiss_grpc_bench.py --mode direct-batch --faiss 127.0.0.1:50051 --rps 10000 --duration 120 --concurrency 200 --batch-size 512</w:t>
+        <w:rPr>
+          <w:rFonts w:ascii="Times New Roman" w:hAnsi="Times New Roman" w:cs="Times New Roman"/>
+        </w:rPr>
+        <w:br/>
+      </w:r>
+      <w:r>
+        <w:rPr>
+          <w:rFonts w:ascii="Times New Roman" w:hAnsi="Times New Roman" w:cs="Times New Roman"/>
+        </w:rPr>
+        <w:br/>
+        <w:t>python faiss_grpc_bench.py --mode direct-batch --</w:t>
+      </w:r>
+      <w:proofErr w:type="spellStart"/>
+      <w:r>
+        <w:rPr>
+          <w:rFonts w:ascii="Times New Roman" w:hAnsi="Times New Roman" w:cs="Times New Roman"/>
+        </w:rPr>
+        <w:t>faiss</w:t>
+      </w:r>
+      <w:proofErr w:type="spellEnd"/>
+      <w:r>
+        <w:rPr>
+          <w:rFonts w:ascii="Times New Roman" w:hAnsi="Times New Roman" w:cs="Times New Roman"/>
+        </w:rPr>
+        <w:t xml:space="preserve"> 127.0.0.1:50051 --</w:t>
+      </w:r>
+      <w:proofErr w:type="spellStart"/>
+      <w:r>
+        <w:rPr>
+          <w:rFonts w:ascii="Times New Roman" w:hAnsi="Times New Roman" w:cs="Times New Roman"/>
+        </w:rPr>
+        <w:t>rps</w:t>
+      </w:r>
+      <w:proofErr w:type="spellEnd"/>
+      <w:r>
+        <w:rPr>
+          <w:rFonts w:ascii="Times New Roman" w:hAnsi="Times New Roman" w:cs="Times New Roman"/>
+        </w:rPr>
+        <w:t xml:space="preserve"> 10000 --duration 120 --concurrency 200 --batch-size 256</w:t>
+      </w:r>
+      <w:r>
+        <w:rPr>
+          <w:rFonts w:ascii="Times New Roman" w:hAnsi="Times New Roman" w:cs="Times New Roman"/>
+        </w:rPr>
+        <w:br/>
+      </w:r>
+      <w:r>
+        <w:rPr>
+          <w:rFonts w:ascii="Times New Roman" w:hAnsi="Times New Roman" w:cs="Times New Roman"/>
+        </w:rPr>
+        <w:br/>
+        <w:t>python faiss_grpc_bench.py --mode direct-batch --</w:t>
+      </w:r>
+      <w:proofErr w:type="spellStart"/>
+      <w:r>
+        <w:rPr>
+          <w:rFonts w:ascii="Times New Roman" w:hAnsi="Times New Roman" w:cs="Times New Roman"/>
+        </w:rPr>
+        <w:t>faiss</w:t>
+      </w:r>
+      <w:proofErr w:type="spellEnd"/>
+      <w:r>
+        <w:rPr>
+          <w:rFonts w:ascii="Times New Roman" w:hAnsi="Times New Roman" w:cs="Times New Roman"/>
+        </w:rPr>
+        <w:t xml:space="preserve"> 127.0.0.1:50051 --</w:t>
+      </w:r>
+      <w:proofErr w:type="spellStart"/>
+      <w:r>
+        <w:rPr>
+          <w:rFonts w:ascii="Times New Roman" w:hAnsi="Times New Roman" w:cs="Times New Roman"/>
+        </w:rPr>
+        <w:t>rps</w:t>
+      </w:r>
+      <w:proofErr w:type="spellEnd"/>
+      <w:r>
+        <w:rPr>
+          <w:rFonts w:ascii="Times New Roman" w:hAnsi="Times New Roman" w:cs="Times New Roman"/>
+        </w:rPr>
+        <w:t xml:space="preserve"> 10000 --duration 120 --concurrency 200 --batch-size 512</w:t>
       </w:r>
     </w:p>
     <w:p>
       <w:pPr>
         <w:pStyle w:val="Heading2"/>
         <w:rPr>
+          <w:rFonts w:ascii="Times New Roman" w:hAnsi="Times New Roman" w:cs="Times New Roman"/>
           <w:lang w:val="de-DE"/>
         </w:rPr>
       </w:pPr>
       <w:r>
         <w:rPr>
+          <w:rFonts w:ascii="Times New Roman" w:hAnsi="Times New Roman" w:cs="Times New Roman"/>
           <w:lang w:val="de-DE"/>
         </w:rPr>
         <w:t>E) Triton benchmark venv + runs (Terminal 4)</w:t>
+      </w:r>
+    </w:p>
+    <w:p>
+      <w:pPr>
+        <w:jc w:val="both"/>
+        <w:rPr>
+          <w:rFonts w:ascii="Times New Roman" w:hAnsi="Times New Roman" w:cs="Times New Roman"/>
+          <w:i/>
+          <w:iCs/>
+          <w:lang w:val="en-IN"/>
+        </w:rPr>
+      </w:pPr>
+      <w:r>
+        <w:rPr>
+          <w:rFonts w:ascii="Times New Roman" w:hAnsi="Times New Roman" w:cs="Times New Roman"/>
+          <w:i/>
+          <w:iCs/>
+          <w:lang w:val="en-IN"/>
+        </w:rPr>
+        <w:t>This block prepares a separate Python environment for Triton benchmarking and runs the face-embedding workload against the configured Triton model. The intent is to isolate inference-side performance from FAISS-side search performance so that the two components can be analysed independently before being combined in the larger system budget.</w:t>
       </w:r>
     </w:p>
     <w:p>
       <w:pPr>
         <w:pStyle w:val="CodeBlock"/>
         <w:shd w:val="clear" w:color="auto" w:fill="F2F2F2"/>
+        <w:rPr>
+          <w:rFonts w:ascii="Times New Roman" w:hAnsi="Times New Roman" w:cs="Times New Roman"/>
+        </w:rPr>
       </w:pPr>
       <w:r>
+        <w:rPr>
+          <w:rFonts w:ascii="Times New Roman" w:hAnsi="Times New Roman" w:cs="Times New Roman"/>
+        </w:rPr>
         <w:t>###############################################################################</w:t>
       </w:r>
       <w:r>
-        <w:br/>
-      </w:r>
-      <w:r>
-        <w:br/>
-        <w:t># E) Triton benchmark venv + runs (Terminal 4)   (B: Commands for Triton, pp.3–4; results pp.4–6)</w:t>
-      </w:r>
-      <w:r>
-        <w:br/>
-      </w:r>
-      <w:r>
+        <w:rPr>
+          <w:rFonts w:ascii="Times New Roman" w:hAnsi="Times New Roman" w:cs="Times New Roman"/>
+        </w:rPr>
+        <w:br/>
+      </w:r>
+      <w:r>
+        <w:rPr>
+          <w:rFonts w:ascii="Times New Roman" w:hAnsi="Times New Roman" w:cs="Times New Roman"/>
+        </w:rPr>
+        <w:br/>
+      </w:r>
+      <w:r>
+        <w:rPr>
+          <w:rFonts w:ascii="Times New Roman" w:hAnsi="Times New Roman" w:cs="Times New Roman"/>
+        </w:rPr>
+        <w:lastRenderedPageBreak/>
+        <w:t xml:space="preserve"># E) Triton benchmark </w:t>
+      </w:r>
+      <w:proofErr w:type="spellStart"/>
+      <w:r>
+        <w:rPr>
+          <w:rFonts w:ascii="Times New Roman" w:hAnsi="Times New Roman" w:cs="Times New Roman"/>
+        </w:rPr>
+        <w:t>venv</w:t>
+      </w:r>
+      <w:proofErr w:type="spellEnd"/>
+      <w:r>
+        <w:rPr>
+          <w:rFonts w:ascii="Times New Roman" w:hAnsi="Times New Roman" w:cs="Times New Roman"/>
+        </w:rPr>
+        <w:t xml:space="preserve"> + runs (Terminal 4)   (B: Commands for Triton, pp.3–4; results pp.4–6)</w:t>
+      </w:r>
+      <w:r>
+        <w:rPr>
+          <w:rFonts w:ascii="Times New Roman" w:hAnsi="Times New Roman" w:cs="Times New Roman"/>
+        </w:rPr>
+        <w:br/>
+      </w:r>
+      <w:r>
+        <w:rPr>
+          <w:rFonts w:ascii="Times New Roman" w:hAnsi="Times New Roman" w:cs="Times New Roman"/>
+        </w:rPr>
         <w:br/>
         <w:t>###############################################################################</w:t>
       </w:r>
       <w:r>
-        <w:br/>
-      </w:r>
-      <w:r>
-        <w:br/>
-        <w:t>cd ~/triton_test</w:t>
-      </w:r>
-      <w:r>
-        <w:br/>
-      </w:r>
-      <w:r>
-        <w:br/>
-        <w:t>python3 -m venv .venv_triton</w:t>
-      </w:r>
-      <w:r>
-        <w:br/>
-      </w:r>
-      <w:r>
-        <w:br/>
-        <w:t>source .venv_triton/bin/activate</w:t>
-      </w:r>
-      <w:r>
-        <w:br/>
-      </w:r>
-      <w:r>
-        <w:br/>
-        <w:t>pip install -U pip wheel setuptools</w:t>
-      </w:r>
-      <w:r>
-        <w:br/>
-      </w:r>
-      <w:r>
-        <w:br/>
-        <w:t>pip install numpy opencv-python tritonclient[grpc] grpcio</w:t>
-      </w:r>
-      <w:r>
-        <w:br/>
-      </w:r>
-      <w:r>
-        <w:br/>
-      </w:r>
-      <w:r>
-        <w:br/>
-      </w:r>
-      <w:r>
+        <w:rPr>
+          <w:rFonts w:ascii="Times New Roman" w:hAnsi="Times New Roman" w:cs="Times New Roman"/>
+        </w:rPr>
+        <w:br/>
+      </w:r>
+      <w:r>
+        <w:rPr>
+          <w:rFonts w:ascii="Times New Roman" w:hAnsi="Times New Roman" w:cs="Times New Roman"/>
+        </w:rPr>
+        <w:br/>
+        <w:t>cd ~/</w:t>
+      </w:r>
+      <w:proofErr w:type="spellStart"/>
+      <w:r>
+        <w:rPr>
+          <w:rFonts w:ascii="Times New Roman" w:hAnsi="Times New Roman" w:cs="Times New Roman"/>
+        </w:rPr>
+        <w:t>triton_test</w:t>
+      </w:r>
+      <w:proofErr w:type="spellEnd"/>
+      <w:r>
+        <w:rPr>
+          <w:rFonts w:ascii="Times New Roman" w:hAnsi="Times New Roman" w:cs="Times New Roman"/>
+        </w:rPr>
+        <w:br/>
+      </w:r>
+      <w:r>
+        <w:rPr>
+          <w:rFonts w:ascii="Times New Roman" w:hAnsi="Times New Roman" w:cs="Times New Roman"/>
+        </w:rPr>
+        <w:br/>
+        <w:t xml:space="preserve">python3 -m </w:t>
+      </w:r>
+      <w:proofErr w:type="spellStart"/>
+      <w:r>
+        <w:rPr>
+          <w:rFonts w:ascii="Times New Roman" w:hAnsi="Times New Roman" w:cs="Times New Roman"/>
+        </w:rPr>
+        <w:t>venv</w:t>
+      </w:r>
+      <w:proofErr w:type="spellEnd"/>
+      <w:r>
+        <w:rPr>
+          <w:rFonts w:ascii="Times New Roman" w:hAnsi="Times New Roman" w:cs="Times New Roman"/>
+        </w:rPr>
+        <w:t xml:space="preserve"> .</w:t>
+      </w:r>
+      <w:proofErr w:type="spellStart"/>
+      <w:r>
+        <w:rPr>
+          <w:rFonts w:ascii="Times New Roman" w:hAnsi="Times New Roman" w:cs="Times New Roman"/>
+        </w:rPr>
+        <w:t>venv_triton</w:t>
+      </w:r>
+      <w:proofErr w:type="spellEnd"/>
+      <w:r>
+        <w:rPr>
+          <w:rFonts w:ascii="Times New Roman" w:hAnsi="Times New Roman" w:cs="Times New Roman"/>
+        </w:rPr>
+        <w:br/>
+      </w:r>
+      <w:r>
+        <w:rPr>
+          <w:rFonts w:ascii="Times New Roman" w:hAnsi="Times New Roman" w:cs="Times New Roman"/>
+        </w:rPr>
+        <w:br/>
+        <w:t>source .</w:t>
+      </w:r>
+      <w:proofErr w:type="spellStart"/>
+      <w:r>
+        <w:rPr>
+          <w:rFonts w:ascii="Times New Roman" w:hAnsi="Times New Roman" w:cs="Times New Roman"/>
+        </w:rPr>
+        <w:t>venv_triton</w:t>
+      </w:r>
+      <w:proofErr w:type="spellEnd"/>
+      <w:r>
+        <w:rPr>
+          <w:rFonts w:ascii="Times New Roman" w:hAnsi="Times New Roman" w:cs="Times New Roman"/>
+        </w:rPr>
+        <w:t>/bin/activate</w:t>
+      </w:r>
+      <w:r>
+        <w:rPr>
+          <w:rFonts w:ascii="Times New Roman" w:hAnsi="Times New Roman" w:cs="Times New Roman"/>
+        </w:rPr>
+        <w:br/>
+      </w:r>
+      <w:r>
+        <w:rPr>
+          <w:rFonts w:ascii="Times New Roman" w:hAnsi="Times New Roman" w:cs="Times New Roman"/>
+        </w:rPr>
+        <w:br/>
+        <w:t xml:space="preserve">pip install -U pip wheel </w:t>
+      </w:r>
+      <w:proofErr w:type="spellStart"/>
+      <w:r>
+        <w:rPr>
+          <w:rFonts w:ascii="Times New Roman" w:hAnsi="Times New Roman" w:cs="Times New Roman"/>
+        </w:rPr>
+        <w:t>setuptools</w:t>
+      </w:r>
+      <w:proofErr w:type="spellEnd"/>
+      <w:r>
+        <w:rPr>
+          <w:rFonts w:ascii="Times New Roman" w:hAnsi="Times New Roman" w:cs="Times New Roman"/>
+        </w:rPr>
+        <w:br/>
+      </w:r>
+      <w:r>
+        <w:rPr>
+          <w:rFonts w:ascii="Times New Roman" w:hAnsi="Times New Roman" w:cs="Times New Roman"/>
+        </w:rPr>
+        <w:br/>
+        <w:t xml:space="preserve">pip install </w:t>
+      </w:r>
+      <w:proofErr w:type="spellStart"/>
+      <w:r>
+        <w:rPr>
+          <w:rFonts w:ascii="Times New Roman" w:hAnsi="Times New Roman" w:cs="Times New Roman"/>
+        </w:rPr>
+        <w:t>numpy</w:t>
+      </w:r>
+      <w:proofErr w:type="spellEnd"/>
+      <w:r>
+        <w:rPr>
+          <w:rFonts w:ascii="Times New Roman" w:hAnsi="Times New Roman" w:cs="Times New Roman"/>
+        </w:rPr>
+        <w:t xml:space="preserve"> </w:t>
+      </w:r>
+      <w:proofErr w:type="spellStart"/>
+      <w:r>
+        <w:rPr>
+          <w:rFonts w:ascii="Times New Roman" w:hAnsi="Times New Roman" w:cs="Times New Roman"/>
+        </w:rPr>
+        <w:t>opencv</w:t>
+      </w:r>
+      <w:proofErr w:type="spellEnd"/>
+      <w:r>
+        <w:rPr>
+          <w:rFonts w:ascii="Times New Roman" w:hAnsi="Times New Roman" w:cs="Times New Roman"/>
+        </w:rPr>
+        <w:t xml:space="preserve">-python </w:t>
+      </w:r>
+      <w:proofErr w:type="spellStart"/>
+      <w:r>
+        <w:rPr>
+          <w:rFonts w:ascii="Times New Roman" w:hAnsi="Times New Roman" w:cs="Times New Roman"/>
+        </w:rPr>
+        <w:t>tritonclient</w:t>
+      </w:r>
+      <w:proofErr w:type="spellEnd"/>
+      <w:r>
+        <w:rPr>
+          <w:rFonts w:ascii="Times New Roman" w:hAnsi="Times New Roman" w:cs="Times New Roman"/>
+        </w:rPr>
+        <w:t>[</w:t>
+      </w:r>
+      <w:proofErr w:type="spellStart"/>
+      <w:r>
+        <w:rPr>
+          <w:rFonts w:ascii="Times New Roman" w:hAnsi="Times New Roman" w:cs="Times New Roman"/>
+        </w:rPr>
+        <w:t>grpc</w:t>
+      </w:r>
+      <w:proofErr w:type="spellEnd"/>
+      <w:r>
+        <w:rPr>
+          <w:rFonts w:ascii="Times New Roman" w:hAnsi="Times New Roman" w:cs="Times New Roman"/>
+        </w:rPr>
+        <w:t xml:space="preserve">] </w:t>
+      </w:r>
+      <w:proofErr w:type="spellStart"/>
+      <w:r>
+        <w:rPr>
+          <w:rFonts w:ascii="Times New Roman" w:hAnsi="Times New Roman" w:cs="Times New Roman"/>
+        </w:rPr>
+        <w:t>grpcio</w:t>
+      </w:r>
+      <w:proofErr w:type="spellEnd"/>
+      <w:r>
+        <w:rPr>
+          <w:rFonts w:ascii="Times New Roman" w:hAnsi="Times New Roman" w:cs="Times New Roman"/>
+        </w:rPr>
+        <w:br/>
+      </w:r>
+      <w:r>
+        <w:rPr>
+          <w:rFonts w:ascii="Times New Roman" w:hAnsi="Times New Roman" w:cs="Times New Roman"/>
+        </w:rPr>
+        <w:br/>
+      </w:r>
+      <w:r>
+        <w:rPr>
+          <w:rFonts w:ascii="Times New Roman" w:hAnsi="Times New Roman" w:cs="Times New Roman"/>
+        </w:rPr>
+        <w:br/>
+      </w:r>
+      <w:r>
+        <w:rPr>
+          <w:rFonts w:ascii="Times New Roman" w:hAnsi="Times New Roman" w:cs="Times New Roman"/>
+        </w:rPr>
         <w:br/>
         <w:t>export TRITON_GRPC=localhost:8001</w:t>
       </w:r>
       <w:r>
-        <w:br/>
-      </w:r>
-      <w:r>
-        <w:br/>
-        <w:t>export TRITON_MODEL=buffalo_l</w:t>
-      </w:r>
-      <w:r>
-        <w:br/>
-      </w:r>
-      <w:r>
+        <w:rPr>
+          <w:rFonts w:ascii="Times New Roman" w:hAnsi="Times New Roman" w:cs="Times New Roman"/>
+        </w:rPr>
+        <w:br/>
+      </w:r>
+      <w:r>
+        <w:rPr>
+          <w:rFonts w:ascii="Times New Roman" w:hAnsi="Times New Roman" w:cs="Times New Roman"/>
+        </w:rPr>
+        <w:br/>
+        <w:t>export TRITON_MODEL=</w:t>
+      </w:r>
+      <w:proofErr w:type="spellStart"/>
+      <w:r>
+        <w:rPr>
+          <w:rFonts w:ascii="Times New Roman" w:hAnsi="Times New Roman" w:cs="Times New Roman"/>
+        </w:rPr>
+        <w:t>buffalo_l</w:t>
+      </w:r>
+      <w:proofErr w:type="spellEnd"/>
+      <w:r>
+        <w:rPr>
+          <w:rFonts w:ascii="Times New Roman" w:hAnsi="Times New Roman" w:cs="Times New Roman"/>
+        </w:rPr>
+        <w:br/>
+      </w:r>
+      <w:r>
+        <w:rPr>
+          <w:rFonts w:ascii="Times New Roman" w:hAnsi="Times New Roman" w:cs="Times New Roman"/>
+        </w:rPr>
         <w:br/>
         <w:t>export EMB_LAYER=683</w:t>
       </w:r>
       <w:r>
-        <w:br/>
-      </w:r>
-      <w:r>
-        <w:br/>
-        <w:t>export IMAGE_FOLDER=~/face_benchmark_gdrive/voter_images</w:t>
-      </w:r>
-      <w:r>
-        <w:br/>
-      </w:r>
-      <w:r>
-        <w:br/>
-      </w:r>
-      <w:r>
-        <w:br/>
-      </w:r>
-      <w:r>
+        <w:rPr>
+          <w:rFonts w:ascii="Times New Roman" w:hAnsi="Times New Roman" w:cs="Times New Roman"/>
+        </w:rPr>
+        <w:br/>
+      </w:r>
+      <w:r>
+        <w:rPr>
+          <w:rFonts w:ascii="Times New Roman" w:hAnsi="Times New Roman" w:cs="Times New Roman"/>
+        </w:rPr>
+        <w:br/>
+        <w:t>export IMAGE_FOLDER=~/</w:t>
+      </w:r>
+      <w:proofErr w:type="spellStart"/>
+      <w:r>
+        <w:rPr>
+          <w:rFonts w:ascii="Times New Roman" w:hAnsi="Times New Roman" w:cs="Times New Roman"/>
+        </w:rPr>
+        <w:t>face_benchmark_gdrive</w:t>
+      </w:r>
+      <w:proofErr w:type="spellEnd"/>
+      <w:r>
+        <w:rPr>
+          <w:rFonts w:ascii="Times New Roman" w:hAnsi="Times New Roman" w:cs="Times New Roman"/>
+        </w:rPr>
+        <w:t>/</w:t>
+      </w:r>
+      <w:proofErr w:type="spellStart"/>
+      <w:r>
+        <w:rPr>
+          <w:rFonts w:ascii="Times New Roman" w:hAnsi="Times New Roman" w:cs="Times New Roman"/>
+        </w:rPr>
+        <w:t>voter_images</w:t>
+      </w:r>
+      <w:proofErr w:type="spellEnd"/>
+      <w:r>
+        <w:rPr>
+          <w:rFonts w:ascii="Times New Roman" w:hAnsi="Times New Roman" w:cs="Times New Roman"/>
+        </w:rPr>
+        <w:br/>
+      </w:r>
+      <w:r>
+        <w:rPr>
+          <w:rFonts w:ascii="Times New Roman" w:hAnsi="Times New Roman" w:cs="Times New Roman"/>
+        </w:rPr>
+        <w:br/>
+      </w:r>
+      <w:r>
+        <w:rPr>
+          <w:rFonts w:ascii="Times New Roman" w:hAnsi="Times New Roman" w:cs="Times New Roman"/>
+        </w:rPr>
+        <w:br/>
+      </w:r>
+      <w:r>
+        <w:rPr>
+          <w:rFonts w:ascii="Times New Roman" w:hAnsi="Times New Roman" w:cs="Times New Roman"/>
+        </w:rPr>
         <w:br/>
         <w:t># Runs used in B (Table VII):</w:t>
       </w:r>
       <w:r>
-        <w:br/>
-      </w:r>
-      <w:r>
-        <w:br/>
-        <w:t>python triton_batch_bench.py --mode single       --duration 120 --warmup 10 --concurrency 50 --rps 2500</w:t>
-      </w:r>
-      <w:r>
-        <w:br/>
-      </w:r>
-      <w:r>
-        <w:br/>
-      </w:r>
-      <w:r>
-        <w:lastRenderedPageBreak/>
-        <w:t>python triton_batch_bench.py --mode client-batch --duration 120 --warmup 10 --concurrency 50 --batch-size 16 --batch-window-ms 2 --rps 5000</w:t>
-      </w:r>
-      <w:r>
-        <w:br/>
-      </w:r>
-      <w:r>
-        <w:br/>
-        <w:t>python triton_batch_bench.py --mode client-batch --duration 120 --warmup 10 --concurrency 50 --batch-size 16 --batch-window-ms 2 --rps 10000</w:t>
+        <w:rPr>
+          <w:rFonts w:ascii="Times New Roman" w:hAnsi="Times New Roman" w:cs="Times New Roman"/>
+        </w:rPr>
+        <w:br/>
+      </w:r>
+      <w:r>
+        <w:rPr>
+          <w:rFonts w:ascii="Times New Roman" w:hAnsi="Times New Roman" w:cs="Times New Roman"/>
+        </w:rPr>
+        <w:br/>
+        <w:t>python triton_batch_bench.py --mode single       --duration 120 --warmup 10 --concurrency 50 --</w:t>
+      </w:r>
+      <w:proofErr w:type="spellStart"/>
+      <w:r>
+        <w:rPr>
+          <w:rFonts w:ascii="Times New Roman" w:hAnsi="Times New Roman" w:cs="Times New Roman"/>
+        </w:rPr>
+        <w:t>rps</w:t>
+      </w:r>
+      <w:proofErr w:type="spellEnd"/>
+      <w:r>
+        <w:rPr>
+          <w:rFonts w:ascii="Times New Roman" w:hAnsi="Times New Roman" w:cs="Times New Roman"/>
+        </w:rPr>
+        <w:t xml:space="preserve"> 2500</w:t>
+      </w:r>
+      <w:r>
+        <w:rPr>
+          <w:rFonts w:ascii="Times New Roman" w:hAnsi="Times New Roman" w:cs="Times New Roman"/>
+        </w:rPr>
+        <w:br/>
+      </w:r>
+      <w:r>
+        <w:rPr>
+          <w:rFonts w:ascii="Times New Roman" w:hAnsi="Times New Roman" w:cs="Times New Roman"/>
+        </w:rPr>
+        <w:br/>
+        <w:t>python triton_batch_bench.py --mode client-batch --duration 120 --warmup 10 --concurrency 50 --batch-size 16 --batch-window-</w:t>
+      </w:r>
+      <w:proofErr w:type="spellStart"/>
+      <w:r>
+        <w:rPr>
+          <w:rFonts w:ascii="Times New Roman" w:hAnsi="Times New Roman" w:cs="Times New Roman"/>
+        </w:rPr>
+        <w:t>ms</w:t>
+      </w:r>
+      <w:proofErr w:type="spellEnd"/>
+      <w:r>
+        <w:rPr>
+          <w:rFonts w:ascii="Times New Roman" w:hAnsi="Times New Roman" w:cs="Times New Roman"/>
+        </w:rPr>
+        <w:t xml:space="preserve"> 2 --</w:t>
+      </w:r>
+      <w:proofErr w:type="spellStart"/>
+      <w:r>
+        <w:rPr>
+          <w:rFonts w:ascii="Times New Roman" w:hAnsi="Times New Roman" w:cs="Times New Roman"/>
+        </w:rPr>
+        <w:t>rps</w:t>
+      </w:r>
+      <w:proofErr w:type="spellEnd"/>
+      <w:r>
+        <w:rPr>
+          <w:rFonts w:ascii="Times New Roman" w:hAnsi="Times New Roman" w:cs="Times New Roman"/>
+        </w:rPr>
+        <w:t xml:space="preserve"> 5000</w:t>
+      </w:r>
+      <w:r>
+        <w:rPr>
+          <w:rFonts w:ascii="Times New Roman" w:hAnsi="Times New Roman" w:cs="Times New Roman"/>
+        </w:rPr>
+        <w:br/>
+      </w:r>
+      <w:r>
+        <w:rPr>
+          <w:rFonts w:ascii="Times New Roman" w:hAnsi="Times New Roman" w:cs="Times New Roman"/>
+        </w:rPr>
+        <w:br/>
+        <w:t>python triton_batch_bench.py --mode client-batch --duration 120 --warmup 10 --concurrency 50 --batch-size 16 --batch-window-</w:t>
+      </w:r>
+      <w:proofErr w:type="spellStart"/>
+      <w:r>
+        <w:rPr>
+          <w:rFonts w:ascii="Times New Roman" w:hAnsi="Times New Roman" w:cs="Times New Roman"/>
+        </w:rPr>
+        <w:t>ms</w:t>
+      </w:r>
+      <w:proofErr w:type="spellEnd"/>
+      <w:r>
+        <w:rPr>
+          <w:rFonts w:ascii="Times New Roman" w:hAnsi="Times New Roman" w:cs="Times New Roman"/>
+        </w:rPr>
+        <w:t xml:space="preserve"> 2 --</w:t>
+      </w:r>
+      <w:proofErr w:type="spellStart"/>
+      <w:r>
+        <w:rPr>
+          <w:rFonts w:ascii="Times New Roman" w:hAnsi="Times New Roman" w:cs="Times New Roman"/>
+        </w:rPr>
+        <w:t>rps</w:t>
+      </w:r>
+      <w:proofErr w:type="spellEnd"/>
+      <w:r>
+        <w:rPr>
+          <w:rFonts w:ascii="Times New Roman" w:hAnsi="Times New Roman" w:cs="Times New Roman"/>
+        </w:rPr>
+        <w:t xml:space="preserve"> 10000</w:t>
       </w:r>
     </w:p>
     <w:p>
       <w:pPr>
         <w:pStyle w:val="Heading1"/>
+        <w:rPr>
+          <w:rFonts w:ascii="Times New Roman" w:hAnsi="Times New Roman" w:cs="Times New Roman"/>
+        </w:rPr>
       </w:pPr>
       <w:r>
+        <w:rPr>
+          <w:rFonts w:ascii="Times New Roman" w:hAnsi="Times New Roman" w:cs="Times New Roman"/>
+        </w:rPr>
         <w:t>A100 Replica Runs</w:t>
       </w:r>
     </w:p>
     <w:p>
       <w:pPr>
         <w:pStyle w:val="Heading2"/>
+        <w:rPr>
+          <w:rFonts w:ascii="Times New Roman" w:hAnsi="Times New Roman" w:cs="Times New Roman"/>
+        </w:rPr>
       </w:pPr>
       <w:r>
+        <w:rPr>
+          <w:rFonts w:ascii="Times New Roman" w:hAnsi="Times New Roman" w:cs="Times New Roman"/>
+        </w:rPr>
         <w:t>Setup and dependencies</w:t>
       </w:r>
     </w:p>
@@ -788,312 +2713,1163 @@
       <w:pPr>
         <w:pStyle w:val="CodeBlock"/>
         <w:shd w:val="clear" w:color="auto" w:fill="F2F2F2"/>
+        <w:rPr>
+          <w:rFonts w:ascii="Times New Roman" w:hAnsi="Times New Roman" w:cs="Times New Roman"/>
+        </w:rPr>
       </w:pPr>
       <w:r>
-        <w:t>pip install 'faiss-gpu-cu12[fix-cuda]'</w:t>
-      </w:r>
-      <w:r>
-        <w:br/>
-      </w:r>
-      <w:r>
+        <w:rPr>
+          <w:rFonts w:ascii="Times New Roman" w:hAnsi="Times New Roman" w:cs="Times New Roman"/>
+        </w:rPr>
+        <w:t>pip install 'faiss-gpu-cu12[fix-</w:t>
+      </w:r>
+      <w:proofErr w:type="spellStart"/>
+      <w:r>
+        <w:rPr>
+          <w:rFonts w:ascii="Times New Roman" w:hAnsi="Times New Roman" w:cs="Times New Roman"/>
+        </w:rPr>
+        <w:t>cuda</w:t>
+      </w:r>
+      <w:proofErr w:type="spellEnd"/>
+      <w:r>
+        <w:rPr>
+          <w:rFonts w:ascii="Times New Roman" w:hAnsi="Times New Roman" w:cs="Times New Roman"/>
+        </w:rPr>
+        <w:t>]'</w:t>
+      </w:r>
+      <w:r>
+        <w:rPr>
+          <w:rFonts w:ascii="Times New Roman" w:hAnsi="Times New Roman" w:cs="Times New Roman"/>
+        </w:rPr>
+        <w:br/>
+      </w:r>
+      <w:r>
+        <w:rPr>
+          <w:rFonts w:ascii="Times New Roman" w:hAnsi="Times New Roman" w:cs="Times New Roman"/>
+        </w:rPr>
         <w:br/>
         <w:t>0) OS limit (do once per shell)</w:t>
       </w:r>
       <w:r>
-        <w:br/>
-      </w:r>
-      <w:r>
-        <w:br/>
-        <w:t>ulimit -n 200000</w:t>
-      </w:r>
-      <w:r>
-        <w:br/>
-      </w:r>
-      <w:r>
-        <w:br/>
-      </w:r>
-      <w:r>
-        <w:br/>
-      </w:r>
-      <w:r>
+        <w:rPr>
+          <w:rFonts w:ascii="Times New Roman" w:hAnsi="Times New Roman" w:cs="Times New Roman"/>
+        </w:rPr>
+        <w:br/>
+      </w:r>
+      <w:r>
+        <w:rPr>
+          <w:rFonts w:ascii="Times New Roman" w:hAnsi="Times New Roman" w:cs="Times New Roman"/>
+        </w:rPr>
+        <w:br/>
+      </w:r>
+      <w:proofErr w:type="spellStart"/>
+      <w:r>
+        <w:rPr>
+          <w:rFonts w:ascii="Times New Roman" w:hAnsi="Times New Roman" w:cs="Times New Roman"/>
+        </w:rPr>
+        <w:t>ulimit</w:t>
+      </w:r>
+      <w:proofErr w:type="spellEnd"/>
+      <w:r>
+        <w:rPr>
+          <w:rFonts w:ascii="Times New Roman" w:hAnsi="Times New Roman" w:cs="Times New Roman"/>
+        </w:rPr>
+        <w:t xml:space="preserve"> -n 200000</w:t>
+      </w:r>
+      <w:r>
+        <w:rPr>
+          <w:rFonts w:ascii="Times New Roman" w:hAnsi="Times New Roman" w:cs="Times New Roman"/>
+        </w:rPr>
+        <w:br/>
+      </w:r>
+      <w:r>
+        <w:rPr>
+          <w:rFonts w:ascii="Times New Roman" w:hAnsi="Times New Roman" w:cs="Times New Roman"/>
+        </w:rPr>
+        <w:br/>
+      </w:r>
+      <w:r>
+        <w:rPr>
+          <w:rFonts w:ascii="Times New Roman" w:hAnsi="Times New Roman" w:cs="Times New Roman"/>
+        </w:rPr>
+        <w:br/>
+      </w:r>
+      <w:r>
+        <w:rPr>
+          <w:rFonts w:ascii="Times New Roman" w:hAnsi="Times New Roman" w:cs="Times New Roman"/>
+        </w:rPr>
         <w:br/>
         <w:t>1) Create directories and place files</w:t>
       </w:r>
       <w:r>
-        <w:br/>
-      </w:r>
-      <w:r>
-        <w:br/>
-        <w:t>mkdir -p ~/faiss_stack/faiss_grpc_server_bundle</w:t>
-      </w:r>
-      <w:r>
-        <w:br/>
-        <w:t>mkdir -p ~/faiss_bench</w:t>
-      </w:r>
-      <w:r>
-        <w:br/>
-      </w:r>
-      <w:r>
+        <w:rPr>
+          <w:rFonts w:ascii="Times New Roman" w:hAnsi="Times New Roman" w:cs="Times New Roman"/>
+        </w:rPr>
+        <w:br/>
+      </w:r>
+      <w:r>
+        <w:rPr>
+          <w:rFonts w:ascii="Times New Roman" w:hAnsi="Times New Roman" w:cs="Times New Roman"/>
+        </w:rPr>
+        <w:br/>
+      </w:r>
+      <w:proofErr w:type="spellStart"/>
+      <w:r>
+        <w:rPr>
+          <w:rFonts w:ascii="Times New Roman" w:hAnsi="Times New Roman" w:cs="Times New Roman"/>
+        </w:rPr>
+        <w:t>mkdir</w:t>
+      </w:r>
+      <w:proofErr w:type="spellEnd"/>
+      <w:r>
+        <w:rPr>
+          <w:rFonts w:ascii="Times New Roman" w:hAnsi="Times New Roman" w:cs="Times New Roman"/>
+        </w:rPr>
+        <w:t xml:space="preserve"> -p ~/</w:t>
+      </w:r>
+      <w:proofErr w:type="spellStart"/>
+      <w:r>
+        <w:rPr>
+          <w:rFonts w:ascii="Times New Roman" w:hAnsi="Times New Roman" w:cs="Times New Roman"/>
+        </w:rPr>
+        <w:t>faiss_stack</w:t>
+      </w:r>
+      <w:proofErr w:type="spellEnd"/>
+      <w:r>
+        <w:rPr>
+          <w:rFonts w:ascii="Times New Roman" w:hAnsi="Times New Roman" w:cs="Times New Roman"/>
+        </w:rPr>
+        <w:t>/</w:t>
+      </w:r>
+      <w:proofErr w:type="spellStart"/>
+      <w:r>
+        <w:rPr>
+          <w:rFonts w:ascii="Times New Roman" w:hAnsi="Times New Roman" w:cs="Times New Roman"/>
+        </w:rPr>
+        <w:t>faiss_grpc_server_bundle</w:t>
+      </w:r>
+      <w:proofErr w:type="spellEnd"/>
+      <w:r>
+        <w:rPr>
+          <w:rFonts w:ascii="Times New Roman" w:hAnsi="Times New Roman" w:cs="Times New Roman"/>
+        </w:rPr>
+        <w:br/>
+      </w:r>
+      <w:proofErr w:type="spellStart"/>
+      <w:r>
+        <w:rPr>
+          <w:rFonts w:ascii="Times New Roman" w:hAnsi="Times New Roman" w:cs="Times New Roman"/>
+        </w:rPr>
+        <w:t>mkdir</w:t>
+      </w:r>
+      <w:proofErr w:type="spellEnd"/>
+      <w:r>
+        <w:rPr>
+          <w:rFonts w:ascii="Times New Roman" w:hAnsi="Times New Roman" w:cs="Times New Roman"/>
+        </w:rPr>
+        <w:t xml:space="preserve"> -p ~/</w:t>
+      </w:r>
+      <w:proofErr w:type="spellStart"/>
+      <w:r>
+        <w:rPr>
+          <w:rFonts w:ascii="Times New Roman" w:hAnsi="Times New Roman" w:cs="Times New Roman"/>
+        </w:rPr>
+        <w:t>faiss_bench</w:t>
+      </w:r>
+      <w:proofErr w:type="spellEnd"/>
+      <w:r>
+        <w:rPr>
+          <w:rFonts w:ascii="Times New Roman" w:hAnsi="Times New Roman" w:cs="Times New Roman"/>
+        </w:rPr>
+        <w:br/>
+      </w:r>
+      <w:r>
+        <w:rPr>
+          <w:rFonts w:ascii="Times New Roman" w:hAnsi="Times New Roman" w:cs="Times New Roman"/>
+        </w:rPr>
         <w:br/>
         <w:t>Copy files into place (adjust source paths as needed):</w:t>
       </w:r>
       <w:r>
-        <w:br/>
-      </w:r>
-      <w:r>
+        <w:rPr>
+          <w:rFonts w:ascii="Times New Roman" w:hAnsi="Times New Roman" w:cs="Times New Roman"/>
+        </w:rPr>
+        <w:br/>
+      </w:r>
+      <w:r>
+        <w:rPr>
+          <w:rFonts w:ascii="Times New Roman" w:hAnsi="Times New Roman" w:cs="Times New Roman"/>
+        </w:rPr>
         <w:br/>
         <w:t># Put server bundle files here</w:t>
       </w:r>
       <w:r>
-        <w:br/>
-        <w:t>cp dedup.proto gen_proto.sh faiss_grpc_server.py faiss_aggregator_grpc.py \</w:t>
-      </w:r>
-      <w:r>
-        <w:br/>
-        <w:t xml:space="preserve">  ~/faiss_stack/faiss_grpc_server_bundle/</w:t>
-      </w:r>
-      <w:r>
-        <w:br/>
-      </w:r>
-      <w:r>
+        <w:rPr>
+          <w:rFonts w:ascii="Times New Roman" w:hAnsi="Times New Roman" w:cs="Times New Roman"/>
+        </w:rPr>
+        <w:br/>
+        <w:t xml:space="preserve">cp </w:t>
+      </w:r>
+      <w:proofErr w:type="spellStart"/>
+      <w:r>
+        <w:rPr>
+          <w:rFonts w:ascii="Times New Roman" w:hAnsi="Times New Roman" w:cs="Times New Roman"/>
+        </w:rPr>
+        <w:t>dedup.proto</w:t>
+      </w:r>
+      <w:proofErr w:type="spellEnd"/>
+      <w:r>
+        <w:rPr>
+          <w:rFonts w:ascii="Times New Roman" w:hAnsi="Times New Roman" w:cs="Times New Roman"/>
+        </w:rPr>
+        <w:t xml:space="preserve"> gen_proto.sh faiss_grpc_server.py faiss_aggregator_grpc.py \</w:t>
+      </w:r>
+      <w:r>
+        <w:rPr>
+          <w:rFonts w:ascii="Times New Roman" w:hAnsi="Times New Roman" w:cs="Times New Roman"/>
+        </w:rPr>
+        <w:br/>
+      </w:r>
+      <w:r>
+        <w:rPr>
+          <w:rFonts w:ascii="Times New Roman" w:hAnsi="Times New Roman" w:cs="Times New Roman"/>
+        </w:rPr>
+        <w:lastRenderedPageBreak/>
+        <w:t xml:space="preserve">  ~/</w:t>
+      </w:r>
+      <w:proofErr w:type="spellStart"/>
+      <w:r>
+        <w:rPr>
+          <w:rFonts w:ascii="Times New Roman" w:hAnsi="Times New Roman" w:cs="Times New Roman"/>
+        </w:rPr>
+        <w:t>faiss_stack</w:t>
+      </w:r>
+      <w:proofErr w:type="spellEnd"/>
+      <w:r>
+        <w:rPr>
+          <w:rFonts w:ascii="Times New Roman" w:hAnsi="Times New Roman" w:cs="Times New Roman"/>
+        </w:rPr>
+        <w:t>/</w:t>
+      </w:r>
+      <w:proofErr w:type="spellStart"/>
+      <w:r>
+        <w:rPr>
+          <w:rFonts w:ascii="Times New Roman" w:hAnsi="Times New Roman" w:cs="Times New Roman"/>
+        </w:rPr>
+        <w:t>faiss_grpc_server_bundle</w:t>
+      </w:r>
+      <w:proofErr w:type="spellEnd"/>
+      <w:r>
+        <w:rPr>
+          <w:rFonts w:ascii="Times New Roman" w:hAnsi="Times New Roman" w:cs="Times New Roman"/>
+        </w:rPr>
+        <w:t>/</w:t>
+      </w:r>
+      <w:r>
+        <w:rPr>
+          <w:rFonts w:ascii="Times New Roman" w:hAnsi="Times New Roman" w:cs="Times New Roman"/>
+        </w:rPr>
+        <w:br/>
+      </w:r>
+      <w:r>
+        <w:rPr>
+          <w:rFonts w:ascii="Times New Roman" w:hAnsi="Times New Roman" w:cs="Times New Roman"/>
+        </w:rPr>
         <w:br/>
         <w:t># Put bench file here</w:t>
       </w:r>
       <w:r>
-        <w:br/>
-        <w:t>cp faiss_grpc_bench.py ~/faiss_bench/</w:t>
-      </w:r>
-      <w:r>
-        <w:br/>
-      </w:r>
-      <w:r>
+        <w:rPr>
+          <w:rFonts w:ascii="Times New Roman" w:hAnsi="Times New Roman" w:cs="Times New Roman"/>
+        </w:rPr>
+        <w:br/>
+        <w:t>cp faiss_grpc_bench.py ~/</w:t>
+      </w:r>
+      <w:proofErr w:type="spellStart"/>
+      <w:r>
+        <w:rPr>
+          <w:rFonts w:ascii="Times New Roman" w:hAnsi="Times New Roman" w:cs="Times New Roman"/>
+        </w:rPr>
+        <w:t>faiss_bench</w:t>
+      </w:r>
+      <w:proofErr w:type="spellEnd"/>
+      <w:r>
+        <w:rPr>
+          <w:rFonts w:ascii="Times New Roman" w:hAnsi="Times New Roman" w:cs="Times New Roman"/>
+        </w:rPr>
+        <w:t>/</w:t>
+      </w:r>
+      <w:r>
+        <w:rPr>
+          <w:rFonts w:ascii="Times New Roman" w:hAnsi="Times New Roman" w:cs="Times New Roman"/>
+        </w:rPr>
+        <w:br/>
+      </w:r>
+      <w:r>
+        <w:rPr>
+          <w:rFonts w:ascii="Times New Roman" w:hAnsi="Times New Roman" w:cs="Times New Roman"/>
+        </w:rPr>
         <w:br/>
         <w:t>Make the proto generator executable:</w:t>
       </w:r>
       <w:r>
-        <w:br/>
-      </w:r>
-      <w:r>
-        <w:br/>
-        <w:t>chmod +x ~/faiss_stack/faiss_grpc_server_bundle/gen_proto.sh</w:t>
-      </w:r>
-      <w:r>
-        <w:br/>
-      </w:r>
-      <w:r>
-        <w:br/>
-      </w:r>
-      <w:r>
-        <w:br/>
-      </w:r>
-      <w:r>
-        <w:br/>
-        <w:t>2) Create venv + install dependencies</w:t>
-      </w:r>
-      <w:r>
-        <w:br/>
-      </w:r>
-      <w:r>
-        <w:br/>
-        <w:t>cd ~/faiss_stack</w:t>
-      </w:r>
-      <w:r>
-        <w:br/>
-        <w:t>python3 -m venv .venv_faiss</w:t>
-      </w:r>
-      <w:r>
-        <w:br/>
-        <w:t>source ~/faiss_stack/.venv_faiss/bin/activate</w:t>
-      </w:r>
-      <w:r>
-        <w:br/>
-        <w:t>pip install -U pip wheel setuptools</w:t>
-      </w:r>
-      <w:r>
-        <w:br/>
-      </w:r>
-      <w:r>
+        <w:rPr>
+          <w:rFonts w:ascii="Times New Roman" w:hAnsi="Times New Roman" w:cs="Times New Roman"/>
+        </w:rPr>
+        <w:br/>
+      </w:r>
+      <w:r>
+        <w:rPr>
+          <w:rFonts w:ascii="Times New Roman" w:hAnsi="Times New Roman" w:cs="Times New Roman"/>
+        </w:rPr>
+        <w:br/>
+      </w:r>
+      <w:proofErr w:type="spellStart"/>
+      <w:r>
+        <w:rPr>
+          <w:rFonts w:ascii="Times New Roman" w:hAnsi="Times New Roman" w:cs="Times New Roman"/>
+        </w:rPr>
+        <w:t>chmod</w:t>
+      </w:r>
+      <w:proofErr w:type="spellEnd"/>
+      <w:r>
+        <w:rPr>
+          <w:rFonts w:ascii="Times New Roman" w:hAnsi="Times New Roman" w:cs="Times New Roman"/>
+        </w:rPr>
+        <w:t xml:space="preserve"> +x ~/faiss_stack/faiss_grpc_server_bundle/gen_proto.sh</w:t>
+      </w:r>
+      <w:r>
+        <w:rPr>
+          <w:rFonts w:ascii="Times New Roman" w:hAnsi="Times New Roman" w:cs="Times New Roman"/>
+        </w:rPr>
+        <w:br/>
+      </w:r>
+      <w:r>
+        <w:rPr>
+          <w:rFonts w:ascii="Times New Roman" w:hAnsi="Times New Roman" w:cs="Times New Roman"/>
+        </w:rPr>
+        <w:br/>
+      </w:r>
+      <w:r>
+        <w:rPr>
+          <w:rFonts w:ascii="Times New Roman" w:hAnsi="Times New Roman" w:cs="Times New Roman"/>
+        </w:rPr>
+        <w:br/>
+      </w:r>
+      <w:r>
+        <w:rPr>
+          <w:rFonts w:ascii="Times New Roman" w:hAnsi="Times New Roman" w:cs="Times New Roman"/>
+        </w:rPr>
+        <w:br/>
+        <w:t xml:space="preserve">2) Create </w:t>
+      </w:r>
+      <w:proofErr w:type="spellStart"/>
+      <w:r>
+        <w:rPr>
+          <w:rFonts w:ascii="Times New Roman" w:hAnsi="Times New Roman" w:cs="Times New Roman"/>
+        </w:rPr>
+        <w:t>venv</w:t>
+      </w:r>
+      <w:proofErr w:type="spellEnd"/>
+      <w:r>
+        <w:rPr>
+          <w:rFonts w:ascii="Times New Roman" w:hAnsi="Times New Roman" w:cs="Times New Roman"/>
+        </w:rPr>
+        <w:t xml:space="preserve"> + install dependencies</w:t>
+      </w:r>
+      <w:r>
+        <w:rPr>
+          <w:rFonts w:ascii="Times New Roman" w:hAnsi="Times New Roman" w:cs="Times New Roman"/>
+        </w:rPr>
+        <w:br/>
+      </w:r>
+      <w:r>
+        <w:rPr>
+          <w:rFonts w:ascii="Times New Roman" w:hAnsi="Times New Roman" w:cs="Times New Roman"/>
+        </w:rPr>
+        <w:br/>
+        <w:t>cd ~/</w:t>
+      </w:r>
+      <w:proofErr w:type="spellStart"/>
+      <w:r>
+        <w:rPr>
+          <w:rFonts w:ascii="Times New Roman" w:hAnsi="Times New Roman" w:cs="Times New Roman"/>
+        </w:rPr>
+        <w:t>faiss_stack</w:t>
+      </w:r>
+      <w:proofErr w:type="spellEnd"/>
+      <w:r>
+        <w:rPr>
+          <w:rFonts w:ascii="Times New Roman" w:hAnsi="Times New Roman" w:cs="Times New Roman"/>
+        </w:rPr>
+        <w:br/>
+        <w:t xml:space="preserve">python3 -m </w:t>
+      </w:r>
+      <w:proofErr w:type="spellStart"/>
+      <w:r>
+        <w:rPr>
+          <w:rFonts w:ascii="Times New Roman" w:hAnsi="Times New Roman" w:cs="Times New Roman"/>
+        </w:rPr>
+        <w:t>venv</w:t>
+      </w:r>
+      <w:proofErr w:type="spellEnd"/>
+      <w:r>
+        <w:rPr>
+          <w:rFonts w:ascii="Times New Roman" w:hAnsi="Times New Roman" w:cs="Times New Roman"/>
+        </w:rPr>
+        <w:t xml:space="preserve"> .</w:t>
+      </w:r>
+      <w:proofErr w:type="spellStart"/>
+      <w:r>
+        <w:rPr>
+          <w:rFonts w:ascii="Times New Roman" w:hAnsi="Times New Roman" w:cs="Times New Roman"/>
+        </w:rPr>
+        <w:t>venv_faiss</w:t>
+      </w:r>
+      <w:proofErr w:type="spellEnd"/>
+      <w:r>
+        <w:rPr>
+          <w:rFonts w:ascii="Times New Roman" w:hAnsi="Times New Roman" w:cs="Times New Roman"/>
+        </w:rPr>
+        <w:br/>
+        <w:t>source ~/</w:t>
+      </w:r>
+      <w:proofErr w:type="spellStart"/>
+      <w:r>
+        <w:rPr>
+          <w:rFonts w:ascii="Times New Roman" w:hAnsi="Times New Roman" w:cs="Times New Roman"/>
+        </w:rPr>
+        <w:t>faiss_stack</w:t>
+      </w:r>
+      <w:proofErr w:type="spellEnd"/>
+      <w:r>
+        <w:rPr>
+          <w:rFonts w:ascii="Times New Roman" w:hAnsi="Times New Roman" w:cs="Times New Roman"/>
+        </w:rPr>
+        <w:t>/.</w:t>
+      </w:r>
+      <w:proofErr w:type="spellStart"/>
+      <w:r>
+        <w:rPr>
+          <w:rFonts w:ascii="Times New Roman" w:hAnsi="Times New Roman" w:cs="Times New Roman"/>
+        </w:rPr>
+        <w:t>venv_faiss</w:t>
+      </w:r>
+      <w:proofErr w:type="spellEnd"/>
+      <w:r>
+        <w:rPr>
+          <w:rFonts w:ascii="Times New Roman" w:hAnsi="Times New Roman" w:cs="Times New Roman"/>
+        </w:rPr>
+        <w:t>/bin/activate</w:t>
+      </w:r>
+      <w:r>
+        <w:rPr>
+          <w:rFonts w:ascii="Times New Roman" w:hAnsi="Times New Roman" w:cs="Times New Roman"/>
+        </w:rPr>
+        <w:br/>
+        <w:t xml:space="preserve">pip install -U pip wheel </w:t>
+      </w:r>
+      <w:proofErr w:type="spellStart"/>
+      <w:r>
+        <w:rPr>
+          <w:rFonts w:ascii="Times New Roman" w:hAnsi="Times New Roman" w:cs="Times New Roman"/>
+        </w:rPr>
+        <w:t>setuptools</w:t>
+      </w:r>
+      <w:proofErr w:type="spellEnd"/>
+      <w:r>
+        <w:rPr>
+          <w:rFonts w:ascii="Times New Roman" w:hAnsi="Times New Roman" w:cs="Times New Roman"/>
+        </w:rPr>
+        <w:br/>
+      </w:r>
+      <w:r>
+        <w:rPr>
+          <w:rFonts w:ascii="Times New Roman" w:hAnsi="Times New Roman" w:cs="Times New Roman"/>
+        </w:rPr>
         <w:br/>
         <w:t>Install Python deps:</w:t>
       </w:r>
       <w:r>
-        <w:br/>
-      </w:r>
-      <w:r>
-        <w:br/>
-        <w:t>pip install grpcio grpcio-tools numpy</w:t>
-      </w:r>
-      <w:r>
+        <w:rPr>
+          <w:rFonts w:ascii="Times New Roman" w:hAnsi="Times New Roman" w:cs="Times New Roman"/>
+        </w:rPr>
+        <w:br/>
+      </w:r>
+      <w:r>
+        <w:rPr>
+          <w:rFonts w:ascii="Times New Roman" w:hAnsi="Times New Roman" w:cs="Times New Roman"/>
+        </w:rPr>
+        <w:br/>
+        <w:t xml:space="preserve">pip install </w:t>
+      </w:r>
+      <w:proofErr w:type="spellStart"/>
+      <w:r>
+        <w:rPr>
+          <w:rFonts w:ascii="Times New Roman" w:hAnsi="Times New Roman" w:cs="Times New Roman"/>
+        </w:rPr>
+        <w:t>grpcio</w:t>
+      </w:r>
+      <w:proofErr w:type="spellEnd"/>
+      <w:r>
+        <w:rPr>
+          <w:rFonts w:ascii="Times New Roman" w:hAnsi="Times New Roman" w:cs="Times New Roman"/>
+        </w:rPr>
         <w:t xml:space="preserve"> </w:t>
       </w:r>
-      <w:r>
-        <w:t>'faiss-gpu-cu12[fix-cuda]'</w:t>
-      </w:r>
-      <w:r>
-        <w:br/>
-      </w:r>
-      <w:r>
-        <w:br/>
-      </w:r>
-      <w:r>
+      <w:proofErr w:type="spellStart"/>
+      <w:r>
+        <w:rPr>
+          <w:rFonts w:ascii="Times New Roman" w:hAnsi="Times New Roman" w:cs="Times New Roman"/>
+        </w:rPr>
+        <w:t>grpcio</w:t>
+      </w:r>
+      <w:proofErr w:type="spellEnd"/>
+      <w:r>
+        <w:rPr>
+          <w:rFonts w:ascii="Times New Roman" w:hAnsi="Times New Roman" w:cs="Times New Roman"/>
+        </w:rPr>
+        <w:t xml:space="preserve">-tools </w:t>
+      </w:r>
+      <w:proofErr w:type="spellStart"/>
+      <w:r>
+        <w:rPr>
+          <w:rFonts w:ascii="Times New Roman" w:hAnsi="Times New Roman" w:cs="Times New Roman"/>
+        </w:rPr>
+        <w:t>numpy</w:t>
+      </w:r>
+      <w:proofErr w:type="spellEnd"/>
+      <w:r>
+        <w:rPr>
+          <w:rFonts w:ascii="Times New Roman" w:hAnsi="Times New Roman" w:cs="Times New Roman"/>
+        </w:rPr>
+        <w:t xml:space="preserve"> 'faiss-gpu-cu12[fix-</w:t>
+      </w:r>
+      <w:proofErr w:type="spellStart"/>
+      <w:r>
+        <w:rPr>
+          <w:rFonts w:ascii="Times New Roman" w:hAnsi="Times New Roman" w:cs="Times New Roman"/>
+        </w:rPr>
+        <w:t>cuda</w:t>
+      </w:r>
+      <w:proofErr w:type="spellEnd"/>
+      <w:r>
+        <w:rPr>
+          <w:rFonts w:ascii="Times New Roman" w:hAnsi="Times New Roman" w:cs="Times New Roman"/>
+        </w:rPr>
+        <w:t>]'</w:t>
+      </w:r>
+      <w:r>
+        <w:rPr>
+          <w:rFonts w:ascii="Times New Roman" w:hAnsi="Times New Roman" w:cs="Times New Roman"/>
+        </w:rPr>
+        <w:br/>
+      </w:r>
+      <w:r>
+        <w:rPr>
+          <w:rFonts w:ascii="Times New Roman" w:hAnsi="Times New Roman" w:cs="Times New Roman"/>
+        </w:rPr>
+        <w:br/>
+      </w:r>
+      <w:r>
+        <w:rPr>
+          <w:rFonts w:ascii="Times New Roman" w:hAnsi="Times New Roman" w:cs="Times New Roman"/>
+        </w:rPr>
         <w:br/>
         <w:t>Sanity check:</w:t>
       </w:r>
       <w:r>
-        <w:br/>
-      </w:r>
-      <w:r>
-        <w:br/>
-        <w:t>python -c "import numpy, faiss, grpc; print('numpy', numpy.__version__); print('faiss', faiss.__version__ if hasattr(faiss,'__version__') else 'ok'); print('grpc', grpc.__version__)"</w:t>
-      </w:r>
-      <w:r>
-        <w:br/>
-      </w:r>
-      <w:r>
-        <w:br/>
-      </w:r>
-      <w:r>
-        <w:br/>
-      </w:r>
-      <w:r>
-        <w:br/>
-      </w:r>
-      <w:r>
-        <w:lastRenderedPageBreak/>
-        <w:t>3) Generate protobuf stubs (must match your dedup.proto)</w:t>
-      </w:r>
-      <w:r>
-        <w:br/>
-      </w:r>
-      <w:r>
-        <w:br/>
-        <w:t>cd ~/faiss_stack/faiss_grpc_server_bundle</w:t>
-      </w:r>
-      <w:r>
+        <w:rPr>
+          <w:rFonts w:ascii="Times New Roman" w:hAnsi="Times New Roman" w:cs="Times New Roman"/>
+        </w:rPr>
+        <w:br/>
+      </w:r>
+      <w:r>
+        <w:rPr>
+          <w:rFonts w:ascii="Times New Roman" w:hAnsi="Times New Roman" w:cs="Times New Roman"/>
+        </w:rPr>
+        <w:br/>
+        <w:t xml:space="preserve">python -c "import </w:t>
+      </w:r>
+      <w:proofErr w:type="spellStart"/>
+      <w:r>
+        <w:rPr>
+          <w:rFonts w:ascii="Times New Roman" w:hAnsi="Times New Roman" w:cs="Times New Roman"/>
+        </w:rPr>
+        <w:t>numpy</w:t>
+      </w:r>
+      <w:proofErr w:type="spellEnd"/>
+      <w:r>
+        <w:rPr>
+          <w:rFonts w:ascii="Times New Roman" w:hAnsi="Times New Roman" w:cs="Times New Roman"/>
+        </w:rPr>
+        <w:t xml:space="preserve">, </w:t>
+      </w:r>
+      <w:proofErr w:type="spellStart"/>
+      <w:r>
+        <w:rPr>
+          <w:rFonts w:ascii="Times New Roman" w:hAnsi="Times New Roman" w:cs="Times New Roman"/>
+        </w:rPr>
+        <w:t>faiss</w:t>
+      </w:r>
+      <w:proofErr w:type="spellEnd"/>
+      <w:r>
+        <w:rPr>
+          <w:rFonts w:ascii="Times New Roman" w:hAnsi="Times New Roman" w:cs="Times New Roman"/>
+        </w:rPr>
+        <w:t xml:space="preserve">, </w:t>
+      </w:r>
+      <w:proofErr w:type="spellStart"/>
+      <w:r>
+        <w:rPr>
+          <w:rFonts w:ascii="Times New Roman" w:hAnsi="Times New Roman" w:cs="Times New Roman"/>
+        </w:rPr>
+        <w:t>grpc</w:t>
+      </w:r>
+      <w:proofErr w:type="spellEnd"/>
+      <w:r>
+        <w:rPr>
+          <w:rFonts w:ascii="Times New Roman" w:hAnsi="Times New Roman" w:cs="Times New Roman"/>
+        </w:rPr>
+        <w:t>; print('</w:t>
+      </w:r>
+      <w:proofErr w:type="spellStart"/>
+      <w:r>
+        <w:rPr>
+          <w:rFonts w:ascii="Times New Roman" w:hAnsi="Times New Roman" w:cs="Times New Roman"/>
+        </w:rPr>
+        <w:t>numpy</w:t>
+      </w:r>
+      <w:proofErr w:type="spellEnd"/>
+      <w:r>
+        <w:rPr>
+          <w:rFonts w:ascii="Times New Roman" w:hAnsi="Times New Roman" w:cs="Times New Roman"/>
+        </w:rPr>
+        <w:t xml:space="preserve">', </w:t>
+      </w:r>
+      <w:proofErr w:type="spellStart"/>
+      <w:r>
+        <w:rPr>
+          <w:rFonts w:ascii="Times New Roman" w:hAnsi="Times New Roman" w:cs="Times New Roman"/>
+        </w:rPr>
+        <w:t>numpy</w:t>
+      </w:r>
+      <w:proofErr w:type="spellEnd"/>
+      <w:r>
+        <w:rPr>
+          <w:rFonts w:ascii="Times New Roman" w:hAnsi="Times New Roman" w:cs="Times New Roman"/>
+        </w:rPr>
+        <w:t>.__version__); print('</w:t>
+      </w:r>
+      <w:proofErr w:type="spellStart"/>
+      <w:r>
+        <w:rPr>
+          <w:rFonts w:ascii="Times New Roman" w:hAnsi="Times New Roman" w:cs="Times New Roman"/>
+        </w:rPr>
+        <w:t>faiss</w:t>
+      </w:r>
+      <w:proofErr w:type="spellEnd"/>
+      <w:r>
+        <w:rPr>
+          <w:rFonts w:ascii="Times New Roman" w:hAnsi="Times New Roman" w:cs="Times New Roman"/>
+        </w:rPr>
+        <w:t xml:space="preserve">', </w:t>
+      </w:r>
+      <w:proofErr w:type="spellStart"/>
+      <w:r>
+        <w:rPr>
+          <w:rFonts w:ascii="Times New Roman" w:hAnsi="Times New Roman" w:cs="Times New Roman"/>
+        </w:rPr>
+        <w:t>faiss</w:t>
+      </w:r>
+      <w:proofErr w:type="spellEnd"/>
+      <w:r>
+        <w:rPr>
+          <w:rFonts w:ascii="Times New Roman" w:hAnsi="Times New Roman" w:cs="Times New Roman"/>
+        </w:rPr>
+        <w:t xml:space="preserve">.__version__ if </w:t>
+      </w:r>
+      <w:proofErr w:type="spellStart"/>
+      <w:r>
+        <w:rPr>
+          <w:rFonts w:ascii="Times New Roman" w:hAnsi="Times New Roman" w:cs="Times New Roman"/>
+        </w:rPr>
+        <w:t>hasattr</w:t>
+      </w:r>
+      <w:proofErr w:type="spellEnd"/>
+      <w:r>
+        <w:rPr>
+          <w:rFonts w:ascii="Times New Roman" w:hAnsi="Times New Roman" w:cs="Times New Roman"/>
+        </w:rPr>
+        <w:t>(</w:t>
+      </w:r>
+      <w:proofErr w:type="spellStart"/>
+      <w:r>
+        <w:rPr>
+          <w:rFonts w:ascii="Times New Roman" w:hAnsi="Times New Roman" w:cs="Times New Roman"/>
+        </w:rPr>
+        <w:t>faiss</w:t>
+      </w:r>
+      <w:proofErr w:type="spellEnd"/>
+      <w:r>
+        <w:rPr>
+          <w:rFonts w:ascii="Times New Roman" w:hAnsi="Times New Roman" w:cs="Times New Roman"/>
+        </w:rPr>
+        <w:t>,'__version__') else 'ok'); print('</w:t>
+      </w:r>
+      <w:proofErr w:type="spellStart"/>
+      <w:r>
+        <w:rPr>
+          <w:rFonts w:ascii="Times New Roman" w:hAnsi="Times New Roman" w:cs="Times New Roman"/>
+        </w:rPr>
+        <w:t>grpc</w:t>
+      </w:r>
+      <w:proofErr w:type="spellEnd"/>
+      <w:r>
+        <w:rPr>
+          <w:rFonts w:ascii="Times New Roman" w:hAnsi="Times New Roman" w:cs="Times New Roman"/>
+        </w:rPr>
+        <w:t xml:space="preserve">', </w:t>
+      </w:r>
+      <w:proofErr w:type="spellStart"/>
+      <w:r>
+        <w:rPr>
+          <w:rFonts w:ascii="Times New Roman" w:hAnsi="Times New Roman" w:cs="Times New Roman"/>
+        </w:rPr>
+        <w:t>grpc</w:t>
+      </w:r>
+      <w:proofErr w:type="spellEnd"/>
+      <w:r>
+        <w:rPr>
+          <w:rFonts w:ascii="Times New Roman" w:hAnsi="Times New Roman" w:cs="Times New Roman"/>
+        </w:rPr>
+        <w:t>.__version__)"</w:t>
+      </w:r>
+      <w:r>
+        <w:rPr>
+          <w:rFonts w:ascii="Times New Roman" w:hAnsi="Times New Roman" w:cs="Times New Roman"/>
+        </w:rPr>
+        <w:br/>
+      </w:r>
+      <w:r>
+        <w:rPr>
+          <w:rFonts w:ascii="Times New Roman" w:hAnsi="Times New Roman" w:cs="Times New Roman"/>
+        </w:rPr>
+        <w:br/>
+      </w:r>
+      <w:r>
+        <w:rPr>
+          <w:rFonts w:ascii="Times New Roman" w:hAnsi="Times New Roman" w:cs="Times New Roman"/>
+        </w:rPr>
+        <w:br/>
+      </w:r>
+      <w:r>
+        <w:rPr>
+          <w:rFonts w:ascii="Times New Roman" w:hAnsi="Times New Roman" w:cs="Times New Roman"/>
+        </w:rPr>
+        <w:br/>
+        <w:t xml:space="preserve">3) Generate </w:t>
+      </w:r>
+      <w:proofErr w:type="spellStart"/>
+      <w:r>
+        <w:rPr>
+          <w:rFonts w:ascii="Times New Roman" w:hAnsi="Times New Roman" w:cs="Times New Roman"/>
+        </w:rPr>
+        <w:t>protobuf</w:t>
+      </w:r>
+      <w:proofErr w:type="spellEnd"/>
+      <w:r>
+        <w:rPr>
+          <w:rFonts w:ascii="Times New Roman" w:hAnsi="Times New Roman" w:cs="Times New Roman"/>
+        </w:rPr>
+        <w:t xml:space="preserve"> stubs (must match your </w:t>
+      </w:r>
+      <w:proofErr w:type="spellStart"/>
+      <w:r>
+        <w:rPr>
+          <w:rFonts w:ascii="Times New Roman" w:hAnsi="Times New Roman" w:cs="Times New Roman"/>
+        </w:rPr>
+        <w:t>dedup.proto</w:t>
+      </w:r>
+      <w:proofErr w:type="spellEnd"/>
+      <w:r>
+        <w:rPr>
+          <w:rFonts w:ascii="Times New Roman" w:hAnsi="Times New Roman" w:cs="Times New Roman"/>
+        </w:rPr>
+        <w:t>)</w:t>
+      </w:r>
+      <w:r>
+        <w:rPr>
+          <w:rFonts w:ascii="Times New Roman" w:hAnsi="Times New Roman" w:cs="Times New Roman"/>
+        </w:rPr>
+        <w:br/>
+      </w:r>
+      <w:r>
+        <w:rPr>
+          <w:rFonts w:ascii="Times New Roman" w:hAnsi="Times New Roman" w:cs="Times New Roman"/>
+        </w:rPr>
+        <w:br/>
+        <w:t>cd ~/</w:t>
+      </w:r>
+      <w:proofErr w:type="spellStart"/>
+      <w:r>
+        <w:rPr>
+          <w:rFonts w:ascii="Times New Roman" w:hAnsi="Times New Roman" w:cs="Times New Roman"/>
+        </w:rPr>
+        <w:t>faiss_stack</w:t>
+      </w:r>
+      <w:proofErr w:type="spellEnd"/>
+      <w:r>
+        <w:rPr>
+          <w:rFonts w:ascii="Times New Roman" w:hAnsi="Times New Roman" w:cs="Times New Roman"/>
+        </w:rPr>
+        <w:t>/</w:t>
+      </w:r>
+      <w:proofErr w:type="spellStart"/>
+      <w:r>
+        <w:rPr>
+          <w:rFonts w:ascii="Times New Roman" w:hAnsi="Times New Roman" w:cs="Times New Roman"/>
+        </w:rPr>
+        <w:t>faiss_grpc_server_bundle</w:t>
+      </w:r>
+      <w:proofErr w:type="spellEnd"/>
+      <w:r>
+        <w:rPr>
+          <w:rFonts w:ascii="Times New Roman" w:hAnsi="Times New Roman" w:cs="Times New Roman"/>
+        </w:rPr>
         <w:br/>
         <w:t>./gen_proto.sh</w:t>
       </w:r>
       <w:r>
+        <w:rPr>
+          <w:rFonts w:ascii="Times New Roman" w:hAnsi="Times New Roman" w:cs="Times New Roman"/>
+        </w:rPr>
         <w:br/>
         <w:t>ls -la gen | head</w:t>
-      </w:r>
-      <w:r>
-        <w:br/>
-      </w:r>
-      <w:r>
-        <w:br/>
-      </w:r>
-      <w:r>
-        <w:br/>
-      </w:r>
-      <w:r>
-        <w:br/>
-        <w:t>Start services: FAISS replicas (Terminals F1–F3)</w:t>
       </w:r>
     </w:p>
     <w:p>
       <w:pPr>
         <w:pStyle w:val="CodeBlock"/>
         <w:shd w:val="clear" w:color="auto" w:fill="F2F2F2"/>
+        <w:jc w:val="both"/>
+        <w:rPr>
+          <w:rFonts w:ascii="Times New Roman" w:hAnsi="Times New Roman" w:cs="Times New Roman"/>
+        </w:rPr>
       </w:pPr>
       <w:r>
-        <w:t>5) Start services (you will use 7 terminals)</w:t>
-      </w:r>
-      <w:r>
-        <w:br/>
-      </w:r>
-      <w:r>
-        <w:br/>
-        <w:t>Terminal F1 — FAISS replica 1</w:t>
-      </w:r>
-      <w:r>
-        <w:br/>
-      </w:r>
-      <w:r>
-        <w:br/>
-        <w:t>source ~/faiss_stack/.venv_faiss/bin/activate</w:t>
-      </w:r>
-      <w:r>
-        <w:br/>
-        <w:t>cd ~/faiss_stack/faiss_grpc_server_bundle</w:t>
-      </w:r>
-      <w:r>
-        <w:br/>
-        <w:t>ulimit -n 200000</w:t>
-      </w:r>
-      <w:r>
-        <w:br/>
-      </w:r>
-      <w:r>
-        <w:br/>
-        <w:t>export INTERNAL_AUTH_TOKEN=devtoken</w:t>
-      </w:r>
-      <w:r>
-        <w:br/>
-      </w:r>
-      <w:r>
-        <w:br/>
-        <w:t>export BOOTSTRAP_MODE=random</w:t>
-      </w:r>
-      <w:r>
-        <w:br/>
-        <w:t>export RANDOM_N=1000000</w:t>
-      </w:r>
-      <w:r>
-        <w:br/>
-        <w:t>export RANDOM_CHUNK=100000</w:t>
-      </w:r>
-      <w:r>
-        <w:br/>
-      </w:r>
-      <w:r>
-        <w:br/>
-        <w:t>export USE_GPU=1</w:t>
-      </w:r>
-      <w:r>
-        <w:br/>
-        <w:t>export GPU_ID=0</w:t>
-      </w:r>
-      <w:r>
-        <w:br/>
-        <w:t>export INDEX_TYPE=flat</w:t>
-      </w:r>
-      <w:r>
-        <w:br/>
-        <w:t>export FAISS_EXECUTOR_WORKERS=1</w:t>
-      </w:r>
-      <w:r>
-        <w:br/>
-      </w:r>
-      <w:r>
-        <w:br/>
-        <w:t>export ENABLE_UPDATES=1</w:t>
-      </w:r>
-      <w:r>
-        <w:br/>
-        <w:t>export UPDATE_BATCH_SIZE=4096</w:t>
-      </w:r>
-      <w:r>
-        <w:br/>
-        <w:t>export UPDATE_BATCH_MS=100</w:t>
-      </w:r>
-      <w:r>
-        <w:br/>
-        <w:t>export UPDATE_MAX_QUEUE=200000</w:t>
+        <w:rPr>
+          <w:rFonts w:ascii="Times New Roman" w:hAnsi="Times New Roman" w:cs="Times New Roman"/>
+        </w:rPr>
+        <w:br/>
+      </w:r>
+      <w:r>
+        <w:rPr>
+          <w:rFonts w:ascii="Times New Roman" w:hAnsi="Times New Roman" w:cs="Times New Roman"/>
+        </w:rPr>
+        <w:br/>
+      </w:r>
+      <w:r>
+        <w:rPr>
+          <w:rFonts w:ascii="Times New Roman" w:hAnsi="Times New Roman" w:cs="Times New Roman"/>
+          <w:i/>
+          <w:iCs/>
+        </w:rPr>
+        <w:t xml:space="preserve">This block launches three independent FAISS replicas, each bound to a distinct </w:t>
+      </w:r>
+      <w:proofErr w:type="spellStart"/>
+      <w:r>
+        <w:rPr>
+          <w:rFonts w:ascii="Times New Roman" w:hAnsi="Times New Roman" w:cs="Times New Roman"/>
+          <w:i/>
+          <w:iCs/>
+        </w:rPr>
+        <w:t>gRPC</w:t>
+      </w:r>
+      <w:proofErr w:type="spellEnd"/>
+      <w:r>
+        <w:rPr>
+          <w:rFonts w:ascii="Times New Roman" w:hAnsi="Times New Roman" w:cs="Times New Roman"/>
+          <w:i/>
+          <w:iCs/>
+        </w:rPr>
+        <w:t xml:space="preserve"> port and optional admin endpoint. The replicas are intended for the distributed aggregation experiment rather than for horizontal scaling through one shared stateful index.</w:t>
+      </w:r>
+      <w:r>
+        <w:rPr>
+          <w:rFonts w:ascii="Times New Roman" w:hAnsi="Times New Roman" w:cs="Times New Roman"/>
+        </w:rPr>
+        <w:br/>
+      </w:r>
+      <w:r>
+        <w:rPr>
+          <w:rFonts w:ascii="Times New Roman" w:hAnsi="Times New Roman" w:cs="Times New Roman"/>
+        </w:rPr>
+        <w:br/>
+        <w:t>Start services: FAISS replicas (Terminals F1–F3)</w:t>
       </w:r>
     </w:p>
     <w:p>
       <w:pPr>
         <w:pStyle w:val="CodeBlock"/>
         <w:shd w:val="clear" w:color="auto" w:fill="F2F2F2"/>
+        <w:rPr>
+          <w:rFonts w:ascii="Times New Roman" w:hAnsi="Times New Roman" w:cs="Times New Roman"/>
+        </w:rPr>
+      </w:pPr>
+      <w:r>
+        <w:rPr>
+          <w:rFonts w:ascii="Times New Roman" w:hAnsi="Times New Roman" w:cs="Times New Roman"/>
+        </w:rPr>
+        <w:t>5) Start services (you will use 7 terminals)</w:t>
+      </w:r>
+      <w:r>
+        <w:rPr>
+          <w:rFonts w:ascii="Times New Roman" w:hAnsi="Times New Roman" w:cs="Times New Roman"/>
+        </w:rPr>
+        <w:br/>
+      </w:r>
+      <w:r>
+        <w:rPr>
+          <w:rFonts w:ascii="Times New Roman" w:hAnsi="Times New Roman" w:cs="Times New Roman"/>
+        </w:rPr>
+        <w:br/>
+        <w:t>Terminal F1 — FAISS replica 1</w:t>
+      </w:r>
+      <w:r>
+        <w:rPr>
+          <w:rFonts w:ascii="Times New Roman" w:hAnsi="Times New Roman" w:cs="Times New Roman"/>
+        </w:rPr>
+        <w:br/>
+      </w:r>
+      <w:r>
+        <w:rPr>
+          <w:rFonts w:ascii="Times New Roman" w:hAnsi="Times New Roman" w:cs="Times New Roman"/>
+        </w:rPr>
+        <w:br/>
+        <w:t>source ~/</w:t>
+      </w:r>
+      <w:proofErr w:type="spellStart"/>
+      <w:r>
+        <w:rPr>
+          <w:rFonts w:ascii="Times New Roman" w:hAnsi="Times New Roman" w:cs="Times New Roman"/>
+        </w:rPr>
+        <w:t>faiss_stack</w:t>
+      </w:r>
+      <w:proofErr w:type="spellEnd"/>
+      <w:r>
+        <w:rPr>
+          <w:rFonts w:ascii="Times New Roman" w:hAnsi="Times New Roman" w:cs="Times New Roman"/>
+        </w:rPr>
+        <w:t>/.</w:t>
+      </w:r>
+      <w:proofErr w:type="spellStart"/>
+      <w:r>
+        <w:rPr>
+          <w:rFonts w:ascii="Times New Roman" w:hAnsi="Times New Roman" w:cs="Times New Roman"/>
+        </w:rPr>
+        <w:t>venv_faiss</w:t>
+      </w:r>
+      <w:proofErr w:type="spellEnd"/>
+      <w:r>
+        <w:rPr>
+          <w:rFonts w:ascii="Times New Roman" w:hAnsi="Times New Roman" w:cs="Times New Roman"/>
+        </w:rPr>
+        <w:t>/bin/activate</w:t>
+      </w:r>
+      <w:r>
+        <w:rPr>
+          <w:rFonts w:ascii="Times New Roman" w:hAnsi="Times New Roman" w:cs="Times New Roman"/>
+        </w:rPr>
+        <w:br/>
+        <w:t>cd ~/</w:t>
+      </w:r>
+      <w:proofErr w:type="spellStart"/>
+      <w:r>
+        <w:rPr>
+          <w:rFonts w:ascii="Times New Roman" w:hAnsi="Times New Roman" w:cs="Times New Roman"/>
+        </w:rPr>
+        <w:t>faiss_stack</w:t>
+      </w:r>
+      <w:proofErr w:type="spellEnd"/>
+      <w:r>
+        <w:rPr>
+          <w:rFonts w:ascii="Times New Roman" w:hAnsi="Times New Roman" w:cs="Times New Roman"/>
+        </w:rPr>
+        <w:t>/</w:t>
+      </w:r>
+      <w:proofErr w:type="spellStart"/>
+      <w:r>
+        <w:rPr>
+          <w:rFonts w:ascii="Times New Roman" w:hAnsi="Times New Roman" w:cs="Times New Roman"/>
+        </w:rPr>
+        <w:t>faiss_grpc_server_bundle</w:t>
+      </w:r>
+      <w:proofErr w:type="spellEnd"/>
+      <w:r>
+        <w:rPr>
+          <w:rFonts w:ascii="Times New Roman" w:hAnsi="Times New Roman" w:cs="Times New Roman"/>
+        </w:rPr>
+        <w:br/>
+      </w:r>
+      <w:proofErr w:type="spellStart"/>
+      <w:r>
+        <w:rPr>
+          <w:rFonts w:ascii="Times New Roman" w:hAnsi="Times New Roman" w:cs="Times New Roman"/>
+        </w:rPr>
+        <w:t>ulimit</w:t>
+      </w:r>
+      <w:proofErr w:type="spellEnd"/>
+      <w:r>
+        <w:rPr>
+          <w:rFonts w:ascii="Times New Roman" w:hAnsi="Times New Roman" w:cs="Times New Roman"/>
+        </w:rPr>
+        <w:t xml:space="preserve"> -n 200000</w:t>
+      </w:r>
+      <w:r>
+        <w:rPr>
+          <w:rFonts w:ascii="Times New Roman" w:hAnsi="Times New Roman" w:cs="Times New Roman"/>
+        </w:rPr>
+        <w:br/>
+      </w:r>
+      <w:r>
+        <w:rPr>
+          <w:rFonts w:ascii="Times New Roman" w:hAnsi="Times New Roman" w:cs="Times New Roman"/>
+        </w:rPr>
+        <w:br/>
+        <w:t>export INTERNAL_AUTH_TOKEN=</w:t>
+      </w:r>
+      <w:proofErr w:type="spellStart"/>
+      <w:r>
+        <w:rPr>
+          <w:rFonts w:ascii="Times New Roman" w:hAnsi="Times New Roman" w:cs="Times New Roman"/>
+        </w:rPr>
+        <w:t>devtoken</w:t>
+      </w:r>
+      <w:proofErr w:type="spellEnd"/>
+      <w:r>
+        <w:rPr>
+          <w:rFonts w:ascii="Times New Roman" w:hAnsi="Times New Roman" w:cs="Times New Roman"/>
+        </w:rPr>
+        <w:br/>
+      </w:r>
+      <w:r>
+        <w:rPr>
+          <w:rFonts w:ascii="Times New Roman" w:hAnsi="Times New Roman" w:cs="Times New Roman"/>
+        </w:rPr>
+        <w:br/>
+        <w:t>export BOOTSTRAP_MODE=random</w:t>
+      </w:r>
+      <w:r>
+        <w:rPr>
+          <w:rFonts w:ascii="Times New Roman" w:hAnsi="Times New Roman" w:cs="Times New Roman"/>
+        </w:rPr>
+        <w:br/>
+        <w:t>export RANDOM_N=1000000</w:t>
+      </w:r>
+      <w:r>
+        <w:rPr>
+          <w:rFonts w:ascii="Times New Roman" w:hAnsi="Times New Roman" w:cs="Times New Roman"/>
+        </w:rPr>
+        <w:br/>
+        <w:t>export RANDOM_CHUNK=100000</w:t>
+      </w:r>
+      <w:r>
+        <w:rPr>
+          <w:rFonts w:ascii="Times New Roman" w:hAnsi="Times New Roman" w:cs="Times New Roman"/>
+        </w:rPr>
+        <w:br/>
+      </w:r>
+      <w:r>
+        <w:rPr>
+          <w:rFonts w:ascii="Times New Roman" w:hAnsi="Times New Roman" w:cs="Times New Roman"/>
+        </w:rPr>
+        <w:br/>
+        <w:t>export USE_GPU=1</w:t>
+      </w:r>
+      <w:r>
+        <w:rPr>
+          <w:rFonts w:ascii="Times New Roman" w:hAnsi="Times New Roman" w:cs="Times New Roman"/>
+        </w:rPr>
+        <w:br/>
+        <w:t>export GPU_ID=0</w:t>
+      </w:r>
+      <w:r>
+        <w:rPr>
+          <w:rFonts w:ascii="Times New Roman" w:hAnsi="Times New Roman" w:cs="Times New Roman"/>
+        </w:rPr>
+        <w:br/>
+        <w:t>export INDEX_TYPE=flat</w:t>
+      </w:r>
+      <w:r>
+        <w:rPr>
+          <w:rFonts w:ascii="Times New Roman" w:hAnsi="Times New Roman" w:cs="Times New Roman"/>
+        </w:rPr>
+        <w:br/>
+      </w:r>
+      <w:r>
+        <w:rPr>
+          <w:rFonts w:ascii="Times New Roman" w:hAnsi="Times New Roman" w:cs="Times New Roman"/>
+        </w:rPr>
+        <w:lastRenderedPageBreak/>
+        <w:t>export FAISS_EXECUTOR_WORKERS=1</w:t>
+      </w:r>
+      <w:r>
+        <w:rPr>
+          <w:rFonts w:ascii="Times New Roman" w:hAnsi="Times New Roman" w:cs="Times New Roman"/>
+        </w:rPr>
+        <w:br/>
+      </w:r>
+      <w:r>
+        <w:rPr>
+          <w:rFonts w:ascii="Times New Roman" w:hAnsi="Times New Roman" w:cs="Times New Roman"/>
+        </w:rPr>
+        <w:br/>
+        <w:t>export ENABLE_UPDATES=1</w:t>
+      </w:r>
+      <w:r>
+        <w:rPr>
+          <w:rFonts w:ascii="Times New Roman" w:hAnsi="Times New Roman" w:cs="Times New Roman"/>
+        </w:rPr>
+        <w:br/>
+        <w:t>export UPDATE_BATCH_SIZE=4096</w:t>
+      </w:r>
+      <w:r>
+        <w:rPr>
+          <w:rFonts w:ascii="Times New Roman" w:hAnsi="Times New Roman" w:cs="Times New Roman"/>
+        </w:rPr>
+        <w:br/>
+        <w:t>export UPDATE_BATCH_MS=100</w:t>
+      </w:r>
+      <w:r>
+        <w:rPr>
+          <w:rFonts w:ascii="Times New Roman" w:hAnsi="Times New Roman" w:cs="Times New Roman"/>
+        </w:rPr>
+        <w:br/>
+        <w:t>export UPDATE_MAX_QUEUE=200000</w:t>
+      </w:r>
+    </w:p>
+    <w:p>
+      <w:pPr>
+        <w:pStyle w:val="CodeBlock"/>
+        <w:shd w:val="clear" w:color="auto" w:fill="F2F2F2"/>
+        <w:rPr>
+          <w:rFonts w:ascii="Times New Roman" w:hAnsi="Times New Roman" w:cs="Times New Roman"/>
+        </w:rPr>
       </w:pPr>
     </w:p>
     <w:p>
       <w:pPr>
         <w:pStyle w:val="CodeBlock"/>
         <w:shd w:val="clear" w:color="auto" w:fill="F2F2F2"/>
+        <w:rPr>
+          <w:rFonts w:ascii="Times New Roman" w:hAnsi="Times New Roman" w:cs="Times New Roman"/>
+        </w:rPr>
       </w:pPr>
       <w:r>
+        <w:rPr>
+          <w:rFonts w:ascii="Times New Roman" w:hAnsi="Times New Roman" w:cs="Times New Roman"/>
+        </w:rPr>
         <w:t># optional admin:</w:t>
       </w:r>
     </w:p>
@@ -1101,96 +3877,245 @@
       <w:pPr>
         <w:pStyle w:val="CodeBlock"/>
         <w:shd w:val="clear" w:color="auto" w:fill="F2F2F2"/>
+        <w:rPr>
+          <w:rFonts w:ascii="Times New Roman" w:hAnsi="Times New Roman" w:cs="Times New Roman"/>
+        </w:rPr>
       </w:pPr>
       <w:r>
+        <w:rPr>
+          <w:rFonts w:ascii="Times New Roman" w:hAnsi="Times New Roman" w:cs="Times New Roman"/>
+        </w:rPr>
         <w:t>export ADMIN_HTTP_LISTEN=127.0.0.1:9100</w:t>
       </w:r>
       <w:r>
-        <w:br/>
-      </w:r>
-      <w:r>
+        <w:rPr>
+          <w:rFonts w:ascii="Times New Roman" w:hAnsi="Times New Roman" w:cs="Times New Roman"/>
+        </w:rPr>
+        <w:br/>
+      </w:r>
+      <w:r>
+        <w:rPr>
+          <w:rFonts w:ascii="Times New Roman" w:hAnsi="Times New Roman" w:cs="Times New Roman"/>
+        </w:rPr>
         <w:br/>
         <w:t>python faiss_grpc_server.py --listen 0.0.0.0:50051</w:t>
       </w:r>
       <w:r>
-        <w:br/>
-      </w:r>
-      <w:r>
+        <w:rPr>
+          <w:rFonts w:ascii="Times New Roman" w:hAnsi="Times New Roman" w:cs="Times New Roman"/>
+        </w:rPr>
+        <w:br/>
+      </w:r>
+      <w:r>
+        <w:rPr>
+          <w:rFonts w:ascii="Times New Roman" w:hAnsi="Times New Roman" w:cs="Times New Roman"/>
+        </w:rPr>
         <w:br/>
         <w:t>Terminal F2 — FAISS replica 2</w:t>
       </w:r>
       <w:r>
-        <w:br/>
-      </w:r>
-      <w:r>
-        <w:br/>
-        <w:t>source ~/faiss_stack/.venv_faiss/bin/activate</w:t>
-      </w:r>
-      <w:r>
-        <w:br/>
-        <w:t>cd ~/faiss_stack/faiss_grpc_server_bundle</w:t>
-      </w:r>
-      <w:r>
-        <w:br/>
-        <w:t>ulimit -n 200000</w:t>
-      </w:r>
-      <w:r>
-        <w:br/>
-      </w:r>
-      <w:r>
-        <w:br/>
-        <w:t>export INTERNAL_AUTH_TOKEN=devtoken</w:t>
-      </w:r>
-      <w:r>
-        <w:br/>
-      </w:r>
-      <w:r>
+        <w:rPr>
+          <w:rFonts w:ascii="Times New Roman" w:hAnsi="Times New Roman" w:cs="Times New Roman"/>
+        </w:rPr>
+        <w:br/>
+      </w:r>
+      <w:r>
+        <w:rPr>
+          <w:rFonts w:ascii="Times New Roman" w:hAnsi="Times New Roman" w:cs="Times New Roman"/>
+        </w:rPr>
+        <w:br/>
+        <w:t>source ~/</w:t>
+      </w:r>
+      <w:proofErr w:type="spellStart"/>
+      <w:r>
+        <w:rPr>
+          <w:rFonts w:ascii="Times New Roman" w:hAnsi="Times New Roman" w:cs="Times New Roman"/>
+        </w:rPr>
+        <w:t>faiss_stack</w:t>
+      </w:r>
+      <w:proofErr w:type="spellEnd"/>
+      <w:r>
+        <w:rPr>
+          <w:rFonts w:ascii="Times New Roman" w:hAnsi="Times New Roman" w:cs="Times New Roman"/>
+        </w:rPr>
+        <w:t>/.</w:t>
+      </w:r>
+      <w:proofErr w:type="spellStart"/>
+      <w:r>
+        <w:rPr>
+          <w:rFonts w:ascii="Times New Roman" w:hAnsi="Times New Roman" w:cs="Times New Roman"/>
+        </w:rPr>
+        <w:t>venv_faiss</w:t>
+      </w:r>
+      <w:proofErr w:type="spellEnd"/>
+      <w:r>
+        <w:rPr>
+          <w:rFonts w:ascii="Times New Roman" w:hAnsi="Times New Roman" w:cs="Times New Roman"/>
+        </w:rPr>
+        <w:t>/bin/activate</w:t>
+      </w:r>
+      <w:r>
+        <w:rPr>
+          <w:rFonts w:ascii="Times New Roman" w:hAnsi="Times New Roman" w:cs="Times New Roman"/>
+        </w:rPr>
+        <w:br/>
+        <w:t>cd ~/</w:t>
+      </w:r>
+      <w:proofErr w:type="spellStart"/>
+      <w:r>
+        <w:rPr>
+          <w:rFonts w:ascii="Times New Roman" w:hAnsi="Times New Roman" w:cs="Times New Roman"/>
+        </w:rPr>
+        <w:t>faiss_stack</w:t>
+      </w:r>
+      <w:proofErr w:type="spellEnd"/>
+      <w:r>
+        <w:rPr>
+          <w:rFonts w:ascii="Times New Roman" w:hAnsi="Times New Roman" w:cs="Times New Roman"/>
+        </w:rPr>
+        <w:t>/</w:t>
+      </w:r>
+      <w:proofErr w:type="spellStart"/>
+      <w:r>
+        <w:rPr>
+          <w:rFonts w:ascii="Times New Roman" w:hAnsi="Times New Roman" w:cs="Times New Roman"/>
+        </w:rPr>
+        <w:t>faiss_grpc_server_bundle</w:t>
+      </w:r>
+      <w:proofErr w:type="spellEnd"/>
+      <w:r>
+        <w:rPr>
+          <w:rFonts w:ascii="Times New Roman" w:hAnsi="Times New Roman" w:cs="Times New Roman"/>
+        </w:rPr>
+        <w:br/>
+      </w:r>
+      <w:proofErr w:type="spellStart"/>
+      <w:r>
+        <w:rPr>
+          <w:rFonts w:ascii="Times New Roman" w:hAnsi="Times New Roman" w:cs="Times New Roman"/>
+        </w:rPr>
+        <w:t>ulimit</w:t>
+      </w:r>
+      <w:proofErr w:type="spellEnd"/>
+      <w:r>
+        <w:rPr>
+          <w:rFonts w:ascii="Times New Roman" w:hAnsi="Times New Roman" w:cs="Times New Roman"/>
+        </w:rPr>
+        <w:t xml:space="preserve"> -n 200000</w:t>
+      </w:r>
+      <w:r>
+        <w:rPr>
+          <w:rFonts w:ascii="Times New Roman" w:hAnsi="Times New Roman" w:cs="Times New Roman"/>
+        </w:rPr>
+        <w:br/>
+      </w:r>
+      <w:r>
+        <w:rPr>
+          <w:rFonts w:ascii="Times New Roman" w:hAnsi="Times New Roman" w:cs="Times New Roman"/>
+        </w:rPr>
+        <w:br/>
+        <w:t>export INTERNAL_AUTH_TOKEN=</w:t>
+      </w:r>
+      <w:proofErr w:type="spellStart"/>
+      <w:r>
+        <w:rPr>
+          <w:rFonts w:ascii="Times New Roman" w:hAnsi="Times New Roman" w:cs="Times New Roman"/>
+        </w:rPr>
+        <w:t>devtoken</w:t>
+      </w:r>
+      <w:proofErr w:type="spellEnd"/>
+      <w:r>
+        <w:rPr>
+          <w:rFonts w:ascii="Times New Roman" w:hAnsi="Times New Roman" w:cs="Times New Roman"/>
+        </w:rPr>
+        <w:br/>
+      </w:r>
+      <w:r>
+        <w:rPr>
+          <w:rFonts w:ascii="Times New Roman" w:hAnsi="Times New Roman" w:cs="Times New Roman"/>
+        </w:rPr>
         <w:br/>
         <w:t>export BOOTSTRAP_MODE=random</w:t>
       </w:r>
       <w:r>
+        <w:rPr>
+          <w:rFonts w:ascii="Times New Roman" w:hAnsi="Times New Roman" w:cs="Times New Roman"/>
+        </w:rPr>
         <w:br/>
         <w:t>export RANDOM_N=1000000</w:t>
       </w:r>
       <w:r>
+        <w:rPr>
+          <w:rFonts w:ascii="Times New Roman" w:hAnsi="Times New Roman" w:cs="Times New Roman"/>
+        </w:rPr>
         <w:br/>
         <w:t>export RANDOM_CHUNK=100000</w:t>
       </w:r>
       <w:r>
-        <w:br/>
-      </w:r>
-      <w:r>
+        <w:rPr>
+          <w:rFonts w:ascii="Times New Roman" w:hAnsi="Times New Roman" w:cs="Times New Roman"/>
+        </w:rPr>
+        <w:br/>
+      </w:r>
+      <w:r>
+        <w:rPr>
+          <w:rFonts w:ascii="Times New Roman" w:hAnsi="Times New Roman" w:cs="Times New Roman"/>
+        </w:rPr>
         <w:br/>
         <w:t>export USE_GPU=1</w:t>
       </w:r>
       <w:r>
+        <w:rPr>
+          <w:rFonts w:ascii="Times New Roman" w:hAnsi="Times New Roman" w:cs="Times New Roman"/>
+        </w:rPr>
         <w:br/>
         <w:t>export GPU_ID=0</w:t>
       </w:r>
       <w:r>
+        <w:rPr>
+          <w:rFonts w:ascii="Times New Roman" w:hAnsi="Times New Roman" w:cs="Times New Roman"/>
+        </w:rPr>
         <w:br/>
         <w:t>export INDEX_TYPE=flat</w:t>
       </w:r>
       <w:r>
+        <w:rPr>
+          <w:rFonts w:ascii="Times New Roman" w:hAnsi="Times New Roman" w:cs="Times New Roman"/>
+        </w:rPr>
         <w:br/>
         <w:t>export FAISS_EXECUTOR_WORKERS=1</w:t>
       </w:r>
       <w:r>
-        <w:br/>
-      </w:r>
-      <w:r>
+        <w:rPr>
+          <w:rFonts w:ascii="Times New Roman" w:hAnsi="Times New Roman" w:cs="Times New Roman"/>
+        </w:rPr>
+        <w:br/>
+      </w:r>
+      <w:r>
+        <w:rPr>
+          <w:rFonts w:ascii="Times New Roman" w:hAnsi="Times New Roman" w:cs="Times New Roman"/>
+        </w:rPr>
         <w:br/>
         <w:t>export ENABLE_UPDATES=1</w:t>
       </w:r>
       <w:r>
+        <w:rPr>
+          <w:rFonts w:ascii="Times New Roman" w:hAnsi="Times New Roman" w:cs="Times New Roman"/>
+        </w:rPr>
         <w:br/>
         <w:t>export UPDATE_BATCH_SIZE=4096</w:t>
       </w:r>
       <w:r>
+        <w:rPr>
+          <w:rFonts w:ascii="Times New Roman" w:hAnsi="Times New Roman" w:cs="Times New Roman"/>
+        </w:rPr>
         <w:br/>
         <w:t>export UPDATE_BATCH_MS=100</w:t>
       </w:r>
       <w:r>
+        <w:rPr>
+          <w:rFonts w:ascii="Times New Roman" w:hAnsi="Times New Roman" w:cs="Times New Roman"/>
+        </w:rPr>
         <w:br/>
         <w:t>export UPDATE_MAX_QUEUE=200000</w:t>
       </w:r>
@@ -1199,8 +4124,14 @@
       <w:pPr>
         <w:pStyle w:val="CodeBlock"/>
         <w:shd w:val="clear" w:color="auto" w:fill="F2F2F2"/>
+        <w:rPr>
+          <w:rFonts w:ascii="Times New Roman" w:hAnsi="Times New Roman" w:cs="Times New Roman"/>
+        </w:rPr>
       </w:pPr>
       <w:r>
+        <w:rPr>
+          <w:rFonts w:ascii="Times New Roman" w:hAnsi="Times New Roman" w:cs="Times New Roman"/>
+        </w:rPr>
         <w:t># optional admin:</w:t>
       </w:r>
     </w:p>
@@ -1208,112 +4139,269 @@
       <w:pPr>
         <w:pStyle w:val="CodeBlock"/>
         <w:shd w:val="clear" w:color="auto" w:fill="F2F2F2"/>
+        <w:rPr>
+          <w:rFonts w:ascii="Times New Roman" w:hAnsi="Times New Roman" w:cs="Times New Roman"/>
+        </w:rPr>
       </w:pPr>
       <w:r>
-        <w:lastRenderedPageBreak/>
-        <w:t>export ADMIN_HTTP_LISTEN=127.0.0.1:910</w:t>
-      </w:r>
-      <w:r>
-        <w:t>1</w:t>
+        <w:rPr>
+          <w:rFonts w:ascii="Times New Roman" w:hAnsi="Times New Roman" w:cs="Times New Roman"/>
+        </w:rPr>
+        <w:t>export ADMIN_HTTP_LISTEN=127.0.0.1:9101</w:t>
       </w:r>
     </w:p>
     <w:p>
       <w:pPr>
         <w:pStyle w:val="CodeBlock"/>
         <w:shd w:val="clear" w:color="auto" w:fill="F2F2F2"/>
+        <w:rPr>
+          <w:rFonts w:ascii="Times New Roman" w:hAnsi="Times New Roman" w:cs="Times New Roman"/>
+        </w:rPr>
       </w:pPr>
     </w:p>
     <w:p>
       <w:pPr>
         <w:pStyle w:val="CodeBlock"/>
         <w:shd w:val="clear" w:color="auto" w:fill="F2F2F2"/>
+        <w:rPr>
+          <w:rFonts w:ascii="Times New Roman" w:hAnsi="Times New Roman" w:cs="Times New Roman"/>
+        </w:rPr>
       </w:pPr>
       <w:r>
-        <w:br/>
-      </w:r>
-      <w:r>
+        <w:rPr>
+          <w:rFonts w:ascii="Times New Roman" w:hAnsi="Times New Roman" w:cs="Times New Roman"/>
+        </w:rPr>
+        <w:br/>
+      </w:r>
+      <w:r>
+        <w:rPr>
+          <w:rFonts w:ascii="Times New Roman" w:hAnsi="Times New Roman" w:cs="Times New Roman"/>
+        </w:rPr>
         <w:br/>
         <w:t>python faiss_grpc_server.py --listen 0.0.0.0:50061</w:t>
       </w:r>
       <w:r>
-        <w:br/>
-      </w:r>
-      <w:r>
+        <w:rPr>
+          <w:rFonts w:ascii="Times New Roman" w:hAnsi="Times New Roman" w:cs="Times New Roman"/>
+        </w:rPr>
+        <w:br/>
+      </w:r>
+      <w:r>
+        <w:rPr>
+          <w:rFonts w:ascii="Times New Roman" w:hAnsi="Times New Roman" w:cs="Times New Roman"/>
+        </w:rPr>
         <w:br/>
         <w:t>Terminal F3 — FAISS replica 3</w:t>
       </w:r>
       <w:r>
-        <w:br/>
-      </w:r>
-      <w:r>
-        <w:br/>
-        <w:t>source ~/faiss_stack/.venv_faiss/bin/activate</w:t>
-      </w:r>
-      <w:r>
-        <w:br/>
-        <w:t>cd ~/faiss_stack/faiss_grpc_server_bundle</w:t>
-      </w:r>
-      <w:r>
-        <w:br/>
-        <w:t>ulimit -n 200000</w:t>
-      </w:r>
-      <w:r>
-        <w:br/>
-      </w:r>
-      <w:r>
-        <w:br/>
-        <w:t>export INTERNAL_AUTH_TOKEN=devtoken</w:t>
-      </w:r>
-      <w:r>
-        <w:br/>
-      </w:r>
-      <w:r>
+        <w:rPr>
+          <w:rFonts w:ascii="Times New Roman" w:hAnsi="Times New Roman" w:cs="Times New Roman"/>
+        </w:rPr>
+        <w:br/>
+      </w:r>
+      <w:r>
+        <w:rPr>
+          <w:rFonts w:ascii="Times New Roman" w:hAnsi="Times New Roman" w:cs="Times New Roman"/>
+        </w:rPr>
+        <w:br/>
+        <w:t>source ~/</w:t>
+      </w:r>
+      <w:proofErr w:type="spellStart"/>
+      <w:r>
+        <w:rPr>
+          <w:rFonts w:ascii="Times New Roman" w:hAnsi="Times New Roman" w:cs="Times New Roman"/>
+        </w:rPr>
+        <w:t>faiss_stack</w:t>
+      </w:r>
+      <w:proofErr w:type="spellEnd"/>
+      <w:r>
+        <w:rPr>
+          <w:rFonts w:ascii="Times New Roman" w:hAnsi="Times New Roman" w:cs="Times New Roman"/>
+        </w:rPr>
+        <w:t>/.</w:t>
+      </w:r>
+      <w:proofErr w:type="spellStart"/>
+      <w:r>
+        <w:rPr>
+          <w:rFonts w:ascii="Times New Roman" w:hAnsi="Times New Roman" w:cs="Times New Roman"/>
+        </w:rPr>
+        <w:t>venv_faiss</w:t>
+      </w:r>
+      <w:proofErr w:type="spellEnd"/>
+      <w:r>
+        <w:rPr>
+          <w:rFonts w:ascii="Times New Roman" w:hAnsi="Times New Roman" w:cs="Times New Roman"/>
+        </w:rPr>
+        <w:t>/bin/activate</w:t>
+      </w:r>
+      <w:r>
+        <w:rPr>
+          <w:rFonts w:ascii="Times New Roman" w:hAnsi="Times New Roman" w:cs="Times New Roman"/>
+        </w:rPr>
+        <w:br/>
+        <w:t>cd ~/</w:t>
+      </w:r>
+      <w:proofErr w:type="spellStart"/>
+      <w:r>
+        <w:rPr>
+          <w:rFonts w:ascii="Times New Roman" w:hAnsi="Times New Roman" w:cs="Times New Roman"/>
+        </w:rPr>
+        <w:t>faiss_stack</w:t>
+      </w:r>
+      <w:proofErr w:type="spellEnd"/>
+      <w:r>
+        <w:rPr>
+          <w:rFonts w:ascii="Times New Roman" w:hAnsi="Times New Roman" w:cs="Times New Roman"/>
+        </w:rPr>
+        <w:t>/</w:t>
+      </w:r>
+      <w:proofErr w:type="spellStart"/>
+      <w:r>
+        <w:rPr>
+          <w:rFonts w:ascii="Times New Roman" w:hAnsi="Times New Roman" w:cs="Times New Roman"/>
+        </w:rPr>
+        <w:t>faiss_grpc_server_bundle</w:t>
+      </w:r>
+      <w:proofErr w:type="spellEnd"/>
+      <w:r>
+        <w:rPr>
+          <w:rFonts w:ascii="Times New Roman" w:hAnsi="Times New Roman" w:cs="Times New Roman"/>
+        </w:rPr>
+        <w:br/>
+      </w:r>
+      <w:proofErr w:type="spellStart"/>
+      <w:r>
+        <w:rPr>
+          <w:rFonts w:ascii="Times New Roman" w:hAnsi="Times New Roman" w:cs="Times New Roman"/>
+        </w:rPr>
+        <w:t>ulimit</w:t>
+      </w:r>
+      <w:proofErr w:type="spellEnd"/>
+      <w:r>
+        <w:rPr>
+          <w:rFonts w:ascii="Times New Roman" w:hAnsi="Times New Roman" w:cs="Times New Roman"/>
+        </w:rPr>
+        <w:t xml:space="preserve"> -n 200000</w:t>
+      </w:r>
+      <w:r>
+        <w:rPr>
+          <w:rFonts w:ascii="Times New Roman" w:hAnsi="Times New Roman" w:cs="Times New Roman"/>
+        </w:rPr>
+        <w:br/>
+      </w:r>
+      <w:r>
+        <w:rPr>
+          <w:rFonts w:ascii="Times New Roman" w:hAnsi="Times New Roman" w:cs="Times New Roman"/>
+        </w:rPr>
+        <w:br/>
+        <w:t>export INTERNAL_AUTH_TOKEN=</w:t>
+      </w:r>
+      <w:proofErr w:type="spellStart"/>
+      <w:r>
+        <w:rPr>
+          <w:rFonts w:ascii="Times New Roman" w:hAnsi="Times New Roman" w:cs="Times New Roman"/>
+        </w:rPr>
+        <w:t>devtoken</w:t>
+      </w:r>
+      <w:proofErr w:type="spellEnd"/>
+      <w:r>
+        <w:rPr>
+          <w:rFonts w:ascii="Times New Roman" w:hAnsi="Times New Roman" w:cs="Times New Roman"/>
+        </w:rPr>
+        <w:br/>
+      </w:r>
+      <w:r>
+        <w:rPr>
+          <w:rFonts w:ascii="Times New Roman" w:hAnsi="Times New Roman" w:cs="Times New Roman"/>
+        </w:rPr>
         <w:br/>
         <w:t>export BOOTSTRAP_MODE=random</w:t>
       </w:r>
       <w:r>
+        <w:rPr>
+          <w:rFonts w:ascii="Times New Roman" w:hAnsi="Times New Roman" w:cs="Times New Roman"/>
+        </w:rPr>
         <w:br/>
         <w:t>export RANDOM_N=1000000</w:t>
       </w:r>
       <w:r>
+        <w:rPr>
+          <w:rFonts w:ascii="Times New Roman" w:hAnsi="Times New Roman" w:cs="Times New Roman"/>
+        </w:rPr>
         <w:br/>
         <w:t>export RANDOM_CHUNK=100000</w:t>
       </w:r>
       <w:r>
-        <w:br/>
-      </w:r>
-      <w:r>
+        <w:rPr>
+          <w:rFonts w:ascii="Times New Roman" w:hAnsi="Times New Roman" w:cs="Times New Roman"/>
+        </w:rPr>
+        <w:br/>
+      </w:r>
+      <w:r>
+        <w:rPr>
+          <w:rFonts w:ascii="Times New Roman" w:hAnsi="Times New Roman" w:cs="Times New Roman"/>
+        </w:rPr>
         <w:br/>
         <w:t>export USE_GPU=1</w:t>
       </w:r>
       <w:r>
+        <w:rPr>
+          <w:rFonts w:ascii="Times New Roman" w:hAnsi="Times New Roman" w:cs="Times New Roman"/>
+        </w:rPr>
         <w:br/>
         <w:t>export GPU_ID=0</w:t>
       </w:r>
       <w:r>
+        <w:rPr>
+          <w:rFonts w:ascii="Times New Roman" w:hAnsi="Times New Roman" w:cs="Times New Roman"/>
+        </w:rPr>
         <w:br/>
         <w:t>export INDEX_TYPE=flat</w:t>
       </w:r>
       <w:r>
+        <w:rPr>
+          <w:rFonts w:ascii="Times New Roman" w:hAnsi="Times New Roman" w:cs="Times New Roman"/>
+        </w:rPr>
         <w:br/>
         <w:t>export FAISS_EXECUTOR_WORKERS=1</w:t>
       </w:r>
       <w:r>
-        <w:br/>
-      </w:r>
-      <w:r>
+        <w:rPr>
+          <w:rFonts w:ascii="Times New Roman" w:hAnsi="Times New Roman" w:cs="Times New Roman"/>
+        </w:rPr>
+        <w:br/>
+      </w:r>
+      <w:r>
+        <w:rPr>
+          <w:rFonts w:ascii="Times New Roman" w:hAnsi="Times New Roman" w:cs="Times New Roman"/>
+        </w:rPr>
         <w:br/>
         <w:t>export ENABLE_UPDATES=1</w:t>
       </w:r>
       <w:r>
+        <w:rPr>
+          <w:rFonts w:ascii="Times New Roman" w:hAnsi="Times New Roman" w:cs="Times New Roman"/>
+        </w:rPr>
         <w:br/>
         <w:t>export UPDATE_BATCH_SIZE=4096</w:t>
       </w:r>
       <w:r>
-        <w:br/>
+        <w:rPr>
+          <w:rFonts w:ascii="Times New Roman" w:hAnsi="Times New Roman" w:cs="Times New Roman"/>
+        </w:rPr>
+        <w:br/>
+      </w:r>
+      <w:r>
+        <w:rPr>
+          <w:rFonts w:ascii="Times New Roman" w:hAnsi="Times New Roman" w:cs="Times New Roman"/>
+        </w:rPr>
+        <w:lastRenderedPageBreak/>
         <w:t>export UPDATE_BATCH_MS=100</w:t>
       </w:r>
       <w:r>
+        <w:rPr>
+          <w:rFonts w:ascii="Times New Roman" w:hAnsi="Times New Roman" w:cs="Times New Roman"/>
+        </w:rPr>
         <w:br/>
         <w:t>export UPDATE_MAX_QUEUE=200000</w:t>
       </w:r>
@@ -1322,14 +4410,23 @@
       <w:pPr>
         <w:pStyle w:val="CodeBlock"/>
         <w:shd w:val="clear" w:color="auto" w:fill="F2F2F2"/>
+        <w:rPr>
+          <w:rFonts w:ascii="Times New Roman" w:hAnsi="Times New Roman" w:cs="Times New Roman"/>
+        </w:rPr>
       </w:pPr>
     </w:p>
     <w:p>
       <w:pPr>
         <w:pStyle w:val="CodeBlock"/>
         <w:shd w:val="clear" w:color="auto" w:fill="F2F2F2"/>
+        <w:rPr>
+          <w:rFonts w:ascii="Times New Roman" w:hAnsi="Times New Roman" w:cs="Times New Roman"/>
+        </w:rPr>
       </w:pPr>
       <w:r>
+        <w:rPr>
+          <w:rFonts w:ascii="Times New Roman" w:hAnsi="Times New Roman" w:cs="Times New Roman"/>
+        </w:rPr>
         <w:t># optional admin:</w:t>
       </w:r>
     </w:p>
@@ -1337,90 +4434,281 @@
       <w:pPr>
         <w:pStyle w:val="CodeBlock"/>
         <w:shd w:val="clear" w:color="auto" w:fill="F2F2F2"/>
+        <w:rPr>
+          <w:rFonts w:ascii="Times New Roman" w:hAnsi="Times New Roman" w:cs="Times New Roman"/>
+        </w:rPr>
       </w:pPr>
       <w:r>
-        <w:t>export ADMIN_HTTP_LISTEN=127.0.0.1:910</w:t>
-      </w:r>
-      <w:r>
-        <w:t>2</w:t>
-      </w:r>
-      <w:r>
-        <w:br/>
-      </w:r>
-      <w:r>
+        <w:rPr>
+          <w:rFonts w:ascii="Times New Roman" w:hAnsi="Times New Roman" w:cs="Times New Roman"/>
+        </w:rPr>
+        <w:t>export ADMIN_HTTP_LISTEN=127.0.0.1:9102</w:t>
+      </w:r>
+      <w:r>
+        <w:rPr>
+          <w:rFonts w:ascii="Times New Roman" w:hAnsi="Times New Roman" w:cs="Times New Roman"/>
+        </w:rPr>
+        <w:br/>
+      </w:r>
+      <w:r>
+        <w:rPr>
+          <w:rFonts w:ascii="Times New Roman" w:hAnsi="Times New Roman" w:cs="Times New Roman"/>
+        </w:rPr>
         <w:br/>
         <w:t>python faiss_grpc_server.py --listen 0.0.0.0:50071</w:t>
       </w:r>
       <w:r>
-        <w:br/>
-      </w:r>
-      <w:r>
+        <w:rPr>
+          <w:rFonts w:ascii="Times New Roman" w:hAnsi="Times New Roman" w:cs="Times New Roman"/>
+        </w:rPr>
+        <w:br/>
+      </w:r>
+      <w:r>
+        <w:rPr>
+          <w:rFonts w:ascii="Times New Roman" w:hAnsi="Times New Roman" w:cs="Times New Roman"/>
+        </w:rPr>
         <w:br/>
         <w:t>Quick verify (any terminal)</w:t>
       </w:r>
       <w:r>
-        <w:br/>
-      </w:r>
-      <w:r>
-        <w:br/>
-        <w:t>ss -lntp | egrep ':50051|:50061|:50071'</w:t>
+        <w:rPr>
+          <w:rFonts w:ascii="Times New Roman" w:hAnsi="Times New Roman" w:cs="Times New Roman"/>
+        </w:rPr>
+        <w:br/>
+      </w:r>
+      <w:r>
+        <w:rPr>
+          <w:rFonts w:ascii="Times New Roman" w:hAnsi="Times New Roman" w:cs="Times New Roman"/>
+        </w:rPr>
+        <w:br/>
+        <w:t>ss -</w:t>
+      </w:r>
+      <w:proofErr w:type="spellStart"/>
+      <w:r>
+        <w:rPr>
+          <w:rFonts w:ascii="Times New Roman" w:hAnsi="Times New Roman" w:cs="Times New Roman"/>
+        </w:rPr>
+        <w:t>lntp</w:t>
+      </w:r>
+      <w:proofErr w:type="spellEnd"/>
+      <w:r>
+        <w:rPr>
+          <w:rFonts w:ascii="Times New Roman" w:hAnsi="Times New Roman" w:cs="Times New Roman"/>
+        </w:rPr>
+        <w:t xml:space="preserve"> | </w:t>
+      </w:r>
+      <w:proofErr w:type="spellStart"/>
+      <w:r>
+        <w:rPr>
+          <w:rFonts w:ascii="Times New Roman" w:hAnsi="Times New Roman" w:cs="Times New Roman"/>
+        </w:rPr>
+        <w:t>egrep</w:t>
+      </w:r>
+      <w:proofErr w:type="spellEnd"/>
+      <w:r>
+        <w:rPr>
+          <w:rFonts w:ascii="Times New Roman" w:hAnsi="Times New Roman" w:cs="Times New Roman"/>
+        </w:rPr>
+        <w:t xml:space="preserve"> ':50051|:50061|:50071'</w:t>
       </w:r>
     </w:p>
     <w:p>
       <w:pPr>
         <w:pStyle w:val="Heading2"/>
+        <w:rPr>
+          <w:rFonts w:ascii="Times New Roman" w:hAnsi="Times New Roman" w:cs="Times New Roman"/>
+        </w:rPr>
       </w:pPr>
       <w:r>
+        <w:rPr>
+          <w:rFonts w:ascii="Times New Roman" w:hAnsi="Times New Roman" w:cs="Times New Roman"/>
+        </w:rPr>
         <w:t>Start services: Aggregators (Terminals A1–A3)</w:t>
+      </w:r>
+    </w:p>
+    <w:p>
+      <w:pPr>
+        <w:jc w:val="both"/>
+        <w:rPr>
+          <w:rFonts w:ascii="Times New Roman" w:hAnsi="Times New Roman" w:cs="Times New Roman"/>
+          <w:i/>
+          <w:iCs/>
+        </w:rPr>
+      </w:pPr>
+      <w:r>
+        <w:rPr>
+          <w:rFonts w:ascii="Times New Roman" w:hAnsi="Times New Roman" w:cs="Times New Roman"/>
+          <w:i/>
+          <w:iCs/>
+        </w:rPr>
+        <w:t>This block launches one aggregator per FAISS replica. Each aggregator forms a fixed pairing with one downstream FAISS endpoint so that the distributed benchmark can fan out traffic in a controlled and auditable manner.</w:t>
       </w:r>
     </w:p>
     <w:p>
       <w:pPr>
         <w:pStyle w:val="CodeBlock"/>
         <w:shd w:val="clear" w:color="auto" w:fill="F2F2F2"/>
+        <w:rPr>
+          <w:rFonts w:ascii="Times New Roman" w:hAnsi="Times New Roman" w:cs="Times New Roman"/>
+        </w:rPr>
       </w:pPr>
       <w:r>
+        <w:rPr>
+          <w:rFonts w:ascii="Times New Roman" w:hAnsi="Times New Roman" w:cs="Times New Roman"/>
+        </w:rPr>
         <w:t>Terminal A1 — Aggregator 1 → FAISS 50051</w:t>
       </w:r>
       <w:r>
-        <w:br/>
-      </w:r>
-      <w:r>
-        <w:br/>
-        <w:t>source ~/faiss_stack/.venv_faiss/bin/activate</w:t>
-      </w:r>
-      <w:r>
-        <w:br/>
-        <w:t>cd ~/faiss_stack/faiss_grpc_server_bundle</w:t>
-      </w:r>
-      <w:r>
-        <w:br/>
-        <w:t>ulimit -n 200000</w:t>
-      </w:r>
-      <w:r>
-        <w:br/>
-      </w:r>
-      <w:r>
-        <w:br/>
-        <w:t>export INTERNAL_AUTH_TOKEN=devtoken</w:t>
-      </w:r>
-      <w:r>
+        <w:rPr>
+          <w:rFonts w:ascii="Times New Roman" w:hAnsi="Times New Roman" w:cs="Times New Roman"/>
+        </w:rPr>
+        <w:br/>
+      </w:r>
+      <w:r>
+        <w:rPr>
+          <w:rFonts w:ascii="Times New Roman" w:hAnsi="Times New Roman" w:cs="Times New Roman"/>
+        </w:rPr>
+        <w:br/>
+        <w:t>source ~/</w:t>
+      </w:r>
+      <w:proofErr w:type="spellStart"/>
+      <w:r>
+        <w:rPr>
+          <w:rFonts w:ascii="Times New Roman" w:hAnsi="Times New Roman" w:cs="Times New Roman"/>
+        </w:rPr>
+        <w:t>faiss_stack</w:t>
+      </w:r>
+      <w:proofErr w:type="spellEnd"/>
+      <w:proofErr w:type="gramStart"/>
+      <w:r>
+        <w:rPr>
+          <w:rFonts w:ascii="Times New Roman" w:hAnsi="Times New Roman" w:cs="Times New Roman"/>
+        </w:rPr>
+        <w:t>/.</w:t>
+      </w:r>
+      <w:proofErr w:type="spellStart"/>
+      <w:r>
+        <w:rPr>
+          <w:rFonts w:ascii="Times New Roman" w:hAnsi="Times New Roman" w:cs="Times New Roman"/>
+        </w:rPr>
+        <w:t>venv</w:t>
+      </w:r>
+      <w:proofErr w:type="gramEnd"/>
+      <w:r>
+        <w:rPr>
+          <w:rFonts w:ascii="Times New Roman" w:hAnsi="Times New Roman" w:cs="Times New Roman"/>
+        </w:rPr>
+        <w:t>_faiss</w:t>
+      </w:r>
+      <w:proofErr w:type="spellEnd"/>
+      <w:r>
+        <w:rPr>
+          <w:rFonts w:ascii="Times New Roman" w:hAnsi="Times New Roman" w:cs="Times New Roman"/>
+        </w:rPr>
+        <w:t>/bin/activate</w:t>
+      </w:r>
+      <w:r>
+        <w:rPr>
+          <w:rFonts w:ascii="Times New Roman" w:hAnsi="Times New Roman" w:cs="Times New Roman"/>
+        </w:rPr>
+        <w:br/>
+        <w:t>cd ~/</w:t>
+      </w:r>
+      <w:proofErr w:type="spellStart"/>
+      <w:r>
+        <w:rPr>
+          <w:rFonts w:ascii="Times New Roman" w:hAnsi="Times New Roman" w:cs="Times New Roman"/>
+        </w:rPr>
+        <w:t>faiss_stack</w:t>
+      </w:r>
+      <w:proofErr w:type="spellEnd"/>
+      <w:r>
+        <w:rPr>
+          <w:rFonts w:ascii="Times New Roman" w:hAnsi="Times New Roman" w:cs="Times New Roman"/>
+        </w:rPr>
+        <w:t>/</w:t>
+      </w:r>
+      <w:proofErr w:type="spellStart"/>
+      <w:r>
+        <w:rPr>
+          <w:rFonts w:ascii="Times New Roman" w:hAnsi="Times New Roman" w:cs="Times New Roman"/>
+        </w:rPr>
+        <w:t>faiss_grpc_server_bundle</w:t>
+      </w:r>
+      <w:proofErr w:type="spellEnd"/>
+      <w:r>
+        <w:rPr>
+          <w:rFonts w:ascii="Times New Roman" w:hAnsi="Times New Roman" w:cs="Times New Roman"/>
+        </w:rPr>
+        <w:br/>
+      </w:r>
+      <w:proofErr w:type="spellStart"/>
+      <w:r>
+        <w:rPr>
+          <w:rFonts w:ascii="Times New Roman" w:hAnsi="Times New Roman" w:cs="Times New Roman"/>
+        </w:rPr>
+        <w:t>ulimit</w:t>
+      </w:r>
+      <w:proofErr w:type="spellEnd"/>
+      <w:r>
+        <w:rPr>
+          <w:rFonts w:ascii="Times New Roman" w:hAnsi="Times New Roman" w:cs="Times New Roman"/>
+        </w:rPr>
+        <w:t xml:space="preserve"> -n 200000</w:t>
+      </w:r>
+      <w:r>
+        <w:rPr>
+          <w:rFonts w:ascii="Times New Roman" w:hAnsi="Times New Roman" w:cs="Times New Roman"/>
+        </w:rPr>
+        <w:br/>
+      </w:r>
+      <w:r>
+        <w:rPr>
+          <w:rFonts w:ascii="Times New Roman" w:hAnsi="Times New Roman" w:cs="Times New Roman"/>
+        </w:rPr>
+        <w:br/>
+        <w:t>export INTERNAL_AUTH_TOKEN=</w:t>
+      </w:r>
+      <w:proofErr w:type="spellStart"/>
+      <w:r>
+        <w:rPr>
+          <w:rFonts w:ascii="Times New Roman" w:hAnsi="Times New Roman" w:cs="Times New Roman"/>
+        </w:rPr>
+        <w:t>devtoken</w:t>
+      </w:r>
+      <w:proofErr w:type="spellEnd"/>
+      <w:r>
+        <w:rPr>
+          <w:rFonts w:ascii="Times New Roman" w:hAnsi="Times New Roman" w:cs="Times New Roman"/>
+        </w:rPr>
         <w:br/>
         <w:t>export AGG_MICROBATCH_MS=10</w:t>
       </w:r>
       <w:r>
+        <w:rPr>
+          <w:rFonts w:ascii="Times New Roman" w:hAnsi="Times New Roman" w:cs="Times New Roman"/>
+        </w:rPr>
         <w:br/>
         <w:t>export AGG_MICROBATCH_MAX=1024</w:t>
       </w:r>
       <w:r>
+        <w:rPr>
+          <w:rFonts w:ascii="Times New Roman" w:hAnsi="Times New Roman" w:cs="Times New Roman"/>
+        </w:rPr>
         <w:br/>
         <w:t>export AGG_MAX_INFLIGHT=20000</w:t>
       </w:r>
       <w:r>
+        <w:rPr>
+          <w:rFonts w:ascii="Times New Roman" w:hAnsi="Times New Roman" w:cs="Times New Roman"/>
+        </w:rPr>
         <w:br/>
         <w:t>export AGG_MAX_DOWNSTREAM_INFLIGHT=1</w:t>
       </w:r>
       <w:r>
+        <w:rPr>
+          <w:rFonts w:ascii="Times New Roman" w:hAnsi="Times New Roman" w:cs="Times New Roman"/>
+        </w:rPr>
         <w:br/>
         <w:t>export AGG_DOWNSTREAM_TIMEOUT_S=5</w:t>
       </w:r>
@@ -1429,14 +4717,23 @@
       <w:pPr>
         <w:pStyle w:val="CodeBlock"/>
         <w:shd w:val="clear" w:color="auto" w:fill="F2F2F2"/>
+        <w:rPr>
+          <w:rFonts w:ascii="Times New Roman" w:hAnsi="Times New Roman" w:cs="Times New Roman"/>
+        </w:rPr>
       </w:pPr>
     </w:p>
     <w:p>
       <w:pPr>
         <w:pStyle w:val="CodeBlock"/>
         <w:shd w:val="clear" w:color="auto" w:fill="F2F2F2"/>
+        <w:rPr>
+          <w:rFonts w:ascii="Times New Roman" w:hAnsi="Times New Roman" w:cs="Times New Roman"/>
+        </w:rPr>
       </w:pPr>
       <w:r>
+        <w:rPr>
+          <w:rFonts w:ascii="Times New Roman" w:hAnsi="Times New Roman" w:cs="Times New Roman"/>
+        </w:rPr>
         <w:t># optional admin:</w:t>
       </w:r>
     </w:p>
@@ -1444,69 +4741,199 @@
       <w:pPr>
         <w:pStyle w:val="CodeBlock"/>
         <w:shd w:val="clear" w:color="auto" w:fill="F2F2F2"/>
+        <w:rPr>
+          <w:rFonts w:ascii="Times New Roman" w:hAnsi="Times New Roman" w:cs="Times New Roman"/>
+        </w:rPr>
       </w:pPr>
       <w:r>
-        <w:t>export ADMIN_HTTP_LISTEN=127.0.0.1:920</w:t>
-      </w:r>
-      <w:r>
-        <w:t>1</w:t>
-      </w:r>
-      <w:r>
-        <w:br/>
-      </w:r>
-      <w:r>
-        <w:br/>
-        <w:t>python faiss_aggregator_grpc.py --listen 0.0.0.0:51052 --faiss 127.0.0.1:50051</w:t>
-      </w:r>
-      <w:r>
-        <w:br/>
-      </w:r>
-      <w:r>
+        <w:rPr>
+          <w:rFonts w:ascii="Times New Roman" w:hAnsi="Times New Roman" w:cs="Times New Roman"/>
+        </w:rPr>
+        <w:t>export ADMIN_HTTP_LISTEN=127.0.0.1:9201</w:t>
+      </w:r>
+      <w:r>
+        <w:rPr>
+          <w:rFonts w:ascii="Times New Roman" w:hAnsi="Times New Roman" w:cs="Times New Roman"/>
+        </w:rPr>
+        <w:br/>
+      </w:r>
+      <w:r>
+        <w:rPr>
+          <w:rFonts w:ascii="Times New Roman" w:hAnsi="Times New Roman" w:cs="Times New Roman"/>
+        </w:rPr>
+        <w:br/>
+        <w:t>python faiss_aggregator_grpc.py --listen 0.0.0.0:51052 --</w:t>
+      </w:r>
+      <w:proofErr w:type="spellStart"/>
+      <w:r>
+        <w:rPr>
+          <w:rFonts w:ascii="Times New Roman" w:hAnsi="Times New Roman" w:cs="Times New Roman"/>
+        </w:rPr>
+        <w:t>faiss</w:t>
+      </w:r>
+      <w:proofErr w:type="spellEnd"/>
+      <w:r>
+        <w:rPr>
+          <w:rFonts w:ascii="Times New Roman" w:hAnsi="Times New Roman" w:cs="Times New Roman"/>
+        </w:rPr>
+        <w:t xml:space="preserve"> 127.0.0.1:50051</w:t>
+      </w:r>
+      <w:r>
+        <w:rPr>
+          <w:rFonts w:ascii="Times New Roman" w:hAnsi="Times New Roman" w:cs="Times New Roman"/>
+        </w:rPr>
+        <w:br/>
+      </w:r>
+      <w:r>
+        <w:rPr>
+          <w:rFonts w:ascii="Times New Roman" w:hAnsi="Times New Roman" w:cs="Times New Roman"/>
+        </w:rPr>
         <w:br/>
         <w:t>Terminal A2 — Aggregator 2 → FAISS 50061</w:t>
       </w:r>
       <w:r>
-        <w:br/>
-      </w:r>
-      <w:r>
-        <w:br/>
-      </w:r>
-      <w:r>
-        <w:lastRenderedPageBreak/>
-        <w:t>source ~/faiss_stack/.venv_faiss/bin/activate</w:t>
-      </w:r>
-      <w:r>
-        <w:br/>
-        <w:t>cd ~/faiss_stack/faiss_grpc_server_bundle</w:t>
-      </w:r>
-      <w:r>
-        <w:br/>
-        <w:t>ulimit -n 200000</w:t>
-      </w:r>
-      <w:r>
-        <w:br/>
-      </w:r>
-      <w:r>
-        <w:br/>
-        <w:t>export INTERNAL_AUTH_TOKEN=devtoken</w:t>
-      </w:r>
-      <w:r>
+        <w:rPr>
+          <w:rFonts w:ascii="Times New Roman" w:hAnsi="Times New Roman" w:cs="Times New Roman"/>
+        </w:rPr>
+        <w:br/>
+      </w:r>
+      <w:r>
+        <w:rPr>
+          <w:rFonts w:ascii="Times New Roman" w:hAnsi="Times New Roman" w:cs="Times New Roman"/>
+        </w:rPr>
+        <w:br/>
+        <w:t>source ~/</w:t>
+      </w:r>
+      <w:proofErr w:type="spellStart"/>
+      <w:r>
+        <w:rPr>
+          <w:rFonts w:ascii="Times New Roman" w:hAnsi="Times New Roman" w:cs="Times New Roman"/>
+        </w:rPr>
+        <w:t>faiss_stack</w:t>
+      </w:r>
+      <w:proofErr w:type="spellEnd"/>
+      <w:r>
+        <w:rPr>
+          <w:rFonts w:ascii="Times New Roman" w:hAnsi="Times New Roman" w:cs="Times New Roman"/>
+        </w:rPr>
+        <w:t>/.</w:t>
+      </w:r>
+      <w:proofErr w:type="spellStart"/>
+      <w:r>
+        <w:rPr>
+          <w:rFonts w:ascii="Times New Roman" w:hAnsi="Times New Roman" w:cs="Times New Roman"/>
+        </w:rPr>
+        <w:t>venv_faiss</w:t>
+      </w:r>
+      <w:proofErr w:type="spellEnd"/>
+      <w:r>
+        <w:rPr>
+          <w:rFonts w:ascii="Times New Roman" w:hAnsi="Times New Roman" w:cs="Times New Roman"/>
+        </w:rPr>
+        <w:t>/bin/activate</w:t>
+      </w:r>
+      <w:r>
+        <w:rPr>
+          <w:rFonts w:ascii="Times New Roman" w:hAnsi="Times New Roman" w:cs="Times New Roman"/>
+        </w:rPr>
+        <w:br/>
+        <w:t>cd ~/</w:t>
+      </w:r>
+      <w:proofErr w:type="spellStart"/>
+      <w:r>
+        <w:rPr>
+          <w:rFonts w:ascii="Times New Roman" w:hAnsi="Times New Roman" w:cs="Times New Roman"/>
+        </w:rPr>
+        <w:t>faiss_stack</w:t>
+      </w:r>
+      <w:proofErr w:type="spellEnd"/>
+      <w:r>
+        <w:rPr>
+          <w:rFonts w:ascii="Times New Roman" w:hAnsi="Times New Roman" w:cs="Times New Roman"/>
+        </w:rPr>
+        <w:t>/</w:t>
+      </w:r>
+      <w:proofErr w:type="spellStart"/>
+      <w:r>
+        <w:rPr>
+          <w:rFonts w:ascii="Times New Roman" w:hAnsi="Times New Roman" w:cs="Times New Roman"/>
+        </w:rPr>
+        <w:t>faiss_grpc_server_bundle</w:t>
+      </w:r>
+      <w:proofErr w:type="spellEnd"/>
+      <w:r>
+        <w:rPr>
+          <w:rFonts w:ascii="Times New Roman" w:hAnsi="Times New Roman" w:cs="Times New Roman"/>
+        </w:rPr>
+        <w:br/>
+      </w:r>
+      <w:proofErr w:type="spellStart"/>
+      <w:r>
+        <w:rPr>
+          <w:rFonts w:ascii="Times New Roman" w:hAnsi="Times New Roman" w:cs="Times New Roman"/>
+        </w:rPr>
+        <w:t>ulimit</w:t>
+      </w:r>
+      <w:proofErr w:type="spellEnd"/>
+      <w:r>
+        <w:rPr>
+          <w:rFonts w:ascii="Times New Roman" w:hAnsi="Times New Roman" w:cs="Times New Roman"/>
+        </w:rPr>
+        <w:t xml:space="preserve"> -n 200000</w:t>
+      </w:r>
+      <w:r>
+        <w:rPr>
+          <w:rFonts w:ascii="Times New Roman" w:hAnsi="Times New Roman" w:cs="Times New Roman"/>
+        </w:rPr>
+        <w:br/>
+      </w:r>
+      <w:r>
+        <w:rPr>
+          <w:rFonts w:ascii="Times New Roman" w:hAnsi="Times New Roman" w:cs="Times New Roman"/>
+        </w:rPr>
+        <w:br/>
+        <w:t>export INTERNAL_AUTH_TOKEN=</w:t>
+      </w:r>
+      <w:proofErr w:type="spellStart"/>
+      <w:r>
+        <w:rPr>
+          <w:rFonts w:ascii="Times New Roman" w:hAnsi="Times New Roman" w:cs="Times New Roman"/>
+        </w:rPr>
+        <w:t>devtoken</w:t>
+      </w:r>
+      <w:proofErr w:type="spellEnd"/>
+      <w:r>
+        <w:rPr>
+          <w:rFonts w:ascii="Times New Roman" w:hAnsi="Times New Roman" w:cs="Times New Roman"/>
+        </w:rPr>
         <w:br/>
         <w:t>export AGG_MICROBATCH_MS=10</w:t>
       </w:r>
       <w:r>
+        <w:rPr>
+          <w:rFonts w:ascii="Times New Roman" w:hAnsi="Times New Roman" w:cs="Times New Roman"/>
+        </w:rPr>
         <w:br/>
         <w:t>export AGG_MICROBATCH_MAX=1024</w:t>
       </w:r>
       <w:r>
+        <w:rPr>
+          <w:rFonts w:ascii="Times New Roman" w:hAnsi="Times New Roman" w:cs="Times New Roman"/>
+        </w:rPr>
         <w:br/>
         <w:t>export AGG_MAX_INFLIGHT=20000</w:t>
       </w:r>
       <w:r>
+        <w:rPr>
+          <w:rFonts w:ascii="Times New Roman" w:hAnsi="Times New Roman" w:cs="Times New Roman"/>
+        </w:rPr>
         <w:br/>
         <w:t>export AGG_MAX_DOWNSTREAM_INFLIGHT=1</w:t>
       </w:r>
       <w:r>
+        <w:rPr>
+          <w:rFonts w:ascii="Times New Roman" w:hAnsi="Times New Roman" w:cs="Times New Roman"/>
+        </w:rPr>
         <w:br/>
         <w:t>export AGG_DOWNSTREAM_TIMEOUT_S=5</w:t>
       </w:r>
@@ -1515,14 +4942,23 @@
       <w:pPr>
         <w:pStyle w:val="CodeBlock"/>
         <w:shd w:val="clear" w:color="auto" w:fill="F2F2F2"/>
+        <w:rPr>
+          <w:rFonts w:ascii="Times New Roman" w:hAnsi="Times New Roman" w:cs="Times New Roman"/>
+        </w:rPr>
       </w:pPr>
     </w:p>
     <w:p>
       <w:pPr>
         <w:pStyle w:val="CodeBlock"/>
         <w:shd w:val="clear" w:color="auto" w:fill="F2F2F2"/>
+        <w:rPr>
+          <w:rFonts w:ascii="Times New Roman" w:hAnsi="Times New Roman" w:cs="Times New Roman"/>
+        </w:rPr>
       </w:pPr>
       <w:r>
+        <w:rPr>
+          <w:rFonts w:ascii="Times New Roman" w:hAnsi="Times New Roman" w:cs="Times New Roman"/>
+        </w:rPr>
         <w:t># optional admin:</w:t>
       </w:r>
     </w:p>
@@ -1530,66 +4966,200 @@
       <w:pPr>
         <w:pStyle w:val="CodeBlock"/>
         <w:shd w:val="clear" w:color="auto" w:fill="F2F2F2"/>
+        <w:rPr>
+          <w:rFonts w:ascii="Times New Roman" w:hAnsi="Times New Roman" w:cs="Times New Roman"/>
+        </w:rPr>
       </w:pPr>
       <w:r>
-        <w:t>export ADMIN_HTTP_LISTEN=127.0.0.1:920</w:t>
-      </w:r>
-      <w:r>
-        <w:t>2</w:t>
-      </w:r>
-      <w:r>
-        <w:br/>
-      </w:r>
-      <w:r>
-        <w:br/>
-        <w:t>python faiss_aggregator_grpc.py --listen 0.0.0.0:52052 --faiss 127.0.0.1:50061</w:t>
-      </w:r>
-      <w:r>
-        <w:br/>
-      </w:r>
-      <w:r>
+        <w:rPr>
+          <w:rFonts w:ascii="Times New Roman" w:hAnsi="Times New Roman" w:cs="Times New Roman"/>
+        </w:rPr>
+        <w:t>export ADMIN_HTTP_LISTEN=127.0.0.1:9202</w:t>
+      </w:r>
+      <w:r>
+        <w:rPr>
+          <w:rFonts w:ascii="Times New Roman" w:hAnsi="Times New Roman" w:cs="Times New Roman"/>
+        </w:rPr>
+        <w:br/>
+      </w:r>
+      <w:r>
+        <w:rPr>
+          <w:rFonts w:ascii="Times New Roman" w:hAnsi="Times New Roman" w:cs="Times New Roman"/>
+        </w:rPr>
+        <w:br/>
+        <w:t>python faiss_aggregator_grpc.py --listen 0.0.0.0:52052 --</w:t>
+      </w:r>
+      <w:proofErr w:type="spellStart"/>
+      <w:r>
+        <w:rPr>
+          <w:rFonts w:ascii="Times New Roman" w:hAnsi="Times New Roman" w:cs="Times New Roman"/>
+        </w:rPr>
+        <w:t>faiss</w:t>
+      </w:r>
+      <w:proofErr w:type="spellEnd"/>
+      <w:r>
+        <w:rPr>
+          <w:rFonts w:ascii="Times New Roman" w:hAnsi="Times New Roman" w:cs="Times New Roman"/>
+        </w:rPr>
+        <w:t xml:space="preserve"> 127.0.0.1:50061</w:t>
+      </w:r>
+      <w:r>
+        <w:rPr>
+          <w:rFonts w:ascii="Times New Roman" w:hAnsi="Times New Roman" w:cs="Times New Roman"/>
+        </w:rPr>
+        <w:br/>
+      </w:r>
+      <w:r>
+        <w:rPr>
+          <w:rFonts w:ascii="Times New Roman" w:hAnsi="Times New Roman" w:cs="Times New Roman"/>
+        </w:rPr>
         <w:br/>
         <w:t>Terminal A3 — Aggregator 3 → FAISS 50071</w:t>
       </w:r>
       <w:r>
-        <w:br/>
-      </w:r>
-      <w:r>
-        <w:br/>
-        <w:t>source ~/faiss_stack/.venv_faiss/bin/activate</w:t>
-      </w:r>
-      <w:r>
-        <w:br/>
-        <w:t>cd ~/faiss_stack/faiss_grpc_server_bundle</w:t>
-      </w:r>
-      <w:r>
-        <w:br/>
-        <w:t>ulimit -n 200000</w:t>
-      </w:r>
-      <w:r>
-        <w:br/>
-      </w:r>
-      <w:r>
-        <w:br/>
-        <w:t>export INTERNAL_AUTH_TOKEN=devtoken</w:t>
-      </w:r>
-      <w:r>
+        <w:rPr>
+          <w:rFonts w:ascii="Times New Roman" w:hAnsi="Times New Roman" w:cs="Times New Roman"/>
+        </w:rPr>
+        <w:br/>
+      </w:r>
+      <w:r>
+        <w:rPr>
+          <w:rFonts w:ascii="Times New Roman" w:hAnsi="Times New Roman" w:cs="Times New Roman"/>
+        </w:rPr>
+        <w:br/>
+        <w:t>source ~/</w:t>
+      </w:r>
+      <w:proofErr w:type="spellStart"/>
+      <w:r>
+        <w:rPr>
+          <w:rFonts w:ascii="Times New Roman" w:hAnsi="Times New Roman" w:cs="Times New Roman"/>
+        </w:rPr>
+        <w:t>faiss_stack</w:t>
+      </w:r>
+      <w:proofErr w:type="spellEnd"/>
+      <w:r>
+        <w:rPr>
+          <w:rFonts w:ascii="Times New Roman" w:hAnsi="Times New Roman" w:cs="Times New Roman"/>
+        </w:rPr>
+        <w:t>/.</w:t>
+      </w:r>
+      <w:proofErr w:type="spellStart"/>
+      <w:r>
+        <w:rPr>
+          <w:rFonts w:ascii="Times New Roman" w:hAnsi="Times New Roman" w:cs="Times New Roman"/>
+        </w:rPr>
+        <w:t>venv_faiss</w:t>
+      </w:r>
+      <w:proofErr w:type="spellEnd"/>
+      <w:r>
+        <w:rPr>
+          <w:rFonts w:ascii="Times New Roman" w:hAnsi="Times New Roman" w:cs="Times New Roman"/>
+        </w:rPr>
+        <w:t>/bin/activate</w:t>
+      </w:r>
+      <w:r>
+        <w:rPr>
+          <w:rFonts w:ascii="Times New Roman" w:hAnsi="Times New Roman" w:cs="Times New Roman"/>
+        </w:rPr>
+        <w:br/>
+        <w:t>cd ~/</w:t>
+      </w:r>
+      <w:proofErr w:type="spellStart"/>
+      <w:r>
+        <w:rPr>
+          <w:rFonts w:ascii="Times New Roman" w:hAnsi="Times New Roman" w:cs="Times New Roman"/>
+        </w:rPr>
+        <w:t>faiss_stack</w:t>
+      </w:r>
+      <w:proofErr w:type="spellEnd"/>
+      <w:r>
+        <w:rPr>
+          <w:rFonts w:ascii="Times New Roman" w:hAnsi="Times New Roman" w:cs="Times New Roman"/>
+        </w:rPr>
+        <w:t>/</w:t>
+      </w:r>
+      <w:proofErr w:type="spellStart"/>
+      <w:r>
+        <w:rPr>
+          <w:rFonts w:ascii="Times New Roman" w:hAnsi="Times New Roman" w:cs="Times New Roman"/>
+        </w:rPr>
+        <w:t>faiss_grpc_server_bundle</w:t>
+      </w:r>
+      <w:proofErr w:type="spellEnd"/>
+      <w:r>
+        <w:rPr>
+          <w:rFonts w:ascii="Times New Roman" w:hAnsi="Times New Roman" w:cs="Times New Roman"/>
+        </w:rPr>
+        <w:br/>
+      </w:r>
+      <w:proofErr w:type="spellStart"/>
+      <w:r>
+        <w:rPr>
+          <w:rFonts w:ascii="Times New Roman" w:hAnsi="Times New Roman" w:cs="Times New Roman"/>
+        </w:rPr>
+        <w:lastRenderedPageBreak/>
+        <w:t>ulimit</w:t>
+      </w:r>
+      <w:proofErr w:type="spellEnd"/>
+      <w:r>
+        <w:rPr>
+          <w:rFonts w:ascii="Times New Roman" w:hAnsi="Times New Roman" w:cs="Times New Roman"/>
+        </w:rPr>
+        <w:t xml:space="preserve"> -n 200000</w:t>
+      </w:r>
+      <w:r>
+        <w:rPr>
+          <w:rFonts w:ascii="Times New Roman" w:hAnsi="Times New Roman" w:cs="Times New Roman"/>
+        </w:rPr>
+        <w:br/>
+      </w:r>
+      <w:r>
+        <w:rPr>
+          <w:rFonts w:ascii="Times New Roman" w:hAnsi="Times New Roman" w:cs="Times New Roman"/>
+        </w:rPr>
+        <w:br/>
+        <w:t>export INTERNAL_AUTH_TOKEN=</w:t>
+      </w:r>
+      <w:proofErr w:type="spellStart"/>
+      <w:r>
+        <w:rPr>
+          <w:rFonts w:ascii="Times New Roman" w:hAnsi="Times New Roman" w:cs="Times New Roman"/>
+        </w:rPr>
+        <w:t>devtoken</w:t>
+      </w:r>
+      <w:proofErr w:type="spellEnd"/>
+      <w:r>
+        <w:rPr>
+          <w:rFonts w:ascii="Times New Roman" w:hAnsi="Times New Roman" w:cs="Times New Roman"/>
+        </w:rPr>
         <w:br/>
         <w:t>export AGG_MICROBATCH_MS=10</w:t>
       </w:r>
       <w:r>
+        <w:rPr>
+          <w:rFonts w:ascii="Times New Roman" w:hAnsi="Times New Roman" w:cs="Times New Roman"/>
+        </w:rPr>
         <w:br/>
         <w:t>export AGG_MICROBATCH_MAX=1024</w:t>
       </w:r>
       <w:r>
+        <w:rPr>
+          <w:rFonts w:ascii="Times New Roman" w:hAnsi="Times New Roman" w:cs="Times New Roman"/>
+        </w:rPr>
         <w:br/>
         <w:t>export AGG_MAX_INFLIGHT=20000</w:t>
       </w:r>
       <w:r>
+        <w:rPr>
+          <w:rFonts w:ascii="Times New Roman" w:hAnsi="Times New Roman" w:cs="Times New Roman"/>
+        </w:rPr>
         <w:br/>
         <w:t>export AGG_MAX_DOWNSTREAM_INFLIGHT=1</w:t>
       </w:r>
       <w:r>
+        <w:rPr>
+          <w:rFonts w:ascii="Times New Roman" w:hAnsi="Times New Roman" w:cs="Times New Roman"/>
+        </w:rPr>
         <w:br/>
         <w:t>export AGG_DOWNSTREAM_TIMEOUT_S=5</w:t>
       </w:r>
@@ -1598,14 +5168,23 @@
       <w:pPr>
         <w:pStyle w:val="CodeBlock"/>
         <w:shd w:val="clear" w:color="auto" w:fill="F2F2F2"/>
+        <w:rPr>
+          <w:rFonts w:ascii="Times New Roman" w:hAnsi="Times New Roman" w:cs="Times New Roman"/>
+        </w:rPr>
       </w:pPr>
     </w:p>
     <w:p>
       <w:pPr>
         <w:pStyle w:val="CodeBlock"/>
         <w:shd w:val="clear" w:color="auto" w:fill="F2F2F2"/>
+        <w:rPr>
+          <w:rFonts w:ascii="Times New Roman" w:hAnsi="Times New Roman" w:cs="Times New Roman"/>
+        </w:rPr>
       </w:pPr>
       <w:r>
+        <w:rPr>
+          <w:rFonts w:ascii="Times New Roman" w:hAnsi="Times New Roman" w:cs="Times New Roman"/>
+        </w:rPr>
         <w:t># optional admin:</w:t>
       </w:r>
     </w:p>
@@ -1613,207 +5192,747 @@
       <w:pPr>
         <w:pStyle w:val="CodeBlock"/>
         <w:shd w:val="clear" w:color="auto" w:fill="F2F2F2"/>
+        <w:rPr>
+          <w:rFonts w:ascii="Times New Roman" w:hAnsi="Times New Roman" w:cs="Times New Roman"/>
+        </w:rPr>
       </w:pPr>
       <w:r>
-        <w:t>export ADMIN_HTTP_LISTEN=127.0.0.1:920</w:t>
-      </w:r>
-      <w:r>
-        <w:t>3</w:t>
-      </w:r>
-      <w:r>
-        <w:br/>
-      </w:r>
-      <w:r>
-        <w:br/>
-        <w:t>python faiss_aggregator_grpc.py --listen 0.0.0.0:53052 --faiss 127.0.0.1:50071</w:t>
-      </w:r>
-      <w:r>
-        <w:br/>
-      </w:r>
-      <w:r>
+        <w:rPr>
+          <w:rFonts w:ascii="Times New Roman" w:hAnsi="Times New Roman" w:cs="Times New Roman"/>
+        </w:rPr>
+        <w:t>export ADMIN_HTTP_LISTEN=127.0.0.1:9203</w:t>
+      </w:r>
+      <w:r>
+        <w:rPr>
+          <w:rFonts w:ascii="Times New Roman" w:hAnsi="Times New Roman" w:cs="Times New Roman"/>
+        </w:rPr>
+        <w:br/>
+      </w:r>
+      <w:r>
+        <w:rPr>
+          <w:rFonts w:ascii="Times New Roman" w:hAnsi="Times New Roman" w:cs="Times New Roman"/>
+        </w:rPr>
+        <w:br/>
+        <w:t>python faiss_aggregator_grpc.py --listen 0.0.0.0:53052 --</w:t>
+      </w:r>
+      <w:proofErr w:type="spellStart"/>
+      <w:r>
+        <w:rPr>
+          <w:rFonts w:ascii="Times New Roman" w:hAnsi="Times New Roman" w:cs="Times New Roman"/>
+        </w:rPr>
+        <w:t>faiss</w:t>
+      </w:r>
+      <w:proofErr w:type="spellEnd"/>
+      <w:r>
+        <w:rPr>
+          <w:rFonts w:ascii="Times New Roman" w:hAnsi="Times New Roman" w:cs="Times New Roman"/>
+        </w:rPr>
+        <w:t xml:space="preserve"> 127.0.0.1:50071</w:t>
+      </w:r>
+      <w:r>
+        <w:rPr>
+          <w:rFonts w:ascii="Times New Roman" w:hAnsi="Times New Roman" w:cs="Times New Roman"/>
+        </w:rPr>
+        <w:br/>
+      </w:r>
+      <w:r>
+        <w:rPr>
+          <w:rFonts w:ascii="Times New Roman" w:hAnsi="Times New Roman" w:cs="Times New Roman"/>
+        </w:rPr>
         <w:br/>
         <w:t>Verify:</w:t>
       </w:r>
       <w:r>
-        <w:br/>
-      </w:r>
-      <w:r>
-        <w:br/>
-        <w:t>ss -lntp | egrep ':51052|:52052|:53052'</w:t>
+        <w:rPr>
+          <w:rFonts w:ascii="Times New Roman" w:hAnsi="Times New Roman" w:cs="Times New Roman"/>
+        </w:rPr>
+        <w:br/>
+      </w:r>
+      <w:r>
+        <w:rPr>
+          <w:rFonts w:ascii="Times New Roman" w:hAnsi="Times New Roman" w:cs="Times New Roman"/>
+        </w:rPr>
+        <w:br/>
+        <w:t>ss -</w:t>
+      </w:r>
+      <w:proofErr w:type="spellStart"/>
+      <w:r>
+        <w:rPr>
+          <w:rFonts w:ascii="Times New Roman" w:hAnsi="Times New Roman" w:cs="Times New Roman"/>
+        </w:rPr>
+        <w:t>lntp</w:t>
+      </w:r>
+      <w:proofErr w:type="spellEnd"/>
+      <w:r>
+        <w:rPr>
+          <w:rFonts w:ascii="Times New Roman" w:hAnsi="Times New Roman" w:cs="Times New Roman"/>
+        </w:rPr>
+        <w:t xml:space="preserve"> | </w:t>
+      </w:r>
+      <w:proofErr w:type="spellStart"/>
+      <w:r>
+        <w:rPr>
+          <w:rFonts w:ascii="Times New Roman" w:hAnsi="Times New Roman" w:cs="Times New Roman"/>
+        </w:rPr>
+        <w:t>egrep</w:t>
+      </w:r>
+      <w:proofErr w:type="spellEnd"/>
+      <w:r>
+        <w:rPr>
+          <w:rFonts w:ascii="Times New Roman" w:hAnsi="Times New Roman" w:cs="Times New Roman"/>
+        </w:rPr>
+        <w:t xml:space="preserve"> ':51052|:52052|:53052'</w:t>
       </w:r>
     </w:p>
     <w:p>
       <w:pPr>
         <w:pStyle w:val="Heading2"/>
+        <w:rPr>
+          <w:rFonts w:ascii="Times New Roman" w:hAnsi="Times New Roman" w:cs="Times New Roman"/>
+        </w:rPr>
       </w:pPr>
       <w:r>
+        <w:rPr>
+          <w:rFonts w:ascii="Times New Roman" w:hAnsi="Times New Roman" w:cs="Times New Roman"/>
+        </w:rPr>
         <w:t>Run benchmarks (distributed runs)</w:t>
+      </w:r>
+    </w:p>
+    <w:p>
+      <w:pPr>
+        <w:jc w:val="both"/>
+        <w:rPr>
+          <w:rFonts w:ascii="Times New Roman" w:hAnsi="Times New Roman" w:cs="Times New Roman"/>
+          <w:i/>
+          <w:iCs/>
+        </w:rPr>
+      </w:pPr>
+      <w:r>
+        <w:rPr>
+          <w:rFonts w:ascii="Times New Roman" w:hAnsi="Times New Roman" w:cs="Times New Roman"/>
+          <w:i/>
+          <w:iCs/>
+        </w:rPr>
+        <w:t>This block runs the distributed benchmark by starting multiple benchmark-client processes concurrently, each targeting one aggregator endpoint. The goal is to approximate the aggregate throughput of the three-path deployment while preserving per-process logs for later inspection.</w:t>
       </w:r>
     </w:p>
     <w:p>
       <w:pPr>
         <w:pStyle w:val="CodeBlock"/>
         <w:shd w:val="clear" w:color="auto" w:fill="F2F2F2"/>
+        <w:rPr>
+          <w:rFonts w:ascii="Times New Roman" w:hAnsi="Times New Roman" w:cs="Times New Roman"/>
+        </w:rPr>
       </w:pPr>
       <w:r>
+        <w:rPr>
+          <w:rFonts w:ascii="Times New Roman" w:hAnsi="Times New Roman" w:cs="Times New Roman"/>
+        </w:rPr>
         <w:t>6) Run benchmarks (single command endpoint)</w:t>
       </w:r>
       <w:r>
-        <w:br/>
-      </w:r>
-      <w:r>
+        <w:rPr>
+          <w:rFonts w:ascii="Times New Roman" w:hAnsi="Times New Roman" w:cs="Times New Roman"/>
+        </w:rPr>
+        <w:br/>
+      </w:r>
+      <w:r>
+        <w:rPr>
+          <w:rFonts w:ascii="Times New Roman" w:hAnsi="Times New Roman" w:cs="Times New Roman"/>
+        </w:rPr>
         <w:br/>
         <w:t>Open a new terminal for bench:</w:t>
       </w:r>
       <w:r>
-        <w:br/>
-      </w:r>
-      <w:r>
-        <w:br/>
-        <w:t>source ~/faiss_stack/.venv_faiss/bin/activate</w:t>
-      </w:r>
-      <w:r>
-        <w:br/>
-        <w:t>cd ~/faiss_bench</w:t>
-      </w:r>
-      <w:r>
-        <w:br/>
-        <w:t>export INTERNAL_AUTH_TOKEN=devtoken</w:t>
-      </w:r>
-      <w:r>
-        <w:br/>
-        <w:t>ulimit -n 200000</w:t>
-      </w:r>
-      <w:r>
-        <w:br/>
-      </w:r>
-      <w:r>
-        <w:br/>
-      </w:r>
-      <w:r>
-        <w:br/>
-      </w:r>
-      <w:r>
+        <w:rPr>
+          <w:rFonts w:ascii="Times New Roman" w:hAnsi="Times New Roman" w:cs="Times New Roman"/>
+        </w:rPr>
+        <w:br/>
+      </w:r>
+      <w:r>
+        <w:rPr>
+          <w:rFonts w:ascii="Times New Roman" w:hAnsi="Times New Roman" w:cs="Times New Roman"/>
+        </w:rPr>
+        <w:br/>
+        <w:t>source ~/</w:t>
+      </w:r>
+      <w:proofErr w:type="spellStart"/>
+      <w:r>
+        <w:rPr>
+          <w:rFonts w:ascii="Times New Roman" w:hAnsi="Times New Roman" w:cs="Times New Roman"/>
+        </w:rPr>
+        <w:t>faiss_stack</w:t>
+      </w:r>
+      <w:proofErr w:type="spellEnd"/>
+      <w:r>
+        <w:rPr>
+          <w:rFonts w:ascii="Times New Roman" w:hAnsi="Times New Roman" w:cs="Times New Roman"/>
+        </w:rPr>
+        <w:t>/.</w:t>
+      </w:r>
+      <w:proofErr w:type="spellStart"/>
+      <w:r>
+        <w:rPr>
+          <w:rFonts w:ascii="Times New Roman" w:hAnsi="Times New Roman" w:cs="Times New Roman"/>
+        </w:rPr>
+        <w:t>venv_faiss</w:t>
+      </w:r>
+      <w:proofErr w:type="spellEnd"/>
+      <w:r>
+        <w:rPr>
+          <w:rFonts w:ascii="Times New Roman" w:hAnsi="Times New Roman" w:cs="Times New Roman"/>
+        </w:rPr>
+        <w:t>/bin/activate</w:t>
+      </w:r>
+      <w:r>
+        <w:rPr>
+          <w:rFonts w:ascii="Times New Roman" w:hAnsi="Times New Roman" w:cs="Times New Roman"/>
+        </w:rPr>
+        <w:br/>
+        <w:t>cd ~/</w:t>
+      </w:r>
+      <w:proofErr w:type="spellStart"/>
+      <w:r>
+        <w:rPr>
+          <w:rFonts w:ascii="Times New Roman" w:hAnsi="Times New Roman" w:cs="Times New Roman"/>
+        </w:rPr>
+        <w:t>faiss_bench</w:t>
+      </w:r>
+      <w:proofErr w:type="spellEnd"/>
+      <w:r>
+        <w:rPr>
+          <w:rFonts w:ascii="Times New Roman" w:hAnsi="Times New Roman" w:cs="Times New Roman"/>
+        </w:rPr>
+        <w:br/>
+        <w:t>export INTERNAL_AUTH_TOKEN=</w:t>
+      </w:r>
+      <w:proofErr w:type="spellStart"/>
+      <w:r>
+        <w:rPr>
+          <w:rFonts w:ascii="Times New Roman" w:hAnsi="Times New Roman" w:cs="Times New Roman"/>
+        </w:rPr>
+        <w:t>devtoken</w:t>
+      </w:r>
+      <w:proofErr w:type="spellEnd"/>
+      <w:r>
+        <w:rPr>
+          <w:rFonts w:ascii="Times New Roman" w:hAnsi="Times New Roman" w:cs="Times New Roman"/>
+        </w:rPr>
+        <w:br/>
+      </w:r>
+      <w:proofErr w:type="spellStart"/>
+      <w:r>
+        <w:rPr>
+          <w:rFonts w:ascii="Times New Roman" w:hAnsi="Times New Roman" w:cs="Times New Roman"/>
+        </w:rPr>
+        <w:t>ulimit</w:t>
+      </w:r>
+      <w:proofErr w:type="spellEnd"/>
+      <w:r>
+        <w:rPr>
+          <w:rFonts w:ascii="Times New Roman" w:hAnsi="Times New Roman" w:cs="Times New Roman"/>
+        </w:rPr>
+        <w:t xml:space="preserve"> -n 200000</w:t>
+      </w:r>
+      <w:r>
+        <w:rPr>
+          <w:rFonts w:ascii="Times New Roman" w:hAnsi="Times New Roman" w:cs="Times New Roman"/>
+        </w:rPr>
+        <w:br/>
+      </w:r>
+      <w:r>
+        <w:rPr>
+          <w:rFonts w:ascii="Times New Roman" w:hAnsi="Times New Roman" w:cs="Times New Roman"/>
+        </w:rPr>
+        <w:br/>
+      </w:r>
+      <w:r>
+        <w:rPr>
+          <w:rFonts w:ascii="Times New Roman" w:hAnsi="Times New Roman" w:cs="Times New Roman"/>
+        </w:rPr>
+        <w:br/>
+      </w:r>
+      <w:r>
+        <w:rPr>
+          <w:rFonts w:ascii="Times New Roman" w:hAnsi="Times New Roman" w:cs="Times New Roman"/>
+        </w:rPr>
         <w:br/>
         <w:t>Copy gen/ to the bench folder</w:t>
       </w:r>
       <w:r>
-        <w:br/>
-      </w:r>
-      <w:r>
-        <w:br/>
-        <w:t>mkdir -p ~/faiss_bench/gen</w:t>
-      </w:r>
-      <w:r>
-        <w:br/>
-        <w:t>cp -a ~/faiss_stack/faiss_grpc_server_bundle/gen/* ~/faiss_bench/gen/</w:t>
-      </w:r>
-      <w:r>
+        <w:rPr>
+          <w:rFonts w:ascii="Times New Roman" w:hAnsi="Times New Roman" w:cs="Times New Roman"/>
+        </w:rPr>
+        <w:br/>
+      </w:r>
+      <w:r>
+        <w:rPr>
+          <w:rFonts w:ascii="Times New Roman" w:hAnsi="Times New Roman" w:cs="Times New Roman"/>
+        </w:rPr>
+        <w:br/>
+      </w:r>
+      <w:proofErr w:type="spellStart"/>
+      <w:r>
+        <w:rPr>
+          <w:rFonts w:ascii="Times New Roman" w:hAnsi="Times New Roman" w:cs="Times New Roman"/>
+        </w:rPr>
+        <w:t>mkdir</w:t>
+      </w:r>
+      <w:proofErr w:type="spellEnd"/>
+      <w:r>
+        <w:rPr>
+          <w:rFonts w:ascii="Times New Roman" w:hAnsi="Times New Roman" w:cs="Times New Roman"/>
+        </w:rPr>
+        <w:t xml:space="preserve"> -p ~/</w:t>
+      </w:r>
+      <w:proofErr w:type="spellStart"/>
+      <w:r>
+        <w:rPr>
+          <w:rFonts w:ascii="Times New Roman" w:hAnsi="Times New Roman" w:cs="Times New Roman"/>
+        </w:rPr>
+        <w:t>faiss_bench</w:t>
+      </w:r>
+      <w:proofErr w:type="spellEnd"/>
+      <w:r>
+        <w:rPr>
+          <w:rFonts w:ascii="Times New Roman" w:hAnsi="Times New Roman" w:cs="Times New Roman"/>
+        </w:rPr>
+        <w:t>/gen</w:t>
+      </w:r>
+      <w:r>
+        <w:rPr>
+          <w:rFonts w:ascii="Times New Roman" w:hAnsi="Times New Roman" w:cs="Times New Roman"/>
+        </w:rPr>
+        <w:br/>
+        <w:t>cp -a ~/</w:t>
+      </w:r>
+      <w:proofErr w:type="spellStart"/>
+      <w:r>
+        <w:rPr>
+          <w:rFonts w:ascii="Times New Roman" w:hAnsi="Times New Roman" w:cs="Times New Roman"/>
+        </w:rPr>
+        <w:t>faiss_stack</w:t>
+      </w:r>
+      <w:proofErr w:type="spellEnd"/>
+      <w:r>
+        <w:rPr>
+          <w:rFonts w:ascii="Times New Roman" w:hAnsi="Times New Roman" w:cs="Times New Roman"/>
+        </w:rPr>
+        <w:t>/</w:t>
+      </w:r>
+      <w:proofErr w:type="spellStart"/>
+      <w:r>
+        <w:rPr>
+          <w:rFonts w:ascii="Times New Roman" w:hAnsi="Times New Roman" w:cs="Times New Roman"/>
+        </w:rPr>
+        <w:t>faiss_grpc_server_bundle</w:t>
+      </w:r>
+      <w:proofErr w:type="spellEnd"/>
+      <w:r>
+        <w:rPr>
+          <w:rFonts w:ascii="Times New Roman" w:hAnsi="Times New Roman" w:cs="Times New Roman"/>
+        </w:rPr>
+        <w:t>/gen/* ~/</w:t>
+      </w:r>
+      <w:proofErr w:type="spellStart"/>
+      <w:r>
+        <w:rPr>
+          <w:rFonts w:ascii="Times New Roman" w:hAnsi="Times New Roman" w:cs="Times New Roman"/>
+        </w:rPr>
+        <w:t>faiss_bench</w:t>
+      </w:r>
+      <w:proofErr w:type="spellEnd"/>
+      <w:r>
+        <w:rPr>
+          <w:rFonts w:ascii="Times New Roman" w:hAnsi="Times New Roman" w:cs="Times New Roman"/>
+        </w:rPr>
+        <w:t>/gen/</w:t>
+      </w:r>
+      <w:r>
+        <w:rPr>
+          <w:rFonts w:ascii="Times New Roman" w:hAnsi="Times New Roman" w:cs="Times New Roman"/>
+        </w:rPr>
         <w:br/>
         <w:t>touch ~/faiss_bench/gen/__init__.py</w:t>
       </w:r>
       <w:r>
-        <w:br/>
-      </w:r>
-      <w:r>
-        <w:br/>
-      </w:r>
-      <w:r>
-        <w:br/>
-      </w:r>
-      <w:r>
+        <w:rPr>
+          <w:rFonts w:ascii="Times New Roman" w:hAnsi="Times New Roman" w:cs="Times New Roman"/>
+        </w:rPr>
+        <w:br/>
+      </w:r>
+      <w:r>
+        <w:rPr>
+          <w:rFonts w:ascii="Times New Roman" w:hAnsi="Times New Roman" w:cs="Times New Roman"/>
+        </w:rPr>
+        <w:br/>
+      </w:r>
+      <w:r>
+        <w:rPr>
+          <w:rFonts w:ascii="Times New Roman" w:hAnsi="Times New Roman" w:cs="Times New Roman"/>
+        </w:rPr>
+        <w:br/>
+      </w:r>
+      <w:r>
+        <w:rPr>
+          <w:rFonts w:ascii="Times New Roman" w:hAnsi="Times New Roman" w:cs="Times New Roman"/>
+        </w:rPr>
+        <w:br/>
+        <w:t>Rerun the distributed 10k test (3 processes)</w:t>
+      </w:r>
+      <w:r>
+        <w:rPr>
+          <w:rFonts w:ascii="Times New Roman" w:hAnsi="Times New Roman" w:cs="Times New Roman"/>
+        </w:rPr>
+        <w:br/>
+      </w:r>
+      <w:r>
+        <w:rPr>
+          <w:rFonts w:ascii="Times New Roman" w:hAnsi="Times New Roman" w:cs="Times New Roman"/>
+        </w:rPr>
+        <w:br/>
+        <w:t>cd ~/</w:t>
+      </w:r>
+      <w:proofErr w:type="spellStart"/>
+      <w:r>
+        <w:rPr>
+          <w:rFonts w:ascii="Times New Roman" w:hAnsi="Times New Roman" w:cs="Times New Roman"/>
+        </w:rPr>
+        <w:t>faiss_bench</w:t>
+      </w:r>
+      <w:proofErr w:type="spellEnd"/>
+      <w:r>
+        <w:rPr>
+          <w:rFonts w:ascii="Times New Roman" w:hAnsi="Times New Roman" w:cs="Times New Roman"/>
+        </w:rPr>
+        <w:br/>
+        <w:t>export INTERNAL_AUTH_TOKEN=</w:t>
+      </w:r>
+      <w:proofErr w:type="spellStart"/>
+      <w:r>
+        <w:rPr>
+          <w:rFonts w:ascii="Times New Roman" w:hAnsi="Times New Roman" w:cs="Times New Roman"/>
+        </w:rPr>
+        <w:t>devtoken</w:t>
+      </w:r>
+      <w:proofErr w:type="spellEnd"/>
+      <w:r>
+        <w:rPr>
+          <w:rFonts w:ascii="Times New Roman" w:hAnsi="Times New Roman" w:cs="Times New Roman"/>
+        </w:rPr>
+        <w:br/>
+      </w:r>
+      <w:r>
+        <w:rPr>
+          <w:rFonts w:ascii="Times New Roman" w:hAnsi="Times New Roman" w:cs="Times New Roman"/>
+        </w:rPr>
+        <w:br/>
+        <w:t>python faiss_grpc_bench.py --mode aggregator --</w:t>
+      </w:r>
+      <w:proofErr w:type="spellStart"/>
+      <w:r>
+        <w:rPr>
+          <w:rFonts w:ascii="Times New Roman" w:hAnsi="Times New Roman" w:cs="Times New Roman"/>
+        </w:rPr>
+        <w:t>agg</w:t>
+      </w:r>
+      <w:proofErr w:type="spellEnd"/>
+      <w:r>
+        <w:rPr>
+          <w:rFonts w:ascii="Times New Roman" w:hAnsi="Times New Roman" w:cs="Times New Roman"/>
+        </w:rPr>
+        <w:t xml:space="preserve"> 127.0.0.1:51052 --</w:t>
+      </w:r>
+      <w:proofErr w:type="spellStart"/>
+      <w:r>
+        <w:rPr>
+          <w:rFonts w:ascii="Times New Roman" w:hAnsi="Times New Roman" w:cs="Times New Roman"/>
+        </w:rPr>
+        <w:t>rps</w:t>
+      </w:r>
+      <w:proofErr w:type="spellEnd"/>
+      <w:r>
+        <w:rPr>
+          <w:rFonts w:ascii="Times New Roman" w:hAnsi="Times New Roman" w:cs="Times New Roman"/>
+        </w:rPr>
+        <w:t xml:space="preserve"> 3333 --duration 120 --concurrency 300 &gt; agg1.out 2&gt;&amp;1 &amp;</w:t>
+      </w:r>
+      <w:r>
+        <w:rPr>
+          <w:rFonts w:ascii="Times New Roman" w:hAnsi="Times New Roman" w:cs="Times New Roman"/>
+        </w:rPr>
+        <w:br/>
+        <w:t>python faiss_grpc_bench.py --mode aggregator --</w:t>
+      </w:r>
+      <w:proofErr w:type="spellStart"/>
+      <w:r>
+        <w:rPr>
+          <w:rFonts w:ascii="Times New Roman" w:hAnsi="Times New Roman" w:cs="Times New Roman"/>
+        </w:rPr>
+        <w:t>agg</w:t>
+      </w:r>
+      <w:proofErr w:type="spellEnd"/>
+      <w:r>
+        <w:rPr>
+          <w:rFonts w:ascii="Times New Roman" w:hAnsi="Times New Roman" w:cs="Times New Roman"/>
+        </w:rPr>
+        <w:t xml:space="preserve"> 127.0.0.1:52052 --</w:t>
+      </w:r>
+      <w:proofErr w:type="spellStart"/>
+      <w:r>
+        <w:rPr>
+          <w:rFonts w:ascii="Times New Roman" w:hAnsi="Times New Roman" w:cs="Times New Roman"/>
+        </w:rPr>
+        <w:t>rps</w:t>
+      </w:r>
+      <w:proofErr w:type="spellEnd"/>
+      <w:r>
+        <w:rPr>
+          <w:rFonts w:ascii="Times New Roman" w:hAnsi="Times New Roman" w:cs="Times New Roman"/>
+        </w:rPr>
+        <w:t xml:space="preserve"> 3333 --duration 120 --concurrency 300 &gt; agg2.out 2&gt;&amp;1 &amp;</w:t>
+      </w:r>
+      <w:r>
+        <w:rPr>
+          <w:rFonts w:ascii="Times New Roman" w:hAnsi="Times New Roman" w:cs="Times New Roman"/>
+        </w:rPr>
+        <w:br/>
+        <w:t>python faiss_grpc_bench.py --mode aggregator --</w:t>
+      </w:r>
+      <w:proofErr w:type="spellStart"/>
+      <w:r>
+        <w:rPr>
+          <w:rFonts w:ascii="Times New Roman" w:hAnsi="Times New Roman" w:cs="Times New Roman"/>
+        </w:rPr>
+        <w:t>agg</w:t>
+      </w:r>
+      <w:proofErr w:type="spellEnd"/>
+      <w:r>
+        <w:rPr>
+          <w:rFonts w:ascii="Times New Roman" w:hAnsi="Times New Roman" w:cs="Times New Roman"/>
+        </w:rPr>
+        <w:t xml:space="preserve"> 127.0.0.1:53052 --</w:t>
+      </w:r>
+      <w:proofErr w:type="spellStart"/>
+      <w:r>
+        <w:rPr>
+          <w:rFonts w:ascii="Times New Roman" w:hAnsi="Times New Roman" w:cs="Times New Roman"/>
+        </w:rPr>
+        <w:t>rps</w:t>
+      </w:r>
+      <w:proofErr w:type="spellEnd"/>
+      <w:r>
+        <w:rPr>
+          <w:rFonts w:ascii="Times New Roman" w:hAnsi="Times New Roman" w:cs="Times New Roman"/>
+        </w:rPr>
+        <w:t xml:space="preserve"> 3333 --duration 120 --concurrency 300 &gt; agg3.out 2&gt;&amp;1 &amp;</w:t>
+      </w:r>
+      <w:r>
+        <w:rPr>
+          <w:rFonts w:ascii="Times New Roman" w:hAnsi="Times New Roman" w:cs="Times New Roman"/>
+        </w:rPr>
+        <w:br/>
+        <w:t>wait</w:t>
+      </w:r>
+      <w:r>
+        <w:rPr>
+          <w:rFonts w:ascii="Times New Roman" w:hAnsi="Times New Roman" w:cs="Times New Roman"/>
+        </w:rPr>
+        <w:br/>
+      </w:r>
+      <w:r>
+        <w:rPr>
+          <w:rFonts w:ascii="Times New Roman" w:hAnsi="Times New Roman" w:cs="Times New Roman"/>
+        </w:rPr>
+        <w:br/>
+        <w:t>tail -n +1 agg1.out | sed -n '1,25p'</w:t>
+      </w:r>
+      <w:r>
+        <w:rPr>
+          <w:rFonts w:ascii="Times New Roman" w:hAnsi="Times New Roman" w:cs="Times New Roman"/>
+        </w:rPr>
+        <w:br/>
+        <w:t>tail -n +1 agg2.out | sed -n '1,25p'</w:t>
+      </w:r>
+      <w:r>
+        <w:rPr>
+          <w:rFonts w:ascii="Times New Roman" w:hAnsi="Times New Roman" w:cs="Times New Roman"/>
+        </w:rPr>
+        <w:br/>
+      </w:r>
+      <w:r>
+        <w:rPr>
+          <w:rFonts w:ascii="Times New Roman" w:hAnsi="Times New Roman" w:cs="Times New Roman"/>
+        </w:rPr>
         <w:lastRenderedPageBreak/>
-        <w:br/>
-        <w:t>Rerun the distributed 10k test (3 processes)</w:t>
-      </w:r>
-      <w:r>
-        <w:br/>
-      </w:r>
-      <w:r>
-        <w:br/>
-        <w:t>cd ~/faiss_bench</w:t>
-      </w:r>
-      <w:r>
-        <w:br/>
-        <w:t>export INTERNAL_AUTH_TOKEN=devtoken</w:t>
-      </w:r>
-      <w:r>
-        <w:br/>
-      </w:r>
-      <w:r>
-        <w:br/>
-        <w:t>python faiss_grpc_bench.py --mode aggregator --agg 127.0.0.1:51052 --rps 3333 --duration 120 --concurrency 300 &gt; agg1.out 2&gt;&amp;1 &amp;</w:t>
-      </w:r>
-      <w:r>
-        <w:br/>
-        <w:t>python faiss_grpc_bench.py --mode aggregator --agg 127.0.0.1:52052 --rps 3333 --duration 120 --concurrency 300 &gt; agg2.out 2&gt;&amp;1 &amp;</w:t>
-      </w:r>
-      <w:r>
-        <w:br/>
-        <w:t>python faiss_grpc_bench.py --mode aggregator --agg 127.0.0.1:53052 --rps 3333 --duration 120 --concurrency 300 &gt; agg3.out 2&gt;&amp;1 &amp;</w:t>
-      </w:r>
-      <w:r>
+        <w:t>tail -n +1 agg3.out | sed -n '1,25p'</w:t>
+      </w:r>
+      <w:r>
+        <w:rPr>
+          <w:rFonts w:ascii="Times New Roman" w:hAnsi="Times New Roman" w:cs="Times New Roman"/>
+        </w:rPr>
+        <w:br/>
+      </w:r>
+      <w:r>
+        <w:rPr>
+          <w:rFonts w:ascii="Times New Roman" w:hAnsi="Times New Roman" w:cs="Times New Roman"/>
+        </w:rPr>
+        <w:br/>
+      </w:r>
+      <w:r>
+        <w:rPr>
+          <w:rFonts w:ascii="Times New Roman" w:hAnsi="Times New Roman" w:cs="Times New Roman"/>
+        </w:rPr>
+        <w:br/>
+      </w:r>
+      <w:r>
+        <w:rPr>
+          <w:rFonts w:ascii="Times New Roman" w:hAnsi="Times New Roman" w:cs="Times New Roman"/>
+        </w:rPr>
+        <w:br/>
+      </w:r>
+      <w:r>
+        <w:rPr>
+          <w:rFonts w:ascii="Times New Roman" w:hAnsi="Times New Roman" w:cs="Times New Roman"/>
+        </w:rPr>
+        <w:br/>
+      </w:r>
+      <w:r>
+        <w:rPr>
+          <w:rFonts w:ascii="Times New Roman" w:hAnsi="Times New Roman" w:cs="Times New Roman"/>
+        </w:rPr>
+        <w:br/>
+        <w:t>python faiss_grpc_bench.py --mode aggregator --</w:t>
+      </w:r>
+      <w:proofErr w:type="spellStart"/>
+      <w:r>
+        <w:rPr>
+          <w:rFonts w:ascii="Times New Roman" w:hAnsi="Times New Roman" w:cs="Times New Roman"/>
+        </w:rPr>
+        <w:t>agg</w:t>
+      </w:r>
+      <w:proofErr w:type="spellEnd"/>
+      <w:r>
+        <w:rPr>
+          <w:rFonts w:ascii="Times New Roman" w:hAnsi="Times New Roman" w:cs="Times New Roman"/>
+        </w:rPr>
+        <w:t xml:space="preserve"> 127.0.0.1:51052 --</w:t>
+      </w:r>
+      <w:proofErr w:type="spellStart"/>
+      <w:r>
+        <w:rPr>
+          <w:rFonts w:ascii="Times New Roman" w:hAnsi="Times New Roman" w:cs="Times New Roman"/>
+        </w:rPr>
+        <w:t>rps</w:t>
+      </w:r>
+      <w:proofErr w:type="spellEnd"/>
+      <w:r>
+        <w:rPr>
+          <w:rFonts w:ascii="Times New Roman" w:hAnsi="Times New Roman" w:cs="Times New Roman"/>
+        </w:rPr>
+        <w:t xml:space="preserve"> 5000 --duration 120 --concurrency 300 &gt; agg1.out 2&gt;&amp;1 &amp;</w:t>
+      </w:r>
+      <w:r>
+        <w:rPr>
+          <w:rFonts w:ascii="Times New Roman" w:hAnsi="Times New Roman" w:cs="Times New Roman"/>
+        </w:rPr>
+        <w:br/>
+        <w:t>python faiss_grpc_bench.py --mode aggregator --</w:t>
+      </w:r>
+      <w:proofErr w:type="spellStart"/>
+      <w:r>
+        <w:rPr>
+          <w:rFonts w:ascii="Times New Roman" w:hAnsi="Times New Roman" w:cs="Times New Roman"/>
+        </w:rPr>
+        <w:t>agg</w:t>
+      </w:r>
+      <w:proofErr w:type="spellEnd"/>
+      <w:r>
+        <w:rPr>
+          <w:rFonts w:ascii="Times New Roman" w:hAnsi="Times New Roman" w:cs="Times New Roman"/>
+        </w:rPr>
+        <w:t xml:space="preserve"> 127.0.0.1:52052 --</w:t>
+      </w:r>
+      <w:proofErr w:type="spellStart"/>
+      <w:r>
+        <w:rPr>
+          <w:rFonts w:ascii="Times New Roman" w:hAnsi="Times New Roman" w:cs="Times New Roman"/>
+        </w:rPr>
+        <w:t>rps</w:t>
+      </w:r>
+      <w:proofErr w:type="spellEnd"/>
+      <w:r>
+        <w:rPr>
+          <w:rFonts w:ascii="Times New Roman" w:hAnsi="Times New Roman" w:cs="Times New Roman"/>
+        </w:rPr>
+        <w:t xml:space="preserve"> 5000 --duration 120 --concurrency 300 &gt; agg2.out 2&gt;&amp;1 &amp;</w:t>
+      </w:r>
+      <w:r>
+        <w:rPr>
+          <w:rFonts w:ascii="Times New Roman" w:hAnsi="Times New Roman" w:cs="Times New Roman"/>
+        </w:rPr>
+        <w:br/>
+        <w:t>python faiss_grpc_bench.py --mode aggregator --</w:t>
+      </w:r>
+      <w:proofErr w:type="spellStart"/>
+      <w:r>
+        <w:rPr>
+          <w:rFonts w:ascii="Times New Roman" w:hAnsi="Times New Roman" w:cs="Times New Roman"/>
+        </w:rPr>
+        <w:t>agg</w:t>
+      </w:r>
+      <w:proofErr w:type="spellEnd"/>
+      <w:r>
+        <w:rPr>
+          <w:rFonts w:ascii="Times New Roman" w:hAnsi="Times New Roman" w:cs="Times New Roman"/>
+        </w:rPr>
+        <w:t xml:space="preserve"> 127.0.0.1:53052 --</w:t>
+      </w:r>
+      <w:proofErr w:type="spellStart"/>
+      <w:r>
+        <w:rPr>
+          <w:rFonts w:ascii="Times New Roman" w:hAnsi="Times New Roman" w:cs="Times New Roman"/>
+        </w:rPr>
+        <w:t>rps</w:t>
+      </w:r>
+      <w:proofErr w:type="spellEnd"/>
+      <w:r>
+        <w:rPr>
+          <w:rFonts w:ascii="Times New Roman" w:hAnsi="Times New Roman" w:cs="Times New Roman"/>
+        </w:rPr>
+        <w:t xml:space="preserve"> 5000 --duration 120 --concurrency 300 &gt; agg3.out 2&gt;&amp;1 &amp;</w:t>
+      </w:r>
+      <w:r>
+        <w:rPr>
+          <w:rFonts w:ascii="Times New Roman" w:hAnsi="Times New Roman" w:cs="Times New Roman"/>
+        </w:rPr>
         <w:br/>
         <w:t>wait</w:t>
       </w:r>
       <w:r>
-        <w:br/>
-      </w:r>
-      <w:r>
+        <w:rPr>
+          <w:rFonts w:ascii="Times New Roman" w:hAnsi="Times New Roman" w:cs="Times New Roman"/>
+        </w:rPr>
+        <w:br/>
+      </w:r>
+      <w:r>
+        <w:rPr>
+          <w:rFonts w:ascii="Times New Roman" w:hAnsi="Times New Roman" w:cs="Times New Roman"/>
+        </w:rPr>
         <w:br/>
         <w:t>tail -n +1 agg1.out | sed -n '1,25p'</w:t>
       </w:r>
       <w:r>
+        <w:rPr>
+          <w:rFonts w:ascii="Times New Roman" w:hAnsi="Times New Roman" w:cs="Times New Roman"/>
+        </w:rPr>
         <w:br/>
         <w:t>tail -n +1 agg2.out | sed -n '1,25p'</w:t>
       </w:r>
       <w:r>
-        <w:br/>
-        <w:t>tail -n +1 agg3.out | sed -n '1,25p'</w:t>
-      </w:r>
-      <w:r>
-        <w:br/>
-      </w:r>
-      <w:r>
-        <w:br/>
-      </w:r>
-      <w:r>
-        <w:br/>
-      </w:r>
-      <w:r>
-        <w:br/>
-      </w:r>
-      <w:r>
-        <w:br/>
-      </w:r>
-      <w:r>
-        <w:br/>
-        <w:t>python faiss_grpc_bench.py --mode aggregator --agg 127.0.0.1:51052 --rps 5000 --duration 120 --concurrency 300 &gt; agg1.out 2&gt;&amp;1 &amp;</w:t>
-      </w:r>
-      <w:r>
-        <w:br/>
-        <w:t>python faiss_grpc_bench.py --mode aggregator --agg 127.0.0.1:52052 --rps 5000 --duration 120 --concurrency 300 &gt; agg2.out 2&gt;&amp;1 &amp;</w:t>
-      </w:r>
-      <w:r>
-        <w:br/>
-        <w:t>python faiss_grpc_bench.py --mode aggregator --agg 127.0.0.1:53052 --rps 5000 --duration 120 --concurrency 300 &gt; agg3.out 2&gt;&amp;1 &amp;</w:t>
-      </w:r>
-      <w:r>
-        <w:br/>
-        <w:t>wait</w:t>
-      </w:r>
-      <w:r>
-        <w:br/>
-      </w:r>
-      <w:r>
-        <w:br/>
-        <w:t>tail -n +1 agg1.out | sed -n '1,25p'</w:t>
-      </w:r>
-      <w:r>
-        <w:br/>
-        <w:t>tail -n +1 agg2.out | sed -n '1,25p'</w:t>
-      </w:r>
-      <w:r>
+        <w:rPr>
+          <w:rFonts w:ascii="Times New Roman" w:hAnsi="Times New Roman" w:cs="Times New Roman"/>
+        </w:rPr>
         <w:br/>
         <w:t>tail -n +1 agg3.out | sed -n '1,25p'</w:t>
       </w:r>
@@ -1821,117 +5940,416 @@
     <w:p>
       <w:pPr>
         <w:pStyle w:val="Heading1"/>
+        <w:rPr>
+          <w:rFonts w:ascii="Times New Roman" w:hAnsi="Times New Roman" w:cs="Times New Roman"/>
+        </w:rPr>
       </w:pPr>
       <w:r>
+        <w:rPr>
+          <w:rFonts w:ascii="Times New Roman" w:hAnsi="Times New Roman" w:cs="Times New Roman"/>
+        </w:rPr>
         <w:t>Run unit tests</w:t>
+      </w:r>
+    </w:p>
+    <w:p>
+      <w:pPr>
+        <w:jc w:val="both"/>
+        <w:rPr>
+          <w:rFonts w:ascii="Times New Roman" w:hAnsi="Times New Roman" w:cs="Times New Roman"/>
+          <w:i/>
+          <w:iCs/>
+        </w:rPr>
+      </w:pPr>
+      <w:r>
+        <w:rPr>
+          <w:rFonts w:ascii="Times New Roman" w:hAnsi="Times New Roman" w:cs="Times New Roman"/>
+          <w:i/>
+          <w:iCs/>
+        </w:rPr>
+        <w:t>This block creates a clean test environment and runs the validation suite against the FAISS service and, where enabled, the clip-embedding path. It is intended to confirm protocol correctness and service responsiveness rather than to generate throughput figures for the paper.</w:t>
       </w:r>
     </w:p>
     <w:p>
       <w:pPr>
         <w:pStyle w:val="Heading2"/>
+        <w:rPr>
+          <w:rFonts w:ascii="Times New Roman" w:hAnsi="Times New Roman" w:cs="Times New Roman"/>
+        </w:rPr>
       </w:pPr>
       <w:r>
-        <w:t>One-time clean venv (recommended)</w:t>
+        <w:rPr>
+          <w:rFonts w:ascii="Times New Roman" w:hAnsi="Times New Roman" w:cs="Times New Roman"/>
+        </w:rPr>
+        <w:t xml:space="preserve">One-time clean </w:t>
+      </w:r>
+      <w:proofErr w:type="spellStart"/>
+      <w:r>
+        <w:rPr>
+          <w:rFonts w:ascii="Times New Roman" w:hAnsi="Times New Roman" w:cs="Times New Roman"/>
+        </w:rPr>
+        <w:t>venv</w:t>
+      </w:r>
+      <w:proofErr w:type="spellEnd"/>
+      <w:r>
+        <w:rPr>
+          <w:rFonts w:ascii="Times New Roman" w:hAnsi="Times New Roman" w:cs="Times New Roman"/>
+        </w:rPr>
+        <w:t xml:space="preserve"> (recommended)</w:t>
       </w:r>
     </w:p>
     <w:p>
       <w:pPr>
         <w:pStyle w:val="CodeBlock"/>
         <w:shd w:val="clear" w:color="auto" w:fill="F2F2F2"/>
+        <w:rPr>
+          <w:rFonts w:ascii="Times New Roman" w:hAnsi="Times New Roman" w:cs="Times New Roman"/>
+        </w:rPr>
       </w:pPr>
-      <w:r>
-        <w:t>mkdir -p ~/faiss_tests</w:t>
-      </w:r>
+      <w:proofErr w:type="spellStart"/>
+      <w:r>
+        <w:rPr>
+          <w:rFonts w:ascii="Times New Roman" w:hAnsi="Times New Roman" w:cs="Times New Roman"/>
+        </w:rPr>
+        <w:t>mkdir</w:t>
+      </w:r>
+      <w:proofErr w:type="spellEnd"/>
+      <w:r>
+        <w:rPr>
+          <w:rFonts w:ascii="Times New Roman" w:hAnsi="Times New Roman" w:cs="Times New Roman"/>
+        </w:rPr>
+        <w:t xml:space="preserve"> -p ~/</w:t>
+      </w:r>
+      <w:proofErr w:type="spellStart"/>
+      <w:r>
+        <w:rPr>
+          <w:rFonts w:ascii="Times New Roman" w:hAnsi="Times New Roman" w:cs="Times New Roman"/>
+        </w:rPr>
+        <w:t>faiss_tests</w:t>
+      </w:r>
+      <w:proofErr w:type="spellEnd"/>
     </w:p>
     <w:p>
       <w:pPr>
         <w:pStyle w:val="CodeBlock"/>
         <w:shd w:val="clear" w:color="auto" w:fill="F2F2F2"/>
+        <w:rPr>
+          <w:rFonts w:ascii="Times New Roman" w:hAnsi="Times New Roman" w:cs="Times New Roman"/>
+        </w:rPr>
       </w:pPr>
       <w:r>
-        <w:t>cd ~/faiss_tests</w:t>
-      </w:r>
+        <w:rPr>
+          <w:rFonts w:ascii="Times New Roman" w:hAnsi="Times New Roman" w:cs="Times New Roman"/>
+        </w:rPr>
+        <w:t>cd ~/</w:t>
+      </w:r>
+      <w:proofErr w:type="spellStart"/>
+      <w:r>
+        <w:rPr>
+          <w:rFonts w:ascii="Times New Roman" w:hAnsi="Times New Roman" w:cs="Times New Roman"/>
+        </w:rPr>
+        <w:t>faiss_tests</w:t>
+      </w:r>
+      <w:proofErr w:type="spellEnd"/>
     </w:p>
     <w:p>
       <w:pPr>
         <w:pStyle w:val="CodeBlock"/>
         <w:shd w:val="clear" w:color="auto" w:fill="F2F2F2"/>
+        <w:rPr>
+          <w:rFonts w:ascii="Times New Roman" w:hAnsi="Times New Roman" w:cs="Times New Roman"/>
+        </w:rPr>
       </w:pPr>
       <w:r>
-        <w:t>python3.10 -m venv .venv_faiss_test</w:t>
-      </w:r>
+        <w:rPr>
+          <w:rFonts w:ascii="Times New Roman" w:hAnsi="Times New Roman" w:cs="Times New Roman"/>
+        </w:rPr>
+        <w:t xml:space="preserve">python3.10 -m </w:t>
+      </w:r>
+      <w:proofErr w:type="spellStart"/>
+      <w:proofErr w:type="gramStart"/>
+      <w:r>
+        <w:rPr>
+          <w:rFonts w:ascii="Times New Roman" w:hAnsi="Times New Roman" w:cs="Times New Roman"/>
+        </w:rPr>
+        <w:t>venv</w:t>
+      </w:r>
+      <w:proofErr w:type="spellEnd"/>
+      <w:r>
+        <w:rPr>
+          <w:rFonts w:ascii="Times New Roman" w:hAnsi="Times New Roman" w:cs="Times New Roman"/>
+        </w:rPr>
+        <w:t xml:space="preserve"> .</w:t>
+      </w:r>
+      <w:proofErr w:type="spellStart"/>
+      <w:r>
+        <w:rPr>
+          <w:rFonts w:ascii="Times New Roman" w:hAnsi="Times New Roman" w:cs="Times New Roman"/>
+        </w:rPr>
+        <w:t>venv</w:t>
+      </w:r>
+      <w:proofErr w:type="gramEnd"/>
+      <w:r>
+        <w:rPr>
+          <w:rFonts w:ascii="Times New Roman" w:hAnsi="Times New Roman" w:cs="Times New Roman"/>
+        </w:rPr>
+        <w:t>_faiss_test</w:t>
+      </w:r>
+      <w:proofErr w:type="spellEnd"/>
     </w:p>
     <w:p>
       <w:pPr>
         <w:pStyle w:val="CodeBlock"/>
         <w:shd w:val="clear" w:color="auto" w:fill="F2F2F2"/>
+        <w:rPr>
+          <w:rFonts w:ascii="Times New Roman" w:hAnsi="Times New Roman" w:cs="Times New Roman"/>
+        </w:rPr>
       </w:pPr>
-      <w:r>
-        <w:t>source .venv_faiss_test/bin/activate</w:t>
+      <w:proofErr w:type="gramStart"/>
+      <w:r>
+        <w:rPr>
+          <w:rFonts w:ascii="Times New Roman" w:hAnsi="Times New Roman" w:cs="Times New Roman"/>
+        </w:rPr>
+        <w:t>source .</w:t>
+      </w:r>
+      <w:proofErr w:type="spellStart"/>
+      <w:r>
+        <w:rPr>
+          <w:rFonts w:ascii="Times New Roman" w:hAnsi="Times New Roman" w:cs="Times New Roman"/>
+        </w:rPr>
+        <w:t>venv</w:t>
+      </w:r>
+      <w:proofErr w:type="gramEnd"/>
+      <w:r>
+        <w:rPr>
+          <w:rFonts w:ascii="Times New Roman" w:hAnsi="Times New Roman" w:cs="Times New Roman"/>
+        </w:rPr>
+        <w:t>_faiss_test</w:t>
+      </w:r>
+      <w:proofErr w:type="spellEnd"/>
+      <w:r>
+        <w:rPr>
+          <w:rFonts w:ascii="Times New Roman" w:hAnsi="Times New Roman" w:cs="Times New Roman"/>
+        </w:rPr>
+        <w:t>/bin/activate</w:t>
       </w:r>
     </w:p>
     <w:p>
       <w:pPr>
         <w:pStyle w:val="CodeBlock"/>
         <w:shd w:val="clear" w:color="auto" w:fill="F2F2F2"/>
+        <w:rPr>
+          <w:rFonts w:ascii="Times New Roman" w:hAnsi="Times New Roman" w:cs="Times New Roman"/>
+        </w:rPr>
       </w:pPr>
       <w:r>
-        <w:t>pip install -U pip wheel setuptools  numpy 'faiss-gpu-cu12[fix-cuda]'</w:t>
+        <w:rPr>
+          <w:rFonts w:ascii="Times New Roman" w:hAnsi="Times New Roman" w:cs="Times New Roman"/>
+        </w:rPr>
+        <w:t xml:space="preserve">pip install -U pip wheel </w:t>
+      </w:r>
+      <w:proofErr w:type="spellStart"/>
+      <w:proofErr w:type="gramStart"/>
+      <w:r>
+        <w:rPr>
+          <w:rFonts w:ascii="Times New Roman" w:hAnsi="Times New Roman" w:cs="Times New Roman"/>
+        </w:rPr>
+        <w:t>setuptools</w:t>
+      </w:r>
+      <w:proofErr w:type="spellEnd"/>
+      <w:r>
+        <w:rPr>
+          <w:rFonts w:ascii="Times New Roman" w:hAnsi="Times New Roman" w:cs="Times New Roman"/>
+        </w:rPr>
+        <w:t xml:space="preserve">  </w:t>
+      </w:r>
+      <w:proofErr w:type="spellStart"/>
+      <w:r>
+        <w:rPr>
+          <w:rFonts w:ascii="Times New Roman" w:hAnsi="Times New Roman" w:cs="Times New Roman"/>
+        </w:rPr>
+        <w:t>numpy</w:t>
+      </w:r>
+      <w:proofErr w:type="spellEnd"/>
+      <w:proofErr w:type="gramEnd"/>
+      <w:r>
+        <w:rPr>
+          <w:rFonts w:ascii="Times New Roman" w:hAnsi="Times New Roman" w:cs="Times New Roman"/>
+        </w:rPr>
+        <w:t xml:space="preserve"> 'faiss-gpu-cu12[fix-</w:t>
+      </w:r>
+      <w:proofErr w:type="spellStart"/>
+      <w:r>
+        <w:rPr>
+          <w:rFonts w:ascii="Times New Roman" w:hAnsi="Times New Roman" w:cs="Times New Roman"/>
+        </w:rPr>
+        <w:t>cuda</w:t>
+      </w:r>
+      <w:proofErr w:type="spellEnd"/>
+      <w:r>
+        <w:rPr>
+          <w:rFonts w:ascii="Times New Roman" w:hAnsi="Times New Roman" w:cs="Times New Roman"/>
+        </w:rPr>
+        <w:t>]'</w:t>
       </w:r>
     </w:p>
     <w:p>
       <w:pPr>
         <w:pStyle w:val="CodeBlock"/>
         <w:shd w:val="clear" w:color="auto" w:fill="F2F2F2"/>
+        <w:rPr>
+          <w:rFonts w:ascii="Times New Roman" w:hAnsi="Times New Roman" w:cs="Times New Roman"/>
+        </w:rPr>
       </w:pPr>
-      <w:r>
-        <w:t>mkdir -p ~/faiss_tests/gen</w:t>
+      <w:proofErr w:type="spellStart"/>
+      <w:r>
+        <w:rPr>
+          <w:rFonts w:ascii="Times New Roman" w:hAnsi="Times New Roman" w:cs="Times New Roman"/>
+        </w:rPr>
+        <w:t>mkdir</w:t>
+      </w:r>
+      <w:proofErr w:type="spellEnd"/>
+      <w:r>
+        <w:rPr>
+          <w:rFonts w:ascii="Times New Roman" w:hAnsi="Times New Roman" w:cs="Times New Roman"/>
+        </w:rPr>
+        <w:t xml:space="preserve"> -p ~/</w:t>
+      </w:r>
+      <w:proofErr w:type="spellStart"/>
+      <w:r>
+        <w:rPr>
+          <w:rFonts w:ascii="Times New Roman" w:hAnsi="Times New Roman" w:cs="Times New Roman"/>
+        </w:rPr>
+        <w:t>faiss_tests</w:t>
+      </w:r>
+      <w:proofErr w:type="spellEnd"/>
+      <w:r>
+        <w:rPr>
+          <w:rFonts w:ascii="Times New Roman" w:hAnsi="Times New Roman" w:cs="Times New Roman"/>
+        </w:rPr>
+        <w:t>/gen</w:t>
       </w:r>
     </w:p>
     <w:p>
       <w:pPr>
         <w:pStyle w:val="CodeBlock"/>
         <w:shd w:val="clear" w:color="auto" w:fill="F2F2F2"/>
+        <w:rPr>
+          <w:rFonts w:ascii="Times New Roman" w:hAnsi="Times New Roman" w:cs="Times New Roman"/>
+        </w:rPr>
       </w:pPr>
       <w:r>
-        <w:t>cp -a ~/faiss_stack/faiss_grpc_server_bundle/gen/* ~/faiss_tests/gen/</w:t>
+        <w:rPr>
+          <w:rFonts w:ascii="Times New Roman" w:hAnsi="Times New Roman" w:cs="Times New Roman"/>
+        </w:rPr>
+        <w:t>cp -a ~/</w:t>
+      </w:r>
+      <w:proofErr w:type="spellStart"/>
+      <w:r>
+        <w:rPr>
+          <w:rFonts w:ascii="Times New Roman" w:hAnsi="Times New Roman" w:cs="Times New Roman"/>
+        </w:rPr>
+        <w:t>faiss_stack</w:t>
+      </w:r>
+      <w:proofErr w:type="spellEnd"/>
+      <w:r>
+        <w:rPr>
+          <w:rFonts w:ascii="Times New Roman" w:hAnsi="Times New Roman" w:cs="Times New Roman"/>
+        </w:rPr>
+        <w:t>/</w:t>
+      </w:r>
+      <w:proofErr w:type="spellStart"/>
+      <w:r>
+        <w:rPr>
+          <w:rFonts w:ascii="Times New Roman" w:hAnsi="Times New Roman" w:cs="Times New Roman"/>
+        </w:rPr>
+        <w:t>faiss_grpc_server_bundle</w:t>
+      </w:r>
+      <w:proofErr w:type="spellEnd"/>
+      <w:r>
+        <w:rPr>
+          <w:rFonts w:ascii="Times New Roman" w:hAnsi="Times New Roman" w:cs="Times New Roman"/>
+        </w:rPr>
+        <w:t>/gen/* ~/</w:t>
+      </w:r>
+      <w:proofErr w:type="spellStart"/>
+      <w:r>
+        <w:rPr>
+          <w:rFonts w:ascii="Times New Roman" w:hAnsi="Times New Roman" w:cs="Times New Roman"/>
+        </w:rPr>
+        <w:t>faiss_tests</w:t>
+      </w:r>
+      <w:proofErr w:type="spellEnd"/>
+      <w:r>
+        <w:rPr>
+          <w:rFonts w:ascii="Times New Roman" w:hAnsi="Times New Roman" w:cs="Times New Roman"/>
+        </w:rPr>
+        <w:t>/gen/</w:t>
       </w:r>
     </w:p>
     <w:p>
       <w:pPr>
         <w:pStyle w:val="CodeBlock"/>
         <w:shd w:val="clear" w:color="auto" w:fill="F2F2F2"/>
+        <w:rPr>
+          <w:rFonts w:ascii="Times New Roman" w:hAnsi="Times New Roman" w:cs="Times New Roman"/>
+        </w:rPr>
       </w:pPr>
       <w:r>
+        <w:rPr>
+          <w:rFonts w:ascii="Times New Roman" w:hAnsi="Times New Roman" w:cs="Times New Roman"/>
+        </w:rPr>
         <w:t>touch ~/faiss_tests/gen/__init__.py</w:t>
       </w:r>
     </w:p>
     <w:p>
       <w:pPr>
         <w:pStyle w:val="Heading2"/>
+        <w:rPr>
+          <w:rFonts w:ascii="Times New Roman" w:hAnsi="Times New Roman" w:cs="Times New Roman"/>
+        </w:rPr>
       </w:pPr>
       <w:r>
-        <w:t>Execute</w:t>
-      </w:r>
-      <w:r>
-        <w:t xml:space="preserve"> tests</w:t>
+        <w:rPr>
+          <w:rFonts w:ascii="Times New Roman" w:hAnsi="Times New Roman" w:cs="Times New Roman"/>
+        </w:rPr>
+        <w:t>Execute tests</w:t>
       </w:r>
     </w:p>
     <w:p>
       <w:pPr>
         <w:pStyle w:val="CodeBlock"/>
         <w:shd w:val="clear" w:color="auto" w:fill="F2F2F2"/>
+        <w:rPr>
+          <w:rFonts w:ascii="Times New Roman" w:hAnsi="Times New Roman" w:cs="Times New Roman"/>
+        </w:rPr>
       </w:pPr>
       <w:r>
-        <w:t>export TEST_TOKEN=devtoken</w:t>
-      </w:r>
+        <w:rPr>
+          <w:rFonts w:ascii="Times New Roman" w:hAnsi="Times New Roman" w:cs="Times New Roman"/>
+        </w:rPr>
+        <w:t>export TEST_TOKEN=</w:t>
+      </w:r>
+      <w:proofErr w:type="spellStart"/>
+      <w:r>
+        <w:rPr>
+          <w:rFonts w:ascii="Times New Roman" w:hAnsi="Times New Roman" w:cs="Times New Roman"/>
+        </w:rPr>
+        <w:t>devtoken</w:t>
+      </w:r>
+      <w:proofErr w:type="spellEnd"/>
     </w:p>
     <w:p>
       <w:pPr>
         <w:pStyle w:val="CodeBlock"/>
         <w:shd w:val="clear" w:color="auto" w:fill="F2F2F2"/>
+        <w:rPr>
+          <w:rFonts w:ascii="Times New Roman" w:hAnsi="Times New Roman" w:cs="Times New Roman"/>
+        </w:rPr>
       </w:pPr>
       <w:r>
+        <w:rPr>
+          <w:rFonts w:ascii="Times New Roman" w:hAnsi="Times New Roman" w:cs="Times New Roman"/>
+        </w:rPr>
         <w:t>export FAISS_ADDR=127.0.0.1:50051</w:t>
       </w:r>
     </w:p>
@@ -1939,8 +6357,14 @@
       <w:pPr>
         <w:pStyle w:val="CodeBlock"/>
         <w:shd w:val="clear" w:color="auto" w:fill="F2F2F2"/>
+        <w:rPr>
+          <w:rFonts w:ascii="Times New Roman" w:hAnsi="Times New Roman" w:cs="Times New Roman"/>
+        </w:rPr>
       </w:pPr>
       <w:r>
+        <w:rPr>
+          <w:rFonts w:ascii="Times New Roman" w:hAnsi="Times New Roman" w:cs="Times New Roman"/>
+        </w:rPr>
         <w:t>export AGG_ADDR=127.0.0.1:51052</w:t>
       </w:r>
     </w:p>
@@ -1948,8 +6372,14 @@
       <w:pPr>
         <w:pStyle w:val="CodeBlock"/>
         <w:shd w:val="clear" w:color="auto" w:fill="F2F2F2"/>
+        <w:rPr>
+          <w:rFonts w:ascii="Times New Roman" w:hAnsi="Times New Roman" w:cs="Times New Roman"/>
+        </w:rPr>
       </w:pPr>
       <w:r>
+        <w:rPr>
+          <w:rFonts w:ascii="Times New Roman" w:hAnsi="Times New Roman" w:cs="Times New Roman"/>
+        </w:rPr>
         <w:t>export FAISS_ADMIN_URL=http://127.0.0.1:9100</w:t>
       </w:r>
     </w:p>
@@ -1957,8 +6387,14 @@
       <w:pPr>
         <w:pStyle w:val="CodeBlock"/>
         <w:shd w:val="clear" w:color="auto" w:fill="F2F2F2"/>
+        <w:rPr>
+          <w:rFonts w:ascii="Times New Roman" w:hAnsi="Times New Roman" w:cs="Times New Roman"/>
+        </w:rPr>
       </w:pPr>
       <w:r>
+        <w:rPr>
+          <w:rFonts w:ascii="Times New Roman" w:hAnsi="Times New Roman" w:cs="Times New Roman"/>
+        </w:rPr>
         <w:t>export AGG_ADMIN_URL=http://127.0.0.1:9200   # start AGG with ADMIN_HTTP_LISTEN=127.0.0.1:9200</w:t>
       </w:r>
     </w:p>
@@ -1966,35 +6402,70 @@
       <w:pPr>
         <w:pStyle w:val="CodeBlock"/>
         <w:shd w:val="clear" w:color="auto" w:fill="F2F2F2"/>
+        <w:rPr>
+          <w:rFonts w:ascii="Times New Roman" w:hAnsi="Times New Roman" w:cs="Times New Roman"/>
+        </w:rPr>
       </w:pPr>
     </w:p>
     <w:p>
       <w:pPr>
         <w:pStyle w:val="CodeBlock"/>
         <w:shd w:val="clear" w:color="auto" w:fill="F2F2F2"/>
+        <w:rPr>
+          <w:rFonts w:ascii="Times New Roman" w:hAnsi="Times New Roman" w:cs="Times New Roman"/>
+        </w:rPr>
       </w:pPr>
     </w:p>
     <w:p>
       <w:pPr>
         <w:pStyle w:val="CodeBlock"/>
         <w:shd w:val="clear" w:color="auto" w:fill="F2F2F2"/>
+        <w:rPr>
+          <w:rFonts w:ascii="Times New Roman" w:hAnsi="Times New Roman" w:cs="Times New Roman"/>
+        </w:rPr>
       </w:pPr>
       <w:r>
-        <w:t>PYTHONNOUSERSITE=1 python3 -m pytest -q -s test_faiss_unit.py</w:t>
+        <w:rPr>
+          <w:rFonts w:ascii="Times New Roman" w:hAnsi="Times New Roman" w:cs="Times New Roman"/>
+        </w:rPr>
+        <w:t xml:space="preserve">PYTHONNOUSERSITE=1 python3 -m </w:t>
+      </w:r>
+      <w:proofErr w:type="spellStart"/>
+      <w:r>
+        <w:rPr>
+          <w:rFonts w:ascii="Times New Roman" w:hAnsi="Times New Roman" w:cs="Times New Roman"/>
+        </w:rPr>
+        <w:t>pytest</w:t>
+      </w:r>
+      <w:proofErr w:type="spellEnd"/>
+      <w:r>
+        <w:rPr>
+          <w:rFonts w:ascii="Times New Roman" w:hAnsi="Times New Roman" w:cs="Times New Roman"/>
+        </w:rPr>
+        <w:t xml:space="preserve"> -q -s test_faiss_unit.py</w:t>
       </w:r>
     </w:p>
     <w:p>
       <w:pPr>
         <w:pStyle w:val="CodeBlock"/>
         <w:shd w:val="clear" w:color="auto" w:fill="F2F2F2"/>
+        <w:rPr>
+          <w:rFonts w:ascii="Times New Roman" w:hAnsi="Times New Roman" w:cs="Times New Roman"/>
+        </w:rPr>
       </w:pPr>
     </w:p>
     <w:p>
       <w:pPr>
         <w:pStyle w:val="CodeBlock"/>
         <w:shd w:val="clear" w:color="auto" w:fill="F2F2F2"/>
+        <w:rPr>
+          <w:rFonts w:ascii="Times New Roman" w:hAnsi="Times New Roman" w:cs="Times New Roman"/>
+        </w:rPr>
       </w:pPr>
       <w:r>
+        <w:rPr>
+          <w:rFonts w:ascii="Times New Roman" w:hAnsi="Times New Roman" w:cs="Times New Roman"/>
+        </w:rPr>
         <w:t>export RUN_FAISS_CLIP_TEST=1</w:t>
       </w:r>
     </w:p>
@@ -2002,8 +6473,14 @@
       <w:pPr>
         <w:pStyle w:val="CodeBlock"/>
         <w:shd w:val="clear" w:color="auto" w:fill="F2F2F2"/>
+        <w:rPr>
+          <w:rFonts w:ascii="Times New Roman" w:hAnsi="Times New Roman" w:cs="Times New Roman"/>
+        </w:rPr>
       </w:pPr>
       <w:r>
+        <w:rPr>
+          <w:rFonts w:ascii="Times New Roman" w:hAnsi="Times New Roman" w:cs="Times New Roman"/>
+        </w:rPr>
         <w:t>export FAISS_TEST_CLIP=BLINK_TRY.mp4</w:t>
       </w:r>
     </w:p>
@@ -2011,8 +6488,14 @@
       <w:pPr>
         <w:pStyle w:val="CodeBlock"/>
         <w:shd w:val="clear" w:color="auto" w:fill="F2F2F2"/>
+        <w:rPr>
+          <w:rFonts w:ascii="Times New Roman" w:hAnsi="Times New Roman" w:cs="Times New Roman"/>
+        </w:rPr>
       </w:pPr>
       <w:r>
+        <w:rPr>
+          <w:rFonts w:ascii="Times New Roman" w:hAnsi="Times New Roman" w:cs="Times New Roman"/>
+        </w:rPr>
         <w:t>export FAISS_ADDR=127.0.0.1:50051</w:t>
       </w:r>
     </w:p>
@@ -2020,27 +6503,70 @@
       <w:pPr>
         <w:pStyle w:val="CodeBlock"/>
         <w:shd w:val="clear" w:color="auto" w:fill="F2F2F2"/>
+        <w:rPr>
+          <w:rFonts w:ascii="Times New Roman" w:hAnsi="Times New Roman" w:cs="Times New Roman"/>
+        </w:rPr>
       </w:pPr>
       <w:r>
-        <w:t>export TEST_TOKEN=devtoken</w:t>
-      </w:r>
+        <w:rPr>
+          <w:rFonts w:ascii="Times New Roman" w:hAnsi="Times New Roman" w:cs="Times New Roman"/>
+        </w:rPr>
+        <w:t>export TEST_TOKEN=</w:t>
+      </w:r>
+      <w:proofErr w:type="spellStart"/>
+      <w:r>
+        <w:rPr>
+          <w:rFonts w:ascii="Times New Roman" w:hAnsi="Times New Roman" w:cs="Times New Roman"/>
+        </w:rPr>
+        <w:t>devtoken</w:t>
+      </w:r>
+      <w:proofErr w:type="spellEnd"/>
     </w:p>
     <w:p>
       <w:pPr>
         <w:pStyle w:val="CodeBlock"/>
         <w:shd w:val="clear" w:color="auto" w:fill="F2F2F2"/>
+        <w:rPr>
+          <w:rFonts w:ascii="Times New Roman" w:hAnsi="Times New Roman" w:cs="Times New Roman"/>
+        </w:rPr>
       </w:pPr>
     </w:p>
     <w:p>
       <w:pPr>
         <w:pStyle w:val="CodeBlock"/>
         <w:shd w:val="clear" w:color="auto" w:fill="F2F2F2"/>
+        <w:rPr>
+          <w:rFonts w:ascii="Times New Roman" w:hAnsi="Times New Roman" w:cs="Times New Roman"/>
+        </w:rPr>
       </w:pPr>
       <w:r>
-        <w:t>PYTHONNOUSERSITE=1 python -m pytest -q -s test_faiss_clip_embedding.py</w:t>
+        <w:rPr>
+          <w:rFonts w:ascii="Times New Roman" w:hAnsi="Times New Roman" w:cs="Times New Roman"/>
+        </w:rPr>
+        <w:t xml:space="preserve">PYTHONNOUSERSITE=1 python -m </w:t>
+      </w:r>
+      <w:proofErr w:type="spellStart"/>
+      <w:r>
+        <w:rPr>
+          <w:rFonts w:ascii="Times New Roman" w:hAnsi="Times New Roman" w:cs="Times New Roman"/>
+        </w:rPr>
+        <w:t>pytest</w:t>
+      </w:r>
+      <w:proofErr w:type="spellEnd"/>
+      <w:r>
+        <w:rPr>
+          <w:rFonts w:ascii="Times New Roman" w:hAnsi="Times New Roman" w:cs="Times New Roman"/>
+        </w:rPr>
+        <w:t xml:space="preserve"> -q -s test_faiss_clip_embedding.py</w:t>
       </w:r>
     </w:p>
-    <w:p/>
+    <w:p>
+      <w:pPr>
+        <w:rPr>
+          <w:rFonts w:ascii="Times New Roman" w:hAnsi="Times New Roman" w:cs="Times New Roman"/>
+        </w:rPr>
+      </w:pPr>
+    </w:p>
     <w:sectPr>
       <w:pgSz w:w="12240" w:h="15840"/>
       <w:pgMar w:top="1440" w:right="1800" w:bottom="1440" w:left="1800" w:header="720" w:footer="720" w:gutter="0"/>
@@ -2224,6 +6750,95 @@
       </w:rPr>
     </w:lvl>
   </w:abstractNum>
+  <w:abstractNum w:abstractNumId="9" w15:restartNumberingAfterBreak="0">
+    <w:nsid w:val="725C0F81"/>
+    <w:multiLevelType w:val="hybridMultilevel"/>
+    <w:tmpl w:val="7584BC3E"/>
+    <w:lvl w:ilvl="0" w:tplc="0F98921A">
+      <w:start w:val="1"/>
+      <w:numFmt w:val="upperLetter"/>
+      <w:lvlText w:val="%1)"/>
+      <w:lvlJc w:val="left"/>
+      <w:pPr>
+        <w:ind w:left="720" w:hanging="360"/>
+      </w:pPr>
+      <w:rPr>
+        <w:rFonts w:hint="default"/>
+      </w:rPr>
+    </w:lvl>
+    <w:lvl w:ilvl="1" w:tplc="40090019" w:tentative="1">
+      <w:start w:val="1"/>
+      <w:numFmt w:val="lowerLetter"/>
+      <w:lvlText w:val="%2."/>
+      <w:lvlJc w:val="left"/>
+      <w:pPr>
+        <w:ind w:left="1440" w:hanging="360"/>
+      </w:pPr>
+    </w:lvl>
+    <w:lvl w:ilvl="2" w:tplc="4009001B" w:tentative="1">
+      <w:start w:val="1"/>
+      <w:numFmt w:val="lowerRoman"/>
+      <w:lvlText w:val="%3."/>
+      <w:lvlJc w:val="right"/>
+      <w:pPr>
+        <w:ind w:left="2160" w:hanging="180"/>
+      </w:pPr>
+    </w:lvl>
+    <w:lvl w:ilvl="3" w:tplc="4009000F" w:tentative="1">
+      <w:start w:val="1"/>
+      <w:numFmt w:val="decimal"/>
+      <w:lvlText w:val="%4."/>
+      <w:lvlJc w:val="left"/>
+      <w:pPr>
+        <w:ind w:left="2880" w:hanging="360"/>
+      </w:pPr>
+    </w:lvl>
+    <w:lvl w:ilvl="4" w:tplc="40090019" w:tentative="1">
+      <w:start w:val="1"/>
+      <w:numFmt w:val="lowerLetter"/>
+      <w:lvlText w:val="%5."/>
+      <w:lvlJc w:val="left"/>
+      <w:pPr>
+        <w:ind w:left="3600" w:hanging="360"/>
+      </w:pPr>
+    </w:lvl>
+    <w:lvl w:ilvl="5" w:tplc="4009001B" w:tentative="1">
+      <w:start w:val="1"/>
+      <w:numFmt w:val="lowerRoman"/>
+      <w:lvlText w:val="%6."/>
+      <w:lvlJc w:val="right"/>
+      <w:pPr>
+        <w:ind w:left="4320" w:hanging="180"/>
+      </w:pPr>
+    </w:lvl>
+    <w:lvl w:ilvl="6" w:tplc="4009000F" w:tentative="1">
+      <w:start w:val="1"/>
+      <w:numFmt w:val="decimal"/>
+      <w:lvlText w:val="%7."/>
+      <w:lvlJc w:val="left"/>
+      <w:pPr>
+        <w:ind w:left="5040" w:hanging="360"/>
+      </w:pPr>
+    </w:lvl>
+    <w:lvl w:ilvl="7" w:tplc="40090019" w:tentative="1">
+      <w:start w:val="1"/>
+      <w:numFmt w:val="lowerLetter"/>
+      <w:lvlText w:val="%8."/>
+      <w:lvlJc w:val="left"/>
+      <w:pPr>
+        <w:ind w:left="5760" w:hanging="360"/>
+      </w:pPr>
+    </w:lvl>
+    <w:lvl w:ilvl="8" w:tplc="4009001B" w:tentative="1">
+      <w:start w:val="1"/>
+      <w:numFmt w:val="lowerRoman"/>
+      <w:lvlText w:val="%9."/>
+      <w:lvlJc w:val="right"/>
+      <w:pPr>
+        <w:ind w:left="6480" w:hanging="180"/>
+      </w:pPr>
+    </w:lvl>
+  </w:abstractNum>
   <w:num w:numId="1" w16cid:durableId="1416321443">
     <w:abstractNumId w:val="8"/>
   </w:num>
@@ -2250,6 +6865,9 @@
   </w:num>
   <w:num w:numId="9" w16cid:durableId="1729911548">
     <w:abstractNumId w:val="0"/>
+  </w:num>
+  <w:num w:numId="10" w16cid:durableId="176501776">
+    <w:abstractNumId w:val="9"/>
   </w:num>
 </w:numbering>
 </file>
